--- a/Dokumen/Proposal Tugas Akhir Skripsi.docx
+++ b/Dokumen/Proposal Tugas Akhir Skripsi.docx
@@ -496,7 +496,7 @@
           <w:lang w:val="en-US"/>
         </w:rPr>
       </w:pPr>
-      <w:bookmarkStart w:id="0" w:name="_Toc202351580"/>
+      <w:bookmarkStart w:id="0" w:name="_Toc206025092"/>
       <w:r>
         <w:rPr>
           <w:lang w:val="en-US"/>
@@ -1043,7 +1043,7 @@
           <w:lang w:val="en-US"/>
         </w:rPr>
       </w:pPr>
-      <w:bookmarkStart w:id="1" w:name="_Toc202351581"/>
+      <w:bookmarkStart w:id="1" w:name="_Toc206025093"/>
       <w:r>
         <w:rPr>
           <w:lang w:val="en-US"/>
@@ -1572,7 +1572,7 @@
           <w:lang w:val="en-US"/>
         </w:rPr>
       </w:pPr>
-      <w:bookmarkStart w:id="2" w:name="_Toc202351582"/>
+      <w:bookmarkStart w:id="2" w:name="_Toc206025094"/>
       <w:r>
         <w:rPr>
           <w:lang w:val="en-US"/>
@@ -2023,7 +2023,7 @@
           <w:lang w:val="en-US"/>
         </w:rPr>
       </w:pPr>
-      <w:bookmarkStart w:id="3" w:name="_Toc202351583"/>
+      <w:bookmarkStart w:id="3" w:name="_Toc206025095"/>
       <w:r>
         <w:rPr>
           <w:lang w:val="en-US"/>
@@ -2063,7 +2063,7 @@
         </w:rPr>
         <w:fldChar w:fldCharType="separate"/>
       </w:r>
-      <w:hyperlink w:anchor="_Toc202351580" w:history="1">
+      <w:hyperlink w:anchor="_Toc206025092" w:history="1">
         <w:r>
           <w:rPr>
             <w:rStyle w:val="Hyperlink"/>
@@ -2091,7 +2091,7 @@
             <w:noProof/>
             <w:webHidden/>
           </w:rPr>
-          <w:instrText xml:space="preserve"> PAGEREF _Toc202351580 \h </w:instrText>
+          <w:instrText xml:space="preserve"> PAGEREF _Toc206025092 \h </w:instrText>
         </w:r>
         <w:r>
           <w:rPr>
@@ -2134,7 +2134,7 @@
           <w:lang w:eastAsia="en-ID"/>
         </w:rPr>
       </w:pPr>
-      <w:hyperlink w:anchor="_Toc202351581" w:history="1">
+      <w:hyperlink w:anchor="_Toc206025093" w:history="1">
         <w:r>
           <w:rPr>
             <w:rStyle w:val="Hyperlink"/>
@@ -2162,7 +2162,7 @@
             <w:noProof/>
             <w:webHidden/>
           </w:rPr>
-          <w:instrText xml:space="preserve"> PAGEREF _Toc202351581 \h </w:instrText>
+          <w:instrText xml:space="preserve"> PAGEREF _Toc206025093 \h </w:instrText>
         </w:r>
         <w:r>
           <w:rPr>
@@ -2205,7 +2205,7 @@
           <w:lang w:eastAsia="en-ID"/>
         </w:rPr>
       </w:pPr>
-      <w:hyperlink w:anchor="_Toc202351582" w:history="1">
+      <w:hyperlink w:anchor="_Toc206025094" w:history="1">
         <w:r>
           <w:rPr>
             <w:rStyle w:val="Hyperlink"/>
@@ -2233,7 +2233,7 @@
             <w:noProof/>
             <w:webHidden/>
           </w:rPr>
-          <w:instrText xml:space="preserve"> PAGEREF _Toc202351582 \h </w:instrText>
+          <w:instrText xml:space="preserve"> PAGEREF _Toc206025094 \h </w:instrText>
         </w:r>
         <w:r>
           <w:rPr>
@@ -2276,7 +2276,7 @@
           <w:lang w:eastAsia="en-ID"/>
         </w:rPr>
       </w:pPr>
-      <w:hyperlink w:anchor="_Toc202351583" w:history="1">
+      <w:hyperlink w:anchor="_Toc206025095" w:history="1">
         <w:r>
           <w:rPr>
             <w:rStyle w:val="Hyperlink"/>
@@ -2304,7 +2304,7 @@
             <w:noProof/>
             <w:webHidden/>
           </w:rPr>
-          <w:instrText xml:space="preserve"> PAGEREF _Toc202351583 \h </w:instrText>
+          <w:instrText xml:space="preserve"> PAGEREF _Toc206025095 \h </w:instrText>
         </w:r>
         <w:r>
           <w:rPr>
@@ -2347,7 +2347,7 @@
           <w:lang w:eastAsia="en-ID"/>
         </w:rPr>
       </w:pPr>
-      <w:hyperlink w:anchor="_Toc202351584" w:history="1">
+      <w:hyperlink w:anchor="_Toc206025096" w:history="1">
         <w:r>
           <w:rPr>
             <w:rStyle w:val="Hyperlink"/>
@@ -2375,7 +2375,7 @@
             <w:noProof/>
             <w:webHidden/>
           </w:rPr>
-          <w:instrText xml:space="preserve"> PAGEREF _Toc202351584 \h </w:instrText>
+          <w:instrText xml:space="preserve"> PAGEREF _Toc206025096 \h </w:instrText>
         </w:r>
         <w:r>
           <w:rPr>
@@ -2418,7 +2418,7 @@
           <w:lang w:eastAsia="en-ID"/>
         </w:rPr>
       </w:pPr>
-      <w:hyperlink w:anchor="_Toc202351585" w:history="1">
+      <w:hyperlink w:anchor="_Toc206025097" w:history="1">
         <w:r>
           <w:rPr>
             <w:rStyle w:val="Hyperlink"/>
@@ -2445,7 +2445,7 @@
             <w:noProof/>
             <w:webHidden/>
           </w:rPr>
-          <w:instrText xml:space="preserve"> PAGEREF _Toc202351585 \h </w:instrText>
+          <w:instrText xml:space="preserve"> PAGEREF _Toc206025097 \h </w:instrText>
         </w:r>
         <w:r>
           <w:rPr>
@@ -2488,7 +2488,7 @@
           <w:lang w:eastAsia="en-ID"/>
         </w:rPr>
       </w:pPr>
-      <w:hyperlink w:anchor="_Toc202351586" w:history="1">
+      <w:hyperlink w:anchor="_Toc206025098" w:history="1">
         <w:r>
           <w:rPr>
             <w:rStyle w:val="Hyperlink"/>
@@ -2517,7 +2517,7 @@
             <w:noProof/>
             <w:webHidden/>
           </w:rPr>
-          <w:instrText xml:space="preserve"> PAGEREF _Toc202351586 \h </w:instrText>
+          <w:instrText xml:space="preserve"> PAGEREF _Toc206025098 \h </w:instrText>
         </w:r>
         <w:r>
           <w:rPr>
@@ -2561,7 +2561,7 @@
           <w:lang w:eastAsia="en-ID"/>
         </w:rPr>
       </w:pPr>
-      <w:hyperlink w:anchor="_Toc202351587" w:history="1">
+      <w:hyperlink w:anchor="_Toc206025099" w:history="1">
         <w:r>
           <w:rPr>
             <w:rStyle w:val="Hyperlink"/>
@@ -2605,7 +2605,7 @@
             <w:noProof/>
             <w:webHidden/>
           </w:rPr>
-          <w:instrText xml:space="preserve"> PAGEREF _Toc202351587 \h </w:instrText>
+          <w:instrText xml:space="preserve"> PAGEREF _Toc206025099 \h </w:instrText>
         </w:r>
         <w:r>
           <w:rPr>
@@ -2649,7 +2649,7 @@
           <w:lang w:eastAsia="en-ID"/>
         </w:rPr>
       </w:pPr>
-      <w:hyperlink w:anchor="_Toc202351588" w:history="1">
+      <w:hyperlink w:anchor="_Toc206025100" w:history="1">
         <w:r>
           <w:rPr>
             <w:rStyle w:val="Hyperlink"/>
@@ -2691,7 +2691,7 @@
             <w:noProof/>
             <w:webHidden/>
           </w:rPr>
-          <w:instrText xml:space="preserve"> PAGEREF _Toc202351588 \h </w:instrText>
+          <w:instrText xml:space="preserve"> PAGEREF _Toc206025100 \h </w:instrText>
         </w:r>
         <w:r>
           <w:rPr>
@@ -2735,7 +2735,7 @@
           <w:lang w:eastAsia="en-ID"/>
         </w:rPr>
       </w:pPr>
-      <w:hyperlink w:anchor="_Toc202351589" w:history="1">
+      <w:hyperlink w:anchor="_Toc206025101" w:history="1">
         <w:r>
           <w:rPr>
             <w:rStyle w:val="Hyperlink"/>
@@ -2779,7 +2779,7 @@
             <w:noProof/>
             <w:webHidden/>
           </w:rPr>
-          <w:instrText xml:space="preserve"> PAGEREF _Toc202351589 \h </w:instrText>
+          <w:instrText xml:space="preserve"> PAGEREF _Toc206025101 \h </w:instrText>
         </w:r>
         <w:r>
           <w:rPr>
@@ -2823,7 +2823,7 @@
           <w:lang w:eastAsia="en-ID"/>
         </w:rPr>
       </w:pPr>
-      <w:hyperlink w:anchor="_Toc202351590" w:history="1">
+      <w:hyperlink w:anchor="_Toc206025102" w:history="1">
         <w:r>
           <w:rPr>
             <w:rStyle w:val="Hyperlink"/>
@@ -2867,7 +2867,7 @@
             <w:noProof/>
             <w:webHidden/>
           </w:rPr>
-          <w:instrText xml:space="preserve"> PAGEREF _Toc202351590 \h </w:instrText>
+          <w:instrText xml:space="preserve"> PAGEREF _Toc206025102 \h </w:instrText>
         </w:r>
         <w:r>
           <w:rPr>
@@ -2911,7 +2911,7 @@
           <w:lang w:eastAsia="en-ID"/>
         </w:rPr>
       </w:pPr>
-      <w:hyperlink w:anchor="_Toc202351591" w:history="1">
+      <w:hyperlink w:anchor="_Toc206025103" w:history="1">
         <w:r>
           <w:rPr>
             <w:rStyle w:val="Hyperlink"/>
@@ -2955,7 +2955,7 @@
             <w:noProof/>
             <w:webHidden/>
           </w:rPr>
-          <w:instrText xml:space="preserve"> PAGEREF _Toc202351591 \h </w:instrText>
+          <w:instrText xml:space="preserve"> PAGEREF _Toc206025103 \h </w:instrText>
         </w:r>
         <w:r>
           <w:rPr>
@@ -2999,7 +2999,7 @@
           <w:lang w:eastAsia="en-ID"/>
         </w:rPr>
       </w:pPr>
-      <w:hyperlink w:anchor="_Toc202351592" w:history="1">
+      <w:hyperlink w:anchor="_Toc206025104" w:history="1">
         <w:r>
           <w:rPr>
             <w:rStyle w:val="Hyperlink"/>
@@ -3043,7 +3043,7 @@
             <w:noProof/>
             <w:webHidden/>
           </w:rPr>
-          <w:instrText xml:space="preserve"> PAGEREF _Toc202351592 \h </w:instrText>
+          <w:instrText xml:space="preserve"> PAGEREF _Toc206025104 \h </w:instrText>
         </w:r>
         <w:r>
           <w:rPr>
@@ -3086,7 +3086,7 @@
           <w:lang w:eastAsia="en-ID"/>
         </w:rPr>
       </w:pPr>
-      <w:hyperlink w:anchor="_Toc202351593" w:history="1">
+      <w:hyperlink w:anchor="_Toc206025105" w:history="1">
         <w:r>
           <w:rPr>
             <w:rStyle w:val="Hyperlink"/>
@@ -3114,7 +3114,7 @@
             <w:noProof/>
             <w:webHidden/>
           </w:rPr>
-          <w:instrText xml:space="preserve"> PAGEREF _Toc202351593 \h </w:instrText>
+          <w:instrText xml:space="preserve"> PAGEREF _Toc206025105 \h </w:instrText>
         </w:r>
         <w:r>
           <w:rPr>
@@ -3158,7 +3158,7 @@
           <w:lang w:eastAsia="en-ID"/>
         </w:rPr>
       </w:pPr>
-      <w:hyperlink w:anchor="_Toc202351594" w:history="1">
+      <w:hyperlink w:anchor="_Toc206025106" w:history="1">
         <w:r>
           <w:rPr>
             <w:rStyle w:val="Hyperlink"/>
@@ -3202,7 +3202,7 @@
             <w:noProof/>
             <w:webHidden/>
           </w:rPr>
-          <w:instrText xml:space="preserve"> PAGEREF _Toc202351594 \h </w:instrText>
+          <w:instrText xml:space="preserve"> PAGEREF _Toc206025106 \h </w:instrText>
         </w:r>
         <w:r>
           <w:rPr>
@@ -3246,7 +3246,7 @@
           <w:lang w:eastAsia="en-ID"/>
         </w:rPr>
       </w:pPr>
-      <w:hyperlink w:anchor="_Toc202351595" w:history="1">
+      <w:hyperlink w:anchor="_Toc206025107" w:history="1">
         <w:r>
           <w:rPr>
             <w:rStyle w:val="Hyperlink"/>
@@ -3290,7 +3290,7 @@
             <w:noProof/>
             <w:webHidden/>
           </w:rPr>
-          <w:instrText xml:space="preserve"> PAGEREF _Toc202351595 \h </w:instrText>
+          <w:instrText xml:space="preserve"> PAGEREF _Toc206025107 \h </w:instrText>
         </w:r>
         <w:r>
           <w:rPr>
@@ -3334,7 +3334,7 @@
           <w:lang w:eastAsia="en-ID"/>
         </w:rPr>
       </w:pPr>
-      <w:hyperlink w:anchor="_Toc202351596" w:history="1">
+      <w:hyperlink w:anchor="_Toc206025108" w:history="1">
         <w:r>
           <w:rPr>
             <w:rStyle w:val="Hyperlink"/>
@@ -3376,7 +3376,7 @@
             <w:noProof/>
             <w:webHidden/>
           </w:rPr>
-          <w:instrText xml:space="preserve"> PAGEREF _Toc202351596 \h </w:instrText>
+          <w:instrText xml:space="preserve"> PAGEREF _Toc206025108 \h </w:instrText>
         </w:r>
         <w:r>
           <w:rPr>
@@ -3420,7 +3420,7 @@
           <w:lang w:eastAsia="en-ID"/>
         </w:rPr>
       </w:pPr>
-      <w:hyperlink w:anchor="_Toc202351597" w:history="1">
+      <w:hyperlink w:anchor="_Toc206025109" w:history="1">
         <w:r>
           <w:rPr>
             <w:rStyle w:val="Hyperlink"/>
@@ -3462,7 +3462,7 @@
             <w:noProof/>
             <w:webHidden/>
           </w:rPr>
-          <w:instrText xml:space="preserve"> PAGEREF _Toc202351597 \h </w:instrText>
+          <w:instrText xml:space="preserve"> PAGEREF _Toc206025109 \h </w:instrText>
         </w:r>
         <w:r>
           <w:rPr>
@@ -3506,7 +3506,7 @@
           <w:lang w:eastAsia="en-ID"/>
         </w:rPr>
       </w:pPr>
-      <w:hyperlink w:anchor="_Toc202351598" w:history="1">
+      <w:hyperlink w:anchor="_Toc206025110" w:history="1">
         <w:r>
           <w:rPr>
             <w:rStyle w:val="Hyperlink"/>
@@ -3548,7 +3548,7 @@
             <w:noProof/>
             <w:webHidden/>
           </w:rPr>
-          <w:instrText xml:space="preserve"> PAGEREF _Toc202351598 \h </w:instrText>
+          <w:instrText xml:space="preserve"> PAGEREF _Toc206025110 \h </w:instrText>
         </w:r>
         <w:r>
           <w:rPr>
@@ -3592,7 +3592,7 @@
           <w:lang w:eastAsia="en-ID"/>
         </w:rPr>
       </w:pPr>
-      <w:hyperlink w:anchor="_Toc202351599" w:history="1">
+      <w:hyperlink w:anchor="_Toc206025111" w:history="1">
         <w:r>
           <w:rPr>
             <w:rStyle w:val="Hyperlink"/>
@@ -3634,7 +3634,7 @@
             <w:noProof/>
             <w:webHidden/>
           </w:rPr>
-          <w:instrText xml:space="preserve"> PAGEREF _Toc202351599 \h </w:instrText>
+          <w:instrText xml:space="preserve"> PAGEREF _Toc206025111 \h </w:instrText>
         </w:r>
         <w:r>
           <w:rPr>
@@ -3678,7 +3678,7 @@
           <w:lang w:eastAsia="en-ID"/>
         </w:rPr>
       </w:pPr>
-      <w:hyperlink w:anchor="_Toc202351600" w:history="1">
+      <w:hyperlink w:anchor="_Toc206025112" w:history="1">
         <w:r>
           <w:rPr>
             <w:rStyle w:val="Hyperlink"/>
@@ -3720,7 +3720,7 @@
             <w:noProof/>
             <w:webHidden/>
           </w:rPr>
-          <w:instrText xml:space="preserve"> PAGEREF _Toc202351600 \h </w:instrText>
+          <w:instrText xml:space="preserve"> PAGEREF _Toc206025112 \h </w:instrText>
         </w:r>
         <w:r>
           <w:rPr>
@@ -3764,7 +3764,7 @@
           <w:lang w:eastAsia="en-ID"/>
         </w:rPr>
       </w:pPr>
-      <w:hyperlink w:anchor="_Toc202351601" w:history="1">
+      <w:hyperlink w:anchor="_Toc206025113" w:history="1">
         <w:r>
           <w:rPr>
             <w:rStyle w:val="Hyperlink"/>
@@ -3806,7 +3806,7 @@
             <w:noProof/>
             <w:webHidden/>
           </w:rPr>
-          <w:instrText xml:space="preserve"> PAGEREF _Toc202351601 \h </w:instrText>
+          <w:instrText xml:space="preserve"> PAGEREF _Toc206025113 \h </w:instrText>
         </w:r>
         <w:r>
           <w:rPr>
@@ -3826,7 +3826,7 @@
             <w:noProof/>
             <w:webHidden/>
           </w:rPr>
-          <w:t>35</w:t>
+          <w:t>37</w:t>
         </w:r>
         <w:r>
           <w:rPr>
@@ -3850,7 +3850,7 @@
           <w:lang w:eastAsia="en-ID"/>
         </w:rPr>
       </w:pPr>
-      <w:hyperlink w:anchor="_Toc202351602" w:history="1">
+      <w:hyperlink w:anchor="_Toc206025114" w:history="1">
         <w:r>
           <w:rPr>
             <w:rStyle w:val="Hyperlink"/>
@@ -3892,7 +3892,7 @@
             <w:noProof/>
             <w:webHidden/>
           </w:rPr>
-          <w:instrText xml:space="preserve"> PAGEREF _Toc202351602 \h </w:instrText>
+          <w:instrText xml:space="preserve"> PAGEREF _Toc206025114 \h </w:instrText>
         </w:r>
         <w:r>
           <w:rPr>
@@ -3912,7 +3912,7 @@
             <w:noProof/>
             <w:webHidden/>
           </w:rPr>
-          <w:t>36</w:t>
+          <w:t>38</w:t>
         </w:r>
         <w:r>
           <w:rPr>
@@ -3936,7 +3936,7 @@
           <w:lang w:eastAsia="en-ID"/>
         </w:rPr>
       </w:pPr>
-      <w:hyperlink w:anchor="_Toc202351603" w:history="1">
+      <w:hyperlink w:anchor="_Toc206025115" w:history="1">
         <w:r>
           <w:rPr>
             <w:rStyle w:val="Hyperlink"/>
@@ -3978,7 +3978,7 @@
             <w:noProof/>
             <w:webHidden/>
           </w:rPr>
-          <w:instrText xml:space="preserve"> PAGEREF _Toc202351603 \h </w:instrText>
+          <w:instrText xml:space="preserve"> PAGEREF _Toc206025115 \h </w:instrText>
         </w:r>
         <w:r>
           <w:rPr>
@@ -3998,7 +3998,7 @@
             <w:noProof/>
             <w:webHidden/>
           </w:rPr>
-          <w:t>40</w:t>
+          <w:t>42</w:t>
         </w:r>
         <w:r>
           <w:rPr>
@@ -4022,7 +4022,7 @@
           <w:lang w:eastAsia="en-ID"/>
         </w:rPr>
       </w:pPr>
-      <w:hyperlink w:anchor="_Toc202351604" w:history="1">
+      <w:hyperlink w:anchor="_Toc206025116" w:history="1">
         <w:r>
           <w:rPr>
             <w:rStyle w:val="Hyperlink"/>
@@ -4064,7 +4064,7 @@
             <w:noProof/>
             <w:webHidden/>
           </w:rPr>
-          <w:instrText xml:space="preserve"> PAGEREF _Toc202351604 \h </w:instrText>
+          <w:instrText xml:space="preserve"> PAGEREF _Toc206025116 \h </w:instrText>
         </w:r>
         <w:r>
           <w:rPr>
@@ -4084,7 +4084,7 @@
             <w:noProof/>
             <w:webHidden/>
           </w:rPr>
-          <w:t>44</w:t>
+          <w:t>46</w:t>
         </w:r>
         <w:r>
           <w:rPr>
@@ -4108,7 +4108,7 @@
           <w:lang w:eastAsia="en-ID"/>
         </w:rPr>
       </w:pPr>
-      <w:hyperlink w:anchor="_Toc202351605" w:history="1">
+      <w:hyperlink w:anchor="_Toc206025117" w:history="1">
         <w:r>
           <w:rPr>
             <w:rStyle w:val="Hyperlink"/>
@@ -4150,7 +4150,7 @@
             <w:noProof/>
             <w:webHidden/>
           </w:rPr>
-          <w:instrText xml:space="preserve"> PAGEREF _Toc202351605 \h </w:instrText>
+          <w:instrText xml:space="preserve"> PAGEREF _Toc206025117 \h </w:instrText>
         </w:r>
         <w:r>
           <w:rPr>
@@ -4170,7 +4170,7 @@
             <w:noProof/>
             <w:webHidden/>
           </w:rPr>
-          <w:t>47</w:t>
+          <w:t>49</w:t>
         </w:r>
         <w:r>
           <w:rPr>
@@ -4194,7 +4194,7 @@
           <w:lang w:eastAsia="en-ID"/>
         </w:rPr>
       </w:pPr>
-      <w:hyperlink w:anchor="_Toc202351606" w:history="1">
+      <w:hyperlink w:anchor="_Toc206025118" w:history="1">
         <w:r>
           <w:rPr>
             <w:rStyle w:val="Hyperlink"/>
@@ -4236,7 +4236,7 @@
             <w:noProof/>
             <w:webHidden/>
           </w:rPr>
-          <w:instrText xml:space="preserve"> PAGEREF _Toc202351606 \h </w:instrText>
+          <w:instrText xml:space="preserve"> PAGEREF _Toc206025118 \h </w:instrText>
         </w:r>
         <w:r>
           <w:rPr>
@@ -4256,7 +4256,7 @@
             <w:noProof/>
             <w:webHidden/>
           </w:rPr>
-          <w:t>50</w:t>
+          <w:t>53</w:t>
         </w:r>
         <w:r>
           <w:rPr>
@@ -4280,7 +4280,7 @@
           <w:lang w:eastAsia="en-ID"/>
         </w:rPr>
       </w:pPr>
-      <w:hyperlink w:anchor="_Toc202351607" w:history="1">
+      <w:hyperlink w:anchor="_Toc206025119" w:history="1">
         <w:r>
           <w:rPr>
             <w:rStyle w:val="Hyperlink"/>
@@ -4322,7 +4322,7 @@
             <w:noProof/>
             <w:webHidden/>
           </w:rPr>
-          <w:instrText xml:space="preserve"> PAGEREF _Toc202351607 \h </w:instrText>
+          <w:instrText xml:space="preserve"> PAGEREF _Toc206025119 \h </w:instrText>
         </w:r>
         <w:r>
           <w:rPr>
@@ -4342,7 +4342,7 @@
             <w:noProof/>
             <w:webHidden/>
           </w:rPr>
-          <w:t>52</w:t>
+          <w:t>55</w:t>
         </w:r>
         <w:r>
           <w:rPr>
@@ -4366,7 +4366,7 @@
           <w:lang w:eastAsia="en-ID"/>
         </w:rPr>
       </w:pPr>
-      <w:hyperlink w:anchor="_Toc202351608" w:history="1">
+      <w:hyperlink w:anchor="_Toc206025120" w:history="1">
         <w:r>
           <w:rPr>
             <w:rStyle w:val="Hyperlink"/>
@@ -4408,7 +4408,7 @@
             <w:noProof/>
             <w:webHidden/>
           </w:rPr>
-          <w:instrText xml:space="preserve"> PAGEREF _Toc202351608 \h </w:instrText>
+          <w:instrText xml:space="preserve"> PAGEREF _Toc206025120 \h </w:instrText>
         </w:r>
         <w:r>
           <w:rPr>
@@ -4428,7 +4428,7 @@
             <w:noProof/>
             <w:webHidden/>
           </w:rPr>
-          <w:t>54</w:t>
+          <w:t>57</w:t>
         </w:r>
         <w:r>
           <w:rPr>
@@ -4452,7 +4452,7 @@
           <w:lang w:eastAsia="en-ID"/>
         </w:rPr>
       </w:pPr>
-      <w:hyperlink w:anchor="_Toc202351609" w:history="1">
+      <w:hyperlink w:anchor="_Toc206025121" w:history="1">
         <w:r>
           <w:rPr>
             <w:rStyle w:val="Hyperlink"/>
@@ -4494,7 +4494,7 @@
             <w:noProof/>
             <w:webHidden/>
           </w:rPr>
-          <w:instrText xml:space="preserve"> PAGEREF _Toc202351609 \h </w:instrText>
+          <w:instrText xml:space="preserve"> PAGEREF _Toc206025121 \h </w:instrText>
         </w:r>
         <w:r>
           <w:rPr>
@@ -4514,7 +4514,7 @@
             <w:noProof/>
             <w:webHidden/>
           </w:rPr>
-          <w:t>55</w:t>
+          <w:t>58</w:t>
         </w:r>
         <w:r>
           <w:rPr>
@@ -4538,7 +4538,7 @@
           <w:lang w:eastAsia="en-ID"/>
         </w:rPr>
       </w:pPr>
-      <w:hyperlink w:anchor="_Toc202351610" w:history="1">
+      <w:hyperlink w:anchor="_Toc206025122" w:history="1">
         <w:r>
           <w:rPr>
             <w:rStyle w:val="Hyperlink"/>
@@ -4580,7 +4580,7 @@
             <w:noProof/>
             <w:webHidden/>
           </w:rPr>
-          <w:instrText xml:space="preserve"> PAGEREF _Toc202351610 \h </w:instrText>
+          <w:instrText xml:space="preserve"> PAGEREF _Toc206025122 \h </w:instrText>
         </w:r>
         <w:r>
           <w:rPr>
@@ -4600,7 +4600,7 @@
             <w:noProof/>
             <w:webHidden/>
           </w:rPr>
-          <w:t>56</w:t>
+          <w:t>59</w:t>
         </w:r>
         <w:r>
           <w:rPr>
@@ -4624,7 +4624,7 @@
           <w:lang w:eastAsia="en-ID"/>
         </w:rPr>
       </w:pPr>
-      <w:hyperlink w:anchor="_Toc202351611" w:history="1">
+      <w:hyperlink w:anchor="_Toc206025123" w:history="1">
         <w:r>
           <w:rPr>
             <w:rStyle w:val="Hyperlink"/>
@@ -4666,7 +4666,7 @@
             <w:noProof/>
             <w:webHidden/>
           </w:rPr>
-          <w:instrText xml:space="preserve"> PAGEREF _Toc202351611 \h </w:instrText>
+          <w:instrText xml:space="preserve"> PAGEREF _Toc206025123 \h </w:instrText>
         </w:r>
         <w:r>
           <w:rPr>
@@ -4686,7 +4686,7 @@
             <w:noProof/>
             <w:webHidden/>
           </w:rPr>
-          <w:t>59</w:t>
+          <w:t>62</w:t>
         </w:r>
         <w:r>
           <w:rPr>
@@ -4710,7 +4710,7 @@
           <w:lang w:eastAsia="en-ID"/>
         </w:rPr>
       </w:pPr>
-      <w:hyperlink w:anchor="_Toc202351612" w:history="1">
+      <w:hyperlink w:anchor="_Toc206025124" w:history="1">
         <w:r>
           <w:rPr>
             <w:rStyle w:val="Hyperlink"/>
@@ -4752,7 +4752,7 @@
             <w:noProof/>
             <w:webHidden/>
           </w:rPr>
-          <w:instrText xml:space="preserve"> PAGEREF _Toc202351612 \h </w:instrText>
+          <w:instrText xml:space="preserve"> PAGEREF _Toc206025124 \h </w:instrText>
         </w:r>
         <w:r>
           <w:rPr>
@@ -4772,7 +4772,7 @@
             <w:noProof/>
             <w:webHidden/>
           </w:rPr>
-          <w:t>63</w:t>
+          <w:t>66</w:t>
         </w:r>
         <w:r>
           <w:rPr>
@@ -4795,7 +4795,7 @@
           <w:lang w:eastAsia="en-ID"/>
         </w:rPr>
       </w:pPr>
-      <w:hyperlink w:anchor="_Toc202351613" w:history="1">
+      <w:hyperlink w:anchor="_Toc206025125" w:history="1">
         <w:r>
           <w:rPr>
             <w:rStyle w:val="Hyperlink"/>
@@ -4822,7 +4822,7 @@
             <w:noProof/>
             <w:webHidden/>
           </w:rPr>
-          <w:instrText xml:space="preserve"> PAGEREF _Toc202351613 \h </w:instrText>
+          <w:instrText xml:space="preserve"> PAGEREF _Toc206025125 \h </w:instrText>
         </w:r>
         <w:r>
           <w:rPr>
@@ -4842,7 +4842,7 @@
             <w:noProof/>
             <w:webHidden/>
           </w:rPr>
-          <w:t>64</w:t>
+          <w:t>67</w:t>
         </w:r>
         <w:r>
           <w:rPr>
@@ -4866,7 +4866,7 @@
           <w:lang w:eastAsia="en-ID"/>
         </w:rPr>
       </w:pPr>
-      <w:hyperlink w:anchor="_Toc202351614" w:history="1">
+      <w:hyperlink w:anchor="_Toc206025126" w:history="1">
         <w:r>
           <w:rPr>
             <w:rStyle w:val="Hyperlink"/>
@@ -4908,7 +4908,7 @@
             <w:noProof/>
             <w:webHidden/>
           </w:rPr>
-          <w:instrText xml:space="preserve"> PAGEREF _Toc202351614 \h </w:instrText>
+          <w:instrText xml:space="preserve"> PAGEREF _Toc206025126 \h </w:instrText>
         </w:r>
         <w:r>
           <w:rPr>
@@ -4928,7 +4928,7 @@
             <w:noProof/>
             <w:webHidden/>
           </w:rPr>
-          <w:t>64</w:t>
+          <w:t>67</w:t>
         </w:r>
         <w:r>
           <w:rPr>
@@ -4952,7 +4952,7 @@
           <w:lang w:eastAsia="en-ID"/>
         </w:rPr>
       </w:pPr>
-      <w:hyperlink w:anchor="_Toc202351615" w:history="1">
+      <w:hyperlink w:anchor="_Toc206025127" w:history="1">
         <w:r>
           <w:rPr>
             <w:rStyle w:val="Hyperlink"/>
@@ -4994,7 +4994,7 @@
             <w:noProof/>
             <w:webHidden/>
           </w:rPr>
-          <w:instrText xml:space="preserve"> PAGEREF _Toc202351615 \h </w:instrText>
+          <w:instrText xml:space="preserve"> PAGEREF _Toc206025127 \h </w:instrText>
         </w:r>
         <w:r>
           <w:rPr>
@@ -5014,7 +5014,7 @@
             <w:noProof/>
             <w:webHidden/>
           </w:rPr>
-          <w:t>66</w:t>
+          <w:t>69</w:t>
         </w:r>
         <w:r>
           <w:rPr>
@@ -5038,7 +5038,7 @@
           <w:lang w:eastAsia="en-ID"/>
         </w:rPr>
       </w:pPr>
-      <w:hyperlink w:anchor="_Toc202351616" w:history="1">
+      <w:hyperlink w:anchor="_Toc206025128" w:history="1">
         <w:r>
           <w:rPr>
             <w:rStyle w:val="Hyperlink"/>
@@ -5080,7 +5080,7 @@
             <w:noProof/>
             <w:webHidden/>
           </w:rPr>
-          <w:instrText xml:space="preserve"> PAGEREF _Toc202351616 \h </w:instrText>
+          <w:instrText xml:space="preserve"> PAGEREF _Toc206025128 \h </w:instrText>
         </w:r>
         <w:r>
           <w:rPr>
@@ -5100,7 +5100,7 @@
             <w:noProof/>
             <w:webHidden/>
           </w:rPr>
-          <w:t>77</w:t>
+          <w:t>80</w:t>
         </w:r>
         <w:r>
           <w:rPr>
@@ -5124,7 +5124,7 @@
           <w:lang w:eastAsia="en-ID"/>
         </w:rPr>
       </w:pPr>
-      <w:hyperlink w:anchor="_Toc202351617" w:history="1">
+      <w:hyperlink w:anchor="_Toc206025129" w:history="1">
         <w:r>
           <w:rPr>
             <w:rStyle w:val="Hyperlink"/>
@@ -5166,7 +5166,7 @@
             <w:noProof/>
             <w:webHidden/>
           </w:rPr>
-          <w:instrText xml:space="preserve"> PAGEREF _Toc202351617 \h </w:instrText>
+          <w:instrText xml:space="preserve"> PAGEREF _Toc206025129 \h </w:instrText>
         </w:r>
         <w:r>
           <w:rPr>
@@ -5186,7 +5186,7 @@
             <w:noProof/>
             <w:webHidden/>
           </w:rPr>
-          <w:t>77</w:t>
+          <w:t>80</w:t>
         </w:r>
         <w:r>
           <w:rPr>
@@ -5210,7 +5210,7 @@
           <w:lang w:eastAsia="en-ID"/>
         </w:rPr>
       </w:pPr>
-      <w:hyperlink w:anchor="_Toc202351618" w:history="1">
+      <w:hyperlink w:anchor="_Toc206025130" w:history="1">
         <w:r>
           <w:rPr>
             <w:rStyle w:val="Hyperlink"/>
@@ -5252,7 +5252,7 @@
             <w:noProof/>
             <w:webHidden/>
           </w:rPr>
-          <w:instrText xml:space="preserve"> PAGEREF _Toc202351618 \h </w:instrText>
+          <w:instrText xml:space="preserve"> PAGEREF _Toc206025130 \h </w:instrText>
         </w:r>
         <w:r>
           <w:rPr>
@@ -5272,7 +5272,7 @@
             <w:noProof/>
             <w:webHidden/>
           </w:rPr>
-          <w:t>77</w:t>
+          <w:t>80</w:t>
         </w:r>
         <w:r>
           <w:rPr>
@@ -5296,7 +5296,7 @@
           <w:lang w:eastAsia="en-ID"/>
         </w:rPr>
       </w:pPr>
-      <w:hyperlink w:anchor="_Toc202351619" w:history="1">
+      <w:hyperlink w:anchor="_Toc206025131" w:history="1">
         <w:r>
           <w:rPr>
             <w:rStyle w:val="Hyperlink"/>
@@ -5340,7 +5340,7 @@
             <w:noProof/>
             <w:webHidden/>
           </w:rPr>
-          <w:instrText xml:space="preserve"> PAGEREF _Toc202351619 \h </w:instrText>
+          <w:instrText xml:space="preserve"> PAGEREF _Toc206025131 \h </w:instrText>
         </w:r>
         <w:r>
           <w:rPr>
@@ -5360,7 +5360,7 @@
             <w:noProof/>
             <w:webHidden/>
           </w:rPr>
-          <w:t>78</w:t>
+          <w:t>81</w:t>
         </w:r>
         <w:r>
           <w:rPr>
@@ -5384,7 +5384,7 @@
           <w:lang w:eastAsia="en-ID"/>
         </w:rPr>
       </w:pPr>
-      <w:hyperlink w:anchor="_Toc202351620" w:history="1">
+      <w:hyperlink w:anchor="_Toc206025132" w:history="1">
         <w:r>
           <w:rPr>
             <w:rStyle w:val="Hyperlink"/>
@@ -5426,7 +5426,7 @@
             <w:noProof/>
             <w:webHidden/>
           </w:rPr>
-          <w:instrText xml:space="preserve"> PAGEREF _Toc202351620 \h </w:instrText>
+          <w:instrText xml:space="preserve"> PAGEREF _Toc206025132 \h </w:instrText>
         </w:r>
         <w:r>
           <w:rPr>
@@ -5446,7 +5446,7 @@
             <w:noProof/>
             <w:webHidden/>
           </w:rPr>
-          <w:t>79</w:t>
+          <w:t>82</w:t>
         </w:r>
         <w:r>
           <w:rPr>
@@ -5470,7 +5470,7 @@
           <w:lang w:eastAsia="en-ID"/>
         </w:rPr>
       </w:pPr>
-      <w:hyperlink w:anchor="_Toc202351621" w:history="1">
+      <w:hyperlink w:anchor="_Toc206025133" w:history="1">
         <w:r>
           <w:rPr>
             <w:rStyle w:val="Hyperlink"/>
@@ -5512,7 +5512,7 @@
             <w:noProof/>
             <w:webHidden/>
           </w:rPr>
-          <w:instrText xml:space="preserve"> PAGEREF _Toc202351621 \h </w:instrText>
+          <w:instrText xml:space="preserve"> PAGEREF _Toc206025133 \h </w:instrText>
         </w:r>
         <w:r>
           <w:rPr>
@@ -5532,7 +5532,7 @@
             <w:noProof/>
             <w:webHidden/>
           </w:rPr>
-          <w:t>84</w:t>
+          <w:t>88</w:t>
         </w:r>
         <w:r>
           <w:rPr>
@@ -5556,7 +5556,7 @@
           <w:lang w:eastAsia="en-ID"/>
         </w:rPr>
       </w:pPr>
-      <w:hyperlink w:anchor="_Toc202351622" w:history="1">
+      <w:hyperlink w:anchor="_Toc206025134" w:history="1">
         <w:r>
           <w:rPr>
             <w:rStyle w:val="Hyperlink"/>
@@ -5598,7 +5598,7 @@
             <w:noProof/>
             <w:webHidden/>
           </w:rPr>
-          <w:instrText xml:space="preserve"> PAGEREF _Toc202351622 \h </w:instrText>
+          <w:instrText xml:space="preserve"> PAGEREF _Toc206025134 \h </w:instrText>
         </w:r>
         <w:r>
           <w:rPr>
@@ -5618,7 +5618,7 @@
             <w:noProof/>
             <w:webHidden/>
           </w:rPr>
-          <w:t>87</w:t>
+          <w:t>91</w:t>
         </w:r>
         <w:r>
           <w:rPr>
@@ -5641,7 +5641,7 @@
           <w:lang w:eastAsia="en-ID"/>
         </w:rPr>
       </w:pPr>
-      <w:hyperlink w:anchor="_Toc202351623" w:history="1">
+      <w:hyperlink w:anchor="_Toc206025135" w:history="1">
         <w:r>
           <w:rPr>
             <w:rStyle w:val="Hyperlink"/>
@@ -5668,7 +5668,7 @@
             <w:noProof/>
             <w:webHidden/>
           </w:rPr>
-          <w:instrText xml:space="preserve"> PAGEREF _Toc202351623 \h </w:instrText>
+          <w:instrText xml:space="preserve"> PAGEREF _Toc206025135 \h </w:instrText>
         </w:r>
         <w:r>
           <w:rPr>
@@ -5688,7 +5688,7 @@
             <w:noProof/>
             <w:webHidden/>
           </w:rPr>
-          <w:t>91</w:t>
+          <w:t>95</w:t>
         </w:r>
         <w:r>
           <w:rPr>
@@ -5736,7 +5736,7 @@
           <w:lang w:val="en-US"/>
         </w:rPr>
       </w:pPr>
-      <w:bookmarkStart w:id="4" w:name="_Toc202351584"/>
+      <w:bookmarkStart w:id="4" w:name="_Toc206025096"/>
       <w:r>
         <w:rPr>
           <w:lang w:val="en-US"/>
@@ -5745,13 +5745,6 @@
         <w:t>DAFTAR TABEL</w:t>
       </w:r>
       <w:bookmarkEnd w:id="4"/>
-    </w:p>
-    <w:p>
-      <w:pPr>
-        <w:rPr>
-          <w:lang w:val="en-US"/>
-        </w:rPr>
-      </w:pPr>
     </w:p>
     <w:p>
       <w:pPr>
@@ -5783,7 +5776,7 @@
         </w:rPr>
         <w:fldChar w:fldCharType="separate"/>
       </w:r>
-      <w:hyperlink w:anchor="_Toc202351624" w:history="1">
+      <w:hyperlink w:anchor="_Toc206025136" w:history="1">
         <w:r>
           <w:rPr>
             <w:rStyle w:val="Hyperlink"/>
@@ -5810,7 +5803,7 @@
             <w:noProof/>
             <w:webHidden/>
           </w:rPr>
-          <w:instrText xml:space="preserve"> PAGEREF _Toc202351624 \h </w:instrText>
+          <w:instrText xml:space="preserve"> PAGEREF _Toc206025136 \h </w:instrText>
         </w:r>
         <w:r>
           <w:rPr>
@@ -5830,7 +5823,7 @@
             <w:noProof/>
             <w:webHidden/>
           </w:rPr>
-          <w:t>80</w:t>
+          <w:t>83</w:t>
         </w:r>
         <w:r>
           <w:rPr>
@@ -5853,7 +5846,7 @@
           <w:lang w:eastAsia="en-ID"/>
         </w:rPr>
       </w:pPr>
-      <w:hyperlink w:anchor="_Toc202351625" w:history="1">
+      <w:hyperlink w:anchor="_Toc206025137" w:history="1">
         <w:r>
           <w:rPr>
             <w:rStyle w:val="Hyperlink"/>
@@ -5880,7 +5873,7 @@
             <w:noProof/>
             <w:webHidden/>
           </w:rPr>
-          <w:instrText xml:space="preserve"> PAGEREF _Toc202351625 \h </w:instrText>
+          <w:instrText xml:space="preserve"> PAGEREF _Toc206025137 \h </w:instrText>
         </w:r>
         <w:r>
           <w:rPr>
@@ -5900,7 +5893,7 @@
             <w:noProof/>
             <w:webHidden/>
           </w:rPr>
-          <w:t>82</w:t>
+          <w:t>85</w:t>
         </w:r>
         <w:r>
           <w:rPr>
@@ -5923,7 +5916,7 @@
           <w:lang w:eastAsia="en-ID"/>
         </w:rPr>
       </w:pPr>
-      <w:hyperlink w:anchor="_Toc202351626" w:history="1">
+      <w:hyperlink w:anchor="_Toc206025138" w:history="1">
         <w:r>
           <w:rPr>
             <w:rStyle w:val="Hyperlink"/>
@@ -5950,7 +5943,7 @@
             <w:noProof/>
             <w:webHidden/>
           </w:rPr>
-          <w:instrText xml:space="preserve"> PAGEREF _Toc202351626 \h </w:instrText>
+          <w:instrText xml:space="preserve"> PAGEREF _Toc206025138 \h </w:instrText>
         </w:r>
         <w:r>
           <w:rPr>
@@ -5970,7 +5963,7 @@
             <w:noProof/>
             <w:webHidden/>
           </w:rPr>
-          <w:t>83</w:t>
+          <w:t>87</w:t>
         </w:r>
         <w:r>
           <w:rPr>
@@ -5993,7 +5986,7 @@
           <w:lang w:eastAsia="en-ID"/>
         </w:rPr>
       </w:pPr>
-      <w:hyperlink w:anchor="_Toc202351627" w:history="1">
+      <w:hyperlink w:anchor="_Toc206025139" w:history="1">
         <w:r>
           <w:rPr>
             <w:rStyle w:val="Hyperlink"/>
@@ -6020,7 +6013,7 @@
             <w:noProof/>
             <w:webHidden/>
           </w:rPr>
-          <w:instrText xml:space="preserve"> PAGEREF _Toc202351627 \h </w:instrText>
+          <w:instrText xml:space="preserve"> PAGEREF _Toc206025139 \h </w:instrText>
         </w:r>
         <w:r>
           <w:rPr>
@@ -6040,7 +6033,7 @@
             <w:noProof/>
             <w:webHidden/>
           </w:rPr>
-          <w:t>88</w:t>
+          <w:t>91</w:t>
         </w:r>
         <w:r>
           <w:rPr>
@@ -6063,7 +6056,7 @@
           <w:lang w:eastAsia="en-ID"/>
         </w:rPr>
       </w:pPr>
-      <w:hyperlink w:anchor="_Toc202351628" w:history="1">
+      <w:hyperlink w:anchor="_Toc206025140" w:history="1">
         <w:r>
           <w:rPr>
             <w:rStyle w:val="Hyperlink"/>
@@ -6090,7 +6083,7 @@
             <w:noProof/>
             <w:webHidden/>
           </w:rPr>
-          <w:instrText xml:space="preserve"> PAGEREF _Toc202351628 \h </w:instrText>
+          <w:instrText xml:space="preserve"> PAGEREF _Toc206025140 \h </w:instrText>
         </w:r>
         <w:r>
           <w:rPr>
@@ -6110,7 +6103,7 @@
             <w:noProof/>
             <w:webHidden/>
           </w:rPr>
-          <w:t>89</w:t>
+          <w:t>93</w:t>
         </w:r>
         <w:r>
           <w:rPr>
@@ -6127,12 +6120,8 @@
           <w:lang w:val="en-US"/>
         </w:rPr>
         <w:sectPr>
-          <w:headerReference w:type="even" r:id="rId10"/>
-          <w:headerReference w:type="default" r:id="rId11"/>
-          <w:footerReference w:type="even" r:id="rId12"/>
-          <w:footerReference w:type="default" r:id="rId13"/>
-          <w:headerReference w:type="first" r:id="rId14"/>
-          <w:footerReference w:type="first" r:id="rId15"/>
+          <w:footerReference w:type="default" r:id="rId10"/>
+          <w:footerReference w:type="first" r:id="rId11"/>
           <w:pgSz w:w="11906" w:h="16838" w:code="9"/>
           <w:pgMar w:top="2268" w:right="1701" w:bottom="1701" w:left="2268" w:header="709" w:footer="709" w:gutter="0"/>
           <w:pgNumType w:fmt="lowerRoman"/>
@@ -6153,7 +6142,7 @@
         <w:pStyle w:val="Heading1"/>
         <w:spacing w:line="480" w:lineRule="auto"/>
       </w:pPr>
-      <w:bookmarkStart w:id="5" w:name="_Toc202351585"/>
+      <w:bookmarkStart w:id="5" w:name="_Toc206025097"/>
       <w:r>
         <w:lastRenderedPageBreak/>
         <w:t>DAFTAR GAMBAR</w:t>
@@ -6190,7 +6179,7 @@
         </w:rPr>
         <w:fldChar w:fldCharType="separate"/>
       </w:r>
-      <w:hyperlink w:anchor="_Toc202351629" w:history="1">
+      <w:hyperlink w:anchor="_Toc206025141" w:history="1">
         <w:r>
           <w:rPr>
             <w:rStyle w:val="Hyperlink"/>
@@ -6217,7 +6206,7 @@
             <w:noProof/>
             <w:webHidden/>
           </w:rPr>
-          <w:instrText xml:space="preserve"> PAGEREF _Toc202351629 \h </w:instrText>
+          <w:instrText xml:space="preserve"> PAGEREF _Toc206025141 \h </w:instrText>
         </w:r>
         <w:r>
           <w:rPr>
@@ -6260,7 +6249,7 @@
           <w:lang w:eastAsia="en-ID"/>
         </w:rPr>
       </w:pPr>
-      <w:hyperlink w:anchor="_Toc202351630" w:history="1">
+      <w:hyperlink w:anchor="_Toc206025142" w:history="1">
         <w:r>
           <w:rPr>
             <w:rStyle w:val="Hyperlink"/>
@@ -6287,7 +6276,7 @@
             <w:noProof/>
             <w:webHidden/>
           </w:rPr>
-          <w:instrText xml:space="preserve"> PAGEREF _Toc202351630 \h </w:instrText>
+          <w:instrText xml:space="preserve"> PAGEREF _Toc206025142 \h </w:instrText>
         </w:r>
         <w:r>
           <w:rPr>
@@ -6330,7 +6319,7 @@
           <w:lang w:eastAsia="en-ID"/>
         </w:rPr>
       </w:pPr>
-      <w:hyperlink w:anchor="_Toc202351631" w:history="1">
+      <w:hyperlink w:anchor="_Toc206025143" w:history="1">
         <w:r>
           <w:rPr>
             <w:rStyle w:val="Hyperlink"/>
@@ -6357,7 +6346,7 @@
             <w:noProof/>
             <w:webHidden/>
           </w:rPr>
-          <w:instrText xml:space="preserve"> PAGEREF _Toc202351631 \h </w:instrText>
+          <w:instrText xml:space="preserve"> PAGEREF _Toc206025143 \h </w:instrText>
         </w:r>
         <w:r>
           <w:rPr>
@@ -6400,7 +6389,7 @@
           <w:lang w:eastAsia="en-ID"/>
         </w:rPr>
       </w:pPr>
-      <w:hyperlink w:anchor="_Toc202351632" w:history="1">
+      <w:hyperlink w:anchor="_Toc206025144" w:history="1">
         <w:r>
           <w:rPr>
             <w:rStyle w:val="Hyperlink"/>
@@ -6427,7 +6416,7 @@
             <w:noProof/>
             <w:webHidden/>
           </w:rPr>
-          <w:instrText xml:space="preserve"> PAGEREF _Toc202351632 \h </w:instrText>
+          <w:instrText xml:space="preserve"> PAGEREF _Toc206025144 \h </w:instrText>
         </w:r>
         <w:r>
           <w:rPr>
@@ -6470,7 +6459,7 @@
           <w:lang w:eastAsia="en-ID"/>
         </w:rPr>
       </w:pPr>
-      <w:hyperlink w:anchor="_Toc202351633" w:history="1">
+      <w:hyperlink w:anchor="_Toc206025145" w:history="1">
         <w:r>
           <w:rPr>
             <w:rStyle w:val="Hyperlink"/>
@@ -6497,7 +6486,7 @@
             <w:noProof/>
             <w:webHidden/>
           </w:rPr>
-          <w:instrText xml:space="preserve"> PAGEREF _Toc202351633 \h </w:instrText>
+          <w:instrText xml:space="preserve"> PAGEREF _Toc206025145 \h </w:instrText>
         </w:r>
         <w:r>
           <w:rPr>
@@ -6540,7 +6529,7 @@
           <w:lang w:eastAsia="en-ID"/>
         </w:rPr>
       </w:pPr>
-      <w:hyperlink w:anchor="_Toc202351634" w:history="1">
+      <w:hyperlink w:anchor="_Toc206025146" w:history="1">
         <w:r>
           <w:rPr>
             <w:rStyle w:val="Hyperlink"/>
@@ -6567,7 +6556,7 @@
             <w:noProof/>
             <w:webHidden/>
           </w:rPr>
-          <w:instrText xml:space="preserve"> PAGEREF _Toc202351634 \h </w:instrText>
+          <w:instrText xml:space="preserve"> PAGEREF _Toc206025146 \h </w:instrText>
         </w:r>
         <w:r>
           <w:rPr>
@@ -6587,7 +6576,7 @@
             <w:noProof/>
             <w:webHidden/>
           </w:rPr>
-          <w:t>37</w:t>
+          <w:t>39</w:t>
         </w:r>
         <w:r>
           <w:rPr>
@@ -6610,7 +6599,7 @@
           <w:lang w:eastAsia="en-ID"/>
         </w:rPr>
       </w:pPr>
-      <w:hyperlink w:anchor="_Toc202351635" w:history="1">
+      <w:hyperlink w:anchor="_Toc206025147" w:history="1">
         <w:r>
           <w:rPr>
             <w:rStyle w:val="Hyperlink"/>
@@ -6637,7 +6626,7 @@
             <w:noProof/>
             <w:webHidden/>
           </w:rPr>
-          <w:instrText xml:space="preserve"> PAGEREF _Toc202351635 \h </w:instrText>
+          <w:instrText xml:space="preserve"> PAGEREF _Toc206025147 \h </w:instrText>
         </w:r>
         <w:r>
           <w:rPr>
@@ -6657,7 +6646,7 @@
             <w:noProof/>
             <w:webHidden/>
           </w:rPr>
-          <w:t>38</w:t>
+          <w:t>39</w:t>
         </w:r>
         <w:r>
           <w:rPr>
@@ -6680,7 +6669,7 @@
           <w:lang w:eastAsia="en-ID"/>
         </w:rPr>
       </w:pPr>
-      <w:hyperlink w:anchor="_Toc202351636" w:history="1">
+      <w:hyperlink w:anchor="_Toc206025148" w:history="1">
         <w:r>
           <w:rPr>
             <w:rStyle w:val="Hyperlink"/>
@@ -6707,7 +6696,7 @@
             <w:noProof/>
             <w:webHidden/>
           </w:rPr>
-          <w:instrText xml:space="preserve"> PAGEREF _Toc202351636 \h </w:instrText>
+          <w:instrText xml:space="preserve"> PAGEREF _Toc206025148 \h </w:instrText>
         </w:r>
         <w:r>
           <w:rPr>
@@ -6727,7 +6716,7 @@
             <w:noProof/>
             <w:webHidden/>
           </w:rPr>
-          <w:t>40</w:t>
+          <w:t>42</w:t>
         </w:r>
         <w:r>
           <w:rPr>
@@ -6750,13 +6739,13 @@
           <w:lang w:eastAsia="en-ID"/>
         </w:rPr>
       </w:pPr>
-      <w:hyperlink w:anchor="_Toc202351637" w:history="1">
+      <w:hyperlink w:anchor="_Toc206025149" w:history="1">
         <w:r>
           <w:rPr>
             <w:rStyle w:val="Hyperlink"/>
             <w:noProof/>
           </w:rPr>
-          <w:t>Gambar 9 Odometry Tiga Roda</w:t>
+          <w:t>Gambar 6. Konfigurasi Odometry Tiga Roda</w:t>
         </w:r>
         <w:r>
           <w:rPr>
@@ -6777,7 +6766,7 @@
             <w:noProof/>
             <w:webHidden/>
           </w:rPr>
-          <w:instrText xml:space="preserve"> PAGEREF _Toc202351637 \h </w:instrText>
+          <w:instrText xml:space="preserve"> PAGEREF _Toc206025149 \h </w:instrText>
         </w:r>
         <w:r>
           <w:rPr>
@@ -6797,7 +6786,7 @@
             <w:noProof/>
             <w:webHidden/>
           </w:rPr>
-          <w:t>40</w:t>
+          <w:t>42</w:t>
         </w:r>
         <w:r>
           <w:rPr>
@@ -6820,13 +6809,13 @@
           <w:lang w:eastAsia="en-ID"/>
         </w:rPr>
       </w:pPr>
-      <w:hyperlink w:anchor="_Toc202351638" w:history="1">
+      <w:hyperlink w:anchor="_Toc206025150" w:history="1">
         <w:r>
           <w:rPr>
             <w:rStyle w:val="Hyperlink"/>
             <w:noProof/>
           </w:rPr>
-          <w:t>Gambar 10 Software Unity 3D</w:t>
+          <w:t>Gambar 10. Software Unity 3D</w:t>
         </w:r>
         <w:r>
           <w:rPr>
@@ -6847,7 +6836,7 @@
             <w:noProof/>
             <w:webHidden/>
           </w:rPr>
-          <w:instrText xml:space="preserve"> PAGEREF _Toc202351638 \h </w:instrText>
+          <w:instrText xml:space="preserve"> PAGEREF _Toc206025150 \h </w:instrText>
         </w:r>
         <w:r>
           <w:rPr>
@@ -6867,7 +6856,7 @@
             <w:noProof/>
             <w:webHidden/>
           </w:rPr>
-          <w:t>44</w:t>
+          <w:t>46</w:t>
         </w:r>
         <w:r>
           <w:rPr>
@@ -6890,7 +6879,7 @@
           <w:lang w:eastAsia="en-ID"/>
         </w:rPr>
       </w:pPr>
-      <w:hyperlink w:anchor="_Toc202351639" w:history="1">
+      <w:hyperlink w:anchor="_Toc206025151" w:history="1">
         <w:r>
           <w:rPr>
             <w:rStyle w:val="Hyperlink"/>
@@ -6917,7 +6906,7 @@
             <w:noProof/>
             <w:webHidden/>
           </w:rPr>
-          <w:instrText xml:space="preserve"> PAGEREF _Toc202351639 \h </w:instrText>
+          <w:instrText xml:space="preserve"> PAGEREF _Toc206025151 \h </w:instrText>
         </w:r>
         <w:r>
           <w:rPr>
@@ -6937,7 +6926,7 @@
             <w:noProof/>
             <w:webHidden/>
           </w:rPr>
-          <w:t>48</w:t>
+          <w:t>51</w:t>
         </w:r>
         <w:r>
           <w:rPr>
@@ -6960,7 +6949,7 @@
           <w:lang w:eastAsia="en-ID"/>
         </w:rPr>
       </w:pPr>
-      <w:hyperlink w:anchor="_Toc202351640" w:history="1">
+      <w:hyperlink w:anchor="_Toc206025152" w:history="1">
         <w:r>
           <w:rPr>
             <w:rStyle w:val="Hyperlink"/>
@@ -6987,7 +6976,7 @@
             <w:noProof/>
             <w:webHidden/>
           </w:rPr>
-          <w:instrText xml:space="preserve"> PAGEREF _Toc202351640 \h </w:instrText>
+          <w:instrText xml:space="preserve"> PAGEREF _Toc206025152 \h </w:instrText>
         </w:r>
         <w:r>
           <w:rPr>
@@ -7007,7 +6996,7 @@
             <w:noProof/>
             <w:webHidden/>
           </w:rPr>
-          <w:t>49</w:t>
+          <w:t>51</w:t>
         </w:r>
         <w:r>
           <w:rPr>
@@ -7030,7 +7019,7 @@
           <w:lang w:eastAsia="en-ID"/>
         </w:rPr>
       </w:pPr>
-      <w:hyperlink w:anchor="_Toc202351641" w:history="1">
+      <w:hyperlink w:anchor="_Toc206025153" w:history="1">
         <w:r>
           <w:rPr>
             <w:rStyle w:val="Hyperlink"/>
@@ -7057,7 +7046,7 @@
             <w:noProof/>
             <w:webHidden/>
           </w:rPr>
-          <w:instrText xml:space="preserve"> PAGEREF _Toc202351641 \h </w:instrText>
+          <w:instrText xml:space="preserve"> PAGEREF _Toc206025153 \h </w:instrText>
         </w:r>
         <w:r>
           <w:rPr>
@@ -7077,7 +7066,7 @@
             <w:noProof/>
             <w:webHidden/>
           </w:rPr>
-          <w:t>50</w:t>
+          <w:t>53</w:t>
         </w:r>
         <w:r>
           <w:rPr>
@@ -7100,7 +7089,7 @@
           <w:lang w:eastAsia="en-ID"/>
         </w:rPr>
       </w:pPr>
-      <w:hyperlink w:anchor="_Toc202351642" w:history="1">
+      <w:hyperlink w:anchor="_Toc206025154" w:history="1">
         <w:r>
           <w:rPr>
             <w:rStyle w:val="Hyperlink"/>
@@ -7127,7 +7116,7 @@
             <w:noProof/>
             <w:webHidden/>
           </w:rPr>
-          <w:instrText xml:space="preserve"> PAGEREF _Toc202351642 \h </w:instrText>
+          <w:instrText xml:space="preserve"> PAGEREF _Toc206025154 \h </w:instrText>
         </w:r>
         <w:r>
           <w:rPr>
@@ -7147,7 +7136,7 @@
             <w:noProof/>
             <w:webHidden/>
           </w:rPr>
-          <w:t>51</w:t>
+          <w:t>53</w:t>
         </w:r>
         <w:r>
           <w:rPr>
@@ -7170,7 +7159,7 @@
           <w:lang w:eastAsia="en-ID"/>
         </w:rPr>
       </w:pPr>
-      <w:hyperlink w:anchor="_Toc202351643" w:history="1">
+      <w:hyperlink w:anchor="_Toc206025155" w:history="1">
         <w:r>
           <w:rPr>
             <w:rStyle w:val="Hyperlink"/>
@@ -7197,7 +7186,7 @@
             <w:noProof/>
             <w:webHidden/>
           </w:rPr>
-          <w:instrText xml:space="preserve"> PAGEREF _Toc202351643 \h </w:instrText>
+          <w:instrText xml:space="preserve"> PAGEREF _Toc206025155 \h </w:instrText>
         </w:r>
         <w:r>
           <w:rPr>
@@ -7217,7 +7206,7 @@
             <w:noProof/>
             <w:webHidden/>
           </w:rPr>
-          <w:t>52</w:t>
+          <w:t>54</w:t>
         </w:r>
         <w:r>
           <w:rPr>
@@ -7240,7 +7229,7 @@
           <w:lang w:eastAsia="en-ID"/>
         </w:rPr>
       </w:pPr>
-      <w:hyperlink w:anchor="_Toc202351644" w:history="1">
+      <w:hyperlink w:anchor="_Toc206025156" w:history="1">
         <w:r>
           <w:rPr>
             <w:rStyle w:val="Hyperlink"/>
@@ -7267,7 +7256,7 @@
             <w:noProof/>
             <w:webHidden/>
           </w:rPr>
-          <w:instrText xml:space="preserve"> PAGEREF _Toc202351644 \h </w:instrText>
+          <w:instrText xml:space="preserve"> PAGEREF _Toc206025156 \h </w:instrText>
         </w:r>
         <w:r>
           <w:rPr>
@@ -7287,7 +7276,7 @@
             <w:noProof/>
             <w:webHidden/>
           </w:rPr>
-          <w:t>53</w:t>
+          <w:t>55</w:t>
         </w:r>
         <w:r>
           <w:rPr>
@@ -7310,7 +7299,7 @@
           <w:lang w:eastAsia="en-ID"/>
         </w:rPr>
       </w:pPr>
-      <w:hyperlink w:anchor="_Toc202351645" w:history="1">
+      <w:hyperlink w:anchor="_Toc206025157" w:history="1">
         <w:r>
           <w:rPr>
             <w:rStyle w:val="Hyperlink"/>
@@ -7337,7 +7326,7 @@
             <w:noProof/>
             <w:webHidden/>
           </w:rPr>
-          <w:instrText xml:space="preserve"> PAGEREF _Toc202351645 \h </w:instrText>
+          <w:instrText xml:space="preserve"> PAGEREF _Toc206025157 \h </w:instrText>
         </w:r>
         <w:r>
           <w:rPr>
@@ -7357,7 +7346,7 @@
             <w:noProof/>
             <w:webHidden/>
           </w:rPr>
-          <w:t>53</w:t>
+          <w:t>56</w:t>
         </w:r>
         <w:r>
           <w:rPr>
@@ -7380,7 +7369,7 @@
           <w:lang w:eastAsia="en-ID"/>
         </w:rPr>
       </w:pPr>
-      <w:hyperlink w:anchor="_Toc202351646" w:history="1">
+      <w:hyperlink w:anchor="_Toc206025158" w:history="1">
         <w:r>
           <w:rPr>
             <w:rStyle w:val="Hyperlink"/>
@@ -7407,7 +7396,7 @@
             <w:noProof/>
             <w:webHidden/>
           </w:rPr>
-          <w:instrText xml:space="preserve"> PAGEREF _Toc202351646 \h </w:instrText>
+          <w:instrText xml:space="preserve"> PAGEREF _Toc206025158 \h </w:instrText>
         </w:r>
         <w:r>
           <w:rPr>
@@ -7427,7 +7416,7 @@
             <w:noProof/>
             <w:webHidden/>
           </w:rPr>
-          <w:t>54</w:t>
+          <w:t>57</w:t>
         </w:r>
         <w:r>
           <w:rPr>
@@ -7450,7 +7439,7 @@
           <w:lang w:eastAsia="en-ID"/>
         </w:rPr>
       </w:pPr>
-      <w:hyperlink w:anchor="_Toc202351647" w:history="1">
+      <w:hyperlink w:anchor="_Toc206025159" w:history="1">
         <w:r>
           <w:rPr>
             <w:rStyle w:val="Hyperlink"/>
@@ -7477,7 +7466,7 @@
             <w:noProof/>
             <w:webHidden/>
           </w:rPr>
-          <w:instrText xml:space="preserve"> PAGEREF _Toc202351647 \h </w:instrText>
+          <w:instrText xml:space="preserve"> PAGEREF _Toc206025159 \h </w:instrText>
         </w:r>
         <w:r>
           <w:rPr>
@@ -7497,7 +7486,7 @@
             <w:noProof/>
             <w:webHidden/>
           </w:rPr>
-          <w:t>55</w:t>
+          <w:t>58</w:t>
         </w:r>
         <w:r>
           <w:rPr>
@@ -7520,7 +7509,7 @@
           <w:lang w:eastAsia="en-ID"/>
         </w:rPr>
       </w:pPr>
-      <w:hyperlink w:anchor="_Toc202351648" w:history="1">
+      <w:hyperlink w:anchor="_Toc206025160" w:history="1">
         <w:r>
           <w:rPr>
             <w:rStyle w:val="Hyperlink"/>
@@ -7547,7 +7536,7 @@
             <w:noProof/>
             <w:webHidden/>
           </w:rPr>
-          <w:instrText xml:space="preserve"> PAGEREF _Toc202351648 \h </w:instrText>
+          <w:instrText xml:space="preserve"> PAGEREF _Toc206025160 \h </w:instrText>
         </w:r>
         <w:r>
           <w:rPr>
@@ -7567,7 +7556,7 @@
             <w:noProof/>
             <w:webHidden/>
           </w:rPr>
-          <w:t>62</w:t>
+          <w:t>65</w:t>
         </w:r>
         <w:r>
           <w:rPr>
@@ -7610,7 +7599,7 @@
           <w:lang w:val="en-US"/>
         </w:rPr>
       </w:pPr>
-      <w:bookmarkStart w:id="6" w:name="_Toc202351586"/>
+      <w:bookmarkStart w:id="6" w:name="_Toc206025098"/>
       <w:r>
         <w:rPr>
           <w:bCs/>
@@ -7649,7 +7638,7 @@
           <w:bCs/>
         </w:rPr>
       </w:pPr>
-      <w:bookmarkStart w:id="7" w:name="_Toc202351587"/>
+      <w:bookmarkStart w:id="7" w:name="_Toc206025099"/>
       <w:r>
         <w:rPr>
           <w:bCs/>
@@ -9205,7 +9194,7 @@
         <w:spacing w:line="480" w:lineRule="auto"/>
         <w:ind w:left="357" w:hanging="357"/>
       </w:pPr>
-      <w:bookmarkStart w:id="8" w:name="_Toc202351588"/>
+      <w:bookmarkStart w:id="8" w:name="_Toc206025100"/>
       <w:r>
         <w:t>Identifikasi Masalah</w:t>
       </w:r>
@@ -9435,7 +9424,7 @@
           <w:lang w:val="en-US"/>
         </w:rPr>
       </w:pPr>
-      <w:bookmarkStart w:id="9" w:name="_Toc202351589"/>
+      <w:bookmarkStart w:id="9" w:name="_Toc206025101"/>
       <w:r>
         <w:rPr>
           <w:lang w:val="en-US"/>
@@ -9566,7 +9555,7 @@
           <w:lang w:val="en-US"/>
         </w:rPr>
       </w:pPr>
-      <w:bookmarkStart w:id="10" w:name="_Toc202351590"/>
+      <w:bookmarkStart w:id="10" w:name="_Toc206025102"/>
       <w:r>
         <w:rPr>
           <w:lang w:val="en-US"/>
@@ -9607,7 +9596,25 @@
         <w:rPr>
           <w:lang w:val="en-US"/>
         </w:rPr>
-        <w:t>Bagaimana merancang dan mengembangkan</w:t>
+        <w:t xml:space="preserve">Bagaimana </w:t>
+      </w:r>
+      <w:r>
+        <w:rPr>
+          <w:lang w:val="en-US"/>
+        </w:rPr>
+        <w:t>perancangan</w:t>
+      </w:r>
+      <w:r>
+        <w:rPr>
+          <w:lang w:val="en-US"/>
+        </w:rPr>
+        <w:t xml:space="preserve"> dan </w:t>
+      </w:r>
+      <w:r>
+        <w:rPr>
+          <w:lang w:val="en-US"/>
+        </w:rPr>
+        <w:t>pengembangan</w:t>
       </w:r>
       <w:r>
         <w:rPr>
@@ -9661,7 +9668,7 @@
         <w:rPr>
           <w:lang w:val="en-US"/>
         </w:rPr>
-        <w:t xml:space="preserve"> Unity 3D untuk mata kuliah Praktik Robotika di Program Studi Pendidikan Teknik Mekatronika?</w:t>
+        <w:t xml:space="preserve"> Unity 3D untuk mata kuliah Praktik Robotika di Program Studi Pendidikan Teknik Mekatronika? </w:t>
       </w:r>
     </w:p>
     <w:p>
@@ -9680,7 +9687,7 @@
         <w:rPr>
           <w:lang w:val="en-US"/>
         </w:rPr>
-        <w:t xml:space="preserve">Bagaimana pengaruh penggunaan simulator berbasis Unity 3D untuk memvisualisasikan dan mensimulasikan kinematika dan navigasi AMR </w:t>
+        <w:t xml:space="preserve">Bagaimana unjuk kerja penggunaan simulator kinematika dan navigasi AMR </w:t>
       </w:r>
       <w:r>
         <w:rPr>
@@ -9694,7 +9701,7 @@
         <w:rPr>
           <w:lang w:val="en-US"/>
         </w:rPr>
-        <w:t>terhadap peningkatan pemahaman konsep dan keterampilan mahasiswa pada mata kuliah Praktik Robotika?</w:t>
+        <w:t>berbasis Unity 3D yang dikembangkan, ditinjau dari segi akurasi, kecepatan, dan stabilitas?</w:t>
       </w:r>
     </w:p>
     <w:p>
@@ -9713,7 +9720,19 @@
         <w:rPr>
           <w:lang w:val="en-US"/>
         </w:rPr>
-        <w:t xml:space="preserve">Bagaimana unjuk kerja penggunaan simulator kinematika dan navigasi AMR </w:t>
+        <w:t>Bagaimana tingkat kelayakan</w:t>
+      </w:r>
+      <w:r>
+        <w:rPr>
+          <w:lang w:val="en-US"/>
+        </w:rPr>
+        <w:t xml:space="preserve"> pengembangan</w:t>
+      </w:r>
+      <w:r>
+        <w:rPr>
+          <w:lang w:val="en-US"/>
+        </w:rPr>
+        <w:t xml:space="preserve"> media pembelajaran simulator kinematika dan navigasi AMR </w:t>
       </w:r>
       <w:r>
         <w:rPr>
@@ -9727,58 +9746,19 @@
         <w:rPr>
           <w:lang w:val="en-US"/>
         </w:rPr>
-        <w:t>berbasis Unity 3D yang dikembangkan, ditinjau dari segi akurasi, kecepatan, dan stabilitas?</w:t>
-      </w:r>
-    </w:p>
-    <w:p>
-      <w:pPr>
-        <w:pStyle w:val="ListParagraph"/>
-        <w:numPr>
-          <w:ilvl w:val="0"/>
-          <w:numId w:val="5"/>
-        </w:numPr>
-        <w:spacing w:line="480" w:lineRule="auto"/>
-        <w:rPr>
-          <w:lang w:val="en-US"/>
-        </w:rPr>
-      </w:pPr>
-      <w:r>
-        <w:rPr>
-          <w:lang w:val="en-US"/>
-        </w:rPr>
-        <w:t>Bagaimana tingkat kelayakan</w:t>
-      </w:r>
-      <w:r>
-        <w:rPr>
-          <w:lang w:val="en-US"/>
-        </w:rPr>
-        <w:t xml:space="preserve"> pengembangan</w:t>
-      </w:r>
-      <w:r>
-        <w:rPr>
-          <w:lang w:val="en-US"/>
-        </w:rPr>
-        <w:t xml:space="preserve"> media pembelajaran simulator kinematika dan navigasi AMR </w:t>
-      </w:r>
-      <w:r>
-        <w:rPr>
-          <w:i/>
-          <w:iCs/>
-          <w:lang w:val="en-US"/>
-        </w:rPr>
-        <w:t xml:space="preserve">swerve drive </w:t>
-      </w:r>
-      <w:r>
-        <w:rPr>
-          <w:lang w:val="en-US"/>
-        </w:rPr>
         <w:t xml:space="preserve">berbasis Unity 3D </w:t>
       </w:r>
       <w:r>
         <w:rPr>
           <w:lang w:val="en-US"/>
         </w:rPr>
-        <w:t>dalam mata kuliah Praktik Robotika.</w:t>
+        <w:t>dalam mata kuliah Praktik Robotika</w:t>
+      </w:r>
+      <w:r>
+        <w:rPr>
+          <w:lang w:val="en-US"/>
+        </w:rPr>
+        <w:t>?</w:t>
       </w:r>
     </w:p>
     <w:p>
@@ -9794,7 +9774,7 @@
           <w:lang w:val="en-US"/>
         </w:rPr>
       </w:pPr>
-      <w:bookmarkStart w:id="11" w:name="_Toc202351591"/>
+      <w:bookmarkStart w:id="11" w:name="_Toc206025103"/>
       <w:r>
         <w:rPr>
           <w:lang w:val="en-US"/>
@@ -9834,7 +9814,6 @@
         <w:rPr>
           <w:lang w:val="en-US"/>
         </w:rPr>
-        <w:lastRenderedPageBreak/>
         <w:t>Merancang</w:t>
       </w:r>
       <w:r>
@@ -9898,50 +9877,23 @@
         <w:rPr>
           <w:lang w:val="en-US"/>
         </w:rPr>
-        <w:t>Menganalisis</w:t>
-      </w:r>
-      <w:r>
-        <w:rPr>
-          <w:lang w:val="en-US"/>
-        </w:rPr>
-        <w:t xml:space="preserve"> pengaruh penggunaan </w:t>
-      </w:r>
-      <w:r>
-        <w:rPr>
-          <w:lang w:val="en-US"/>
-        </w:rPr>
-        <w:t>simulator</w:t>
-      </w:r>
-      <w:r>
-        <w:rPr>
-          <w:lang w:val="en-US"/>
-        </w:rPr>
-        <w:t xml:space="preserve"> kinematika dan navigasi AMR </w:t>
+        <w:lastRenderedPageBreak/>
+        <w:t>Mengevaluasi</w:t>
+      </w:r>
+      <w:r>
+        <w:rPr>
+          <w:lang w:val="en-US"/>
+        </w:rPr>
+        <w:t xml:space="preserve"> unjuk kerja media pembelajaran simulator kinematika dan navigasi AMR</w:t>
       </w:r>
       <w:r>
         <w:rPr>
           <w:i/>
           <w:iCs/>
-          <w:lang w:val="en-US"/>
-        </w:rPr>
-        <w:t>swerve drive</w:t>
-      </w:r>
-      <w:r>
-        <w:rPr>
-          <w:lang w:val="en-US"/>
-        </w:rPr>
-        <w:t xml:space="preserve"> </w:t>
-      </w:r>
-      <w:r>
-        <w:rPr>
-          <w:lang w:val="en-US"/>
-        </w:rPr>
-        <w:t xml:space="preserve">berbasis Unity 3D terhadap peningkatan pemahaman konsep dan keterampilan mahasiswa </w:t>
-      </w:r>
-      <w:r>
-        <w:rPr>
-          <w:lang w:val="en-US"/>
-        </w:rPr>
+        </w:rPr>
+        <w:t xml:space="preserve"> swerve drive </w:t>
+      </w:r>
+      <w:r>
         <w:t>pada mata kuliah Praktik Robotika.</w:t>
       </w:r>
     </w:p>
@@ -9958,41 +9910,6 @@
         </w:rPr>
       </w:pPr>
       <w:r>
-        <w:rPr>
-          <w:lang w:val="en-US"/>
-        </w:rPr>
-        <w:t>Mengevaluasi</w:t>
-      </w:r>
-      <w:r>
-        <w:rPr>
-          <w:lang w:val="en-US"/>
-        </w:rPr>
-        <w:t xml:space="preserve"> unjuk kerja media pembelajaran simulator kinematika dan navigasi AMR</w:t>
-      </w:r>
-      <w:r>
-        <w:rPr>
-          <w:i/>
-          <w:iCs/>
-        </w:rPr>
-        <w:t xml:space="preserve"> swerve drive </w:t>
-      </w:r>
-      <w:r>
-        <w:t>pada mata kuliah Praktik Robotika.</w:t>
-      </w:r>
-    </w:p>
-    <w:p>
-      <w:pPr>
-        <w:pStyle w:val="ListParagraph"/>
-        <w:numPr>
-          <w:ilvl w:val="0"/>
-          <w:numId w:val="6"/>
-        </w:numPr>
-        <w:spacing w:line="480" w:lineRule="auto"/>
-        <w:rPr>
-          <w:lang w:val="en-US"/>
-        </w:rPr>
-      </w:pPr>
-      <w:r>
         <w:t xml:space="preserve">Mengetahui tingkat kelayakan </w:t>
       </w:r>
       <w:r>
@@ -10025,7 +9942,7 @@
           <w:lang w:val="en-US"/>
         </w:rPr>
       </w:pPr>
-      <w:bookmarkStart w:id="12" w:name="_Toc202351592"/>
+      <w:bookmarkStart w:id="12" w:name="_Toc206025104"/>
       <w:r>
         <w:rPr>
           <w:lang w:val="en-US"/>
@@ -10128,7 +10045,6 @@
         <w:rPr>
           <w:lang w:val="en-US"/>
         </w:rPr>
-        <w:lastRenderedPageBreak/>
         <w:t>Bagi Perguruan Tinggi</w:t>
       </w:r>
     </w:p>
@@ -10180,6 +10096,7 @@
         <w:rPr>
           <w:lang w:val="en-US"/>
         </w:rPr>
+        <w:lastRenderedPageBreak/>
         <w:t xml:space="preserve">Hasil penelitian ini dapat menjadi referensi dan inspirasi bagi para pembaca untuk mengembangkan teknologi simulasi di bidang robotika, khususnya sistem </w:t>
       </w:r>
       <w:r>
@@ -10217,7 +10134,7 @@
           <w:lang w:val="en-US"/>
         </w:rPr>
       </w:pPr>
-      <w:bookmarkStart w:id="13" w:name="_Toc202351593"/>
+      <w:bookmarkStart w:id="13" w:name="_Toc206025105"/>
       <w:r>
         <w:rPr>
           <w:lang w:val="en-US"/>
@@ -10251,7 +10168,7 @@
           <w:lang w:val="en-US"/>
         </w:rPr>
       </w:pPr>
-      <w:bookmarkStart w:id="14" w:name="_Toc202351594"/>
+      <w:bookmarkStart w:id="14" w:name="_Toc206025106"/>
       <w:r>
         <w:rPr>
           <w:lang w:val="en-US"/>
@@ -10271,7 +10188,7 @@
           <w:lang w:val="en-US"/>
         </w:rPr>
       </w:pPr>
-      <w:bookmarkStart w:id="15" w:name="_Toc202351595"/>
+      <w:bookmarkStart w:id="15" w:name="_Toc206025107"/>
       <w:r>
         <w:rPr>
           <w:lang w:val="en-US"/>
@@ -10732,7 +10649,7 @@
         <w:ind w:left="992"/>
         <w:jc w:val="left"/>
       </w:pPr>
-      <w:bookmarkStart w:id="16" w:name="_Toc202351629"/>
+      <w:bookmarkStart w:id="16" w:name="_Toc206025141"/>
       <w:r>
         <w:t xml:space="preserve">Gambar </w:t>
       </w:r>
@@ -10794,7 +10711,7 @@
                     </pic:cNvPicPr>
                   </pic:nvPicPr>
                   <pic:blipFill rotWithShape="1">
-                    <a:blip r:embed="rId16">
+                    <a:blip r:embed="rId12">
                       <a:extLst>
                         <a:ext uri="{28A0092B-C50C-407E-A947-70E740481C1C}">
                           <a14:useLocalDpi xmlns:a14="http://schemas.microsoft.com/office/drawing/2010/main" val="0"/>
@@ -11419,7 +11336,7 @@
           <w:numId w:val="21"/>
         </w:numPr>
       </w:pPr>
-      <w:bookmarkStart w:id="17" w:name="_Toc202351596"/>
+      <w:bookmarkStart w:id="17" w:name="_Toc206025108"/>
       <w:r>
         <w:t>Penelitian dan Pengembangan</w:t>
       </w:r>
@@ -11927,7 +11844,7 @@
         </w:numPr>
         <w:spacing w:line="480" w:lineRule="auto"/>
       </w:pPr>
-      <w:bookmarkStart w:id="18" w:name="_Toc202351597"/>
+      <w:bookmarkStart w:id="18" w:name="_Toc206025109"/>
       <w:r>
         <w:t>Model Pengembangan ADDIE</w:t>
       </w:r>
@@ -11979,7 +11896,7 @@
         <w:spacing w:after="0"/>
         <w:ind w:left="1077"/>
       </w:pPr>
-      <w:bookmarkStart w:id="19" w:name="_Toc202351630"/>
+      <w:bookmarkStart w:id="19" w:name="_Toc206025142"/>
       <w:r>
         <w:t xml:space="preserve">Gambar </w:t>
       </w:r>
@@ -12011,7 +11928,7 @@
       <w:r>
         <w:t xml:space="preserve">(Sumber: </w:t>
       </w:r>
-      <w:hyperlink r:id="rId17" w:history="1">
+      <w:hyperlink r:id="rId13" w:history="1">
         <w:r>
           <w:rPr>
             <w:rStyle w:val="Hyperlink"/>
@@ -12033,7 +11950,7 @@
           <w:noProof/>
         </w:rPr>
         <w:drawing>
-          <wp:inline distT="0" distB="0" distL="0" distR="0" wp14:anchorId="05C72903" wp14:editId="4AD24FDD">
+          <wp:inline distT="0" distB="0" distL="0" distR="0" wp14:anchorId="05C72903" wp14:editId="6B19DDF6">
             <wp:extent cx="2339163" cy="2314791"/>
             <wp:effectExtent l="0" t="0" r="4445" b="0"/>
             <wp:docPr id="345074105" name="Picture 1"/>
@@ -12050,7 +11967,7 @@
                     </pic:cNvPicPr>
                   </pic:nvPicPr>
                   <pic:blipFill rotWithShape="1">
-                    <a:blip r:embed="rId18" cstate="print">
+                    <a:blip r:embed="rId14" cstate="print">
                       <a:extLst>
                         <a:ext uri="{28A0092B-C50C-407E-A947-70E740481C1C}">
                           <a14:useLocalDpi xmlns:a14="http://schemas.microsoft.com/office/drawing/2010/main" val="0"/>
@@ -12104,7 +12021,7 @@
         <w:ind w:left="1080"/>
         <w:jc w:val="left"/>
       </w:pPr>
-      <w:bookmarkStart w:id="20" w:name="_Toc202351631"/>
+      <w:bookmarkStart w:id="20" w:name="_Toc206025143"/>
       <w:r>
         <w:t xml:space="preserve">Gambar </w:t>
       </w:r>
@@ -12127,6 +12044,26 @@
       </w:r>
       <w:bookmarkEnd w:id="20"/>
     </w:p>
+    <w:p>
+      <w:pPr>
+        <w:pStyle w:val="Caption"/>
+        <w:spacing w:after="0"/>
+        <w:ind w:left="1077"/>
+      </w:pPr>
+      <w:r>
+        <w:t>(Sumber:</w:t>
+      </w:r>
+      <w:r>
+        <w:t xml:space="preserve"> </w:t>
+      </w:r>
+      <w:r>
+        <w:t>https://www.researchgate.net/</w:t>
+      </w:r>
+      <w:r>
+        <w:t>)</w:t>
+      </w:r>
+    </w:p>
+    <w:p/>
     <w:p>
       <w:pPr>
         <w:keepNext/>
@@ -12154,7 +12091,7 @@
                     <pic:cNvPicPr/>
                   </pic:nvPicPr>
                   <pic:blipFill>
-                    <a:blip r:embed="rId19"/>
+                    <a:blip r:embed="rId15"/>
                     <a:stretch>
                       <a:fillRect/>
                     </a:stretch>
@@ -12224,6 +12161,7 @@
         <w:spacing w:line="480" w:lineRule="auto"/>
       </w:pPr>
       <w:r>
+        <w:lastRenderedPageBreak/>
         <w:t xml:space="preserve">Tahap </w:t>
       </w:r>
       <w:r>
@@ -12244,11 +12182,7 @@
         <w:t>t</w:t>
       </w:r>
       <w:r>
-        <w:t xml:space="preserve">erdiri dari perancangan produk sesuai dengan analisis kebutuhan yang telah dilakukan. Pada tahapan ini dapat dilakukan verifikasi hasil pada tujuan pembelajaran yang diinginkan </w:t>
-      </w:r>
-      <w:r>
-        <w:lastRenderedPageBreak/>
-        <w:t>dan menentukan metode atau strategi yang paling optimal untuk diterapkan.</w:t>
+        <w:t>erdiri dari perancangan produk sesuai dengan analisis kebutuhan yang telah dilakukan. Pada tahapan ini dapat dilakukan verifikasi hasil pada tujuan pembelajaran yang diinginkan dan menentukan metode atau strategi yang paling optimal untuk diterapkan.</w:t>
       </w:r>
     </w:p>
     <w:p>
@@ -12349,7 +12283,7 @@
         </w:numPr>
         <w:spacing w:line="360" w:lineRule="auto"/>
       </w:pPr>
-      <w:bookmarkStart w:id="21" w:name="_Toc202351598"/>
+      <w:bookmarkStart w:id="21" w:name="_Toc206025110"/>
       <w:r>
         <w:t>Pengertian Simulasi</w:t>
       </w:r>
@@ -12361,7 +12295,11 @@
         <w:ind w:left="1080" w:firstLine="360"/>
       </w:pPr>
       <w:r>
-        <w:t>Simulasi adalah metode pembelajaran yang melibatkan penggunaan keadaan atau situasi nyata, peserta didik terlibat aktif dalam proses interaksi dengan situasi lingkungannya. Pengertian simulasi juga dituangkan pada metode pembelajaran dalam Kurikulum Berbasis Kompetensi (KBK) yang menjelaskan bahwa simulasi merupakan kegiatan mempelajari dan menjalankan suatu peran yang ditugaskan dengan model yang telah disiapkan.</w:t>
+        <w:t xml:space="preserve">Simulasi adalah metode pembelajaran yang melibatkan penggunaan keadaan atau situasi nyata, peserta didik terlibat aktif dalam proses interaksi dengan situasi lingkungannya. Pengertian simulasi juga dituangkan pada metode pembelajaran dalam Kurikulum Berbasis </w:t>
+      </w:r>
+      <w:r>
+        <w:lastRenderedPageBreak/>
+        <w:t>Kompetensi (KBK) yang menjelaskan bahwa simulasi merupakan kegiatan mempelajari dan menjalankan suatu peran yang ditugaskan dengan model yang telah disiapkan.</w:t>
       </w:r>
       <w:r>
         <w:t xml:space="preserve"> Menurut </w:t>
@@ -12379,14 +12317,7 @@
         <w:rPr>
           <w:noProof/>
         </w:rPr>
-        <w:t xml:space="preserve">(Kefalis &amp; Skordoulis, </w:t>
-      </w:r>
-      <w:r>
-        <w:rPr>
-          <w:noProof/>
-        </w:rPr>
-        <w:lastRenderedPageBreak/>
-        <w:t>2025)</w:t>
+        <w:t>(Kefalis &amp; Skordoulis, 2025)</w:t>
       </w:r>
       <w:r>
         <w:fldChar w:fldCharType="end"/>
@@ -12407,7 +12338,7 @@
         </w:numPr>
         <w:spacing w:line="480" w:lineRule="auto"/>
       </w:pPr>
-      <w:bookmarkStart w:id="22" w:name="_Toc202351599"/>
+      <w:bookmarkStart w:id="22" w:name="_Toc206025111"/>
       <w:r>
         <w:t>Pengertian dan Prinsip Kerja</w:t>
       </w:r>
@@ -12458,7 +12389,11 @@
         <w:t>Robot di bidang 2 dimensi (2D) berarti robot dapat bergerak secara instan ke arah manapun termasuk maju, mundur, ke samping kiri, maupun kanan dan berotasi secara bersamaan, tanpa perlu melakukan manuver berbelok.</w:t>
       </w:r>
       <w:r>
-        <w:t xml:space="preserve"> Terdapat dua prinsip utama Swerve Drive adalah penggunaan modul-modul roda independen, tiap modul terdiri dari dua aktuator berupa motor:</w:t>
+        <w:t xml:space="preserve"> Terdapat dua prinsip utama Swerve Drive </w:t>
+      </w:r>
+      <w:r>
+        <w:lastRenderedPageBreak/>
+        <w:t>adalah penggunaan modul-modul roda independen, tiap modul terdiri dari dua aktuator berupa motor:</w:t>
       </w:r>
     </w:p>
     <w:p>
@@ -12471,7 +12406,6 @@
         <w:spacing w:line="480" w:lineRule="auto"/>
       </w:pPr>
       <w:r>
-        <w:lastRenderedPageBreak/>
         <w:t>Motor penggerak (</w:t>
       </w:r>
       <w:r>
@@ -12537,7 +12471,7 @@
         <w:ind w:left="1077"/>
         <w:jc w:val="left"/>
       </w:pPr>
-      <w:bookmarkStart w:id="23" w:name="_Toc202351632"/>
+      <w:bookmarkStart w:id="23" w:name="_Toc206025144"/>
       <w:r>
         <w:t xml:space="preserve">Gambar </w:t>
       </w:r>
@@ -12599,7 +12533,7 @@
                     </pic:cNvPicPr>
                   </pic:nvPicPr>
                   <pic:blipFill>
-                    <a:blip r:embed="rId20" cstate="print">
+                    <a:blip r:embed="rId16" cstate="print">
                       <a:extLst>
                         <a:ext uri="{28A0092B-C50C-407E-A947-70E740481C1C}">
                           <a14:useLocalDpi xmlns:a14="http://schemas.microsoft.com/office/drawing/2010/main" val="0"/>
@@ -12639,7 +12573,7 @@
           <w:numId w:val="21"/>
         </w:numPr>
       </w:pPr>
-      <w:bookmarkStart w:id="24" w:name="_Toc202351600"/>
+      <w:bookmarkStart w:id="24" w:name="_Toc206025112"/>
       <w:r>
         <w:t>Model Kinematika Swerve Drive</w:t>
       </w:r>
@@ -12664,6 +12598,7 @@
         <w:spacing w:line="480" w:lineRule="auto"/>
       </w:pPr>
       <w:r>
+        <w:lastRenderedPageBreak/>
         <w:t>Kinematika Balik (</w:t>
       </w:r>
       <w:r>
@@ -12878,10 +12813,7 @@
         <w:ind w:left="1080" w:firstLine="360"/>
       </w:pPr>
       <w:r>
-        <w:t>Swerve Drive memungkinkan setiap roda untuk berotasi terhadap sumbu vertikalnya untuk berbelok dan secara bersamaan berputar pada sumbu horizontalnya untuk bergerak</w:t>
-      </w:r>
-      <w:r>
-        <w:t xml:space="preserve">. Kombinasi dua gerakan ini menghasilkan mobilitas </w:t>
+        <w:t xml:space="preserve">Swerve Drive memungkinkan setiap roda untuk berotasi terhadap sumbu vertikalnya untuk berbelok dan secara bersamaan berputar pada sumbu horizontalnya untuk bergerak. Kombinasi dua gerakan ini menghasilkan mobilitas </w:t>
       </w:r>
       <w:r>
         <w:rPr>
@@ -12893,6 +12825,45 @@
       <w:r>
         <w:t xml:space="preserve"> untuk mengendalikan gerakan secara presisi dengan pemodelan matematika. </w:t>
       </w:r>
+    </w:p>
+    <w:p>
+      <w:pPr>
+        <w:pStyle w:val="Caption"/>
+        <w:keepNext/>
+        <w:ind w:left="1080"/>
+        <w:jc w:val="left"/>
+      </w:pPr>
+      <w:bookmarkStart w:id="25" w:name="_Toc204287611"/>
+      <w:bookmarkStart w:id="26" w:name="_Toc206025145"/>
+      <w:r>
+        <w:t xml:space="preserve">Gambar </w:t>
+      </w:r>
+      <w:r>
+        <w:fldChar w:fldCharType="begin"/>
+      </w:r>
+      <w:r>
+        <w:instrText xml:space="preserve"> SEQ Gambar \* ARABIC </w:instrText>
+      </w:r>
+      <w:r>
+        <w:fldChar w:fldCharType="separate"/>
+      </w:r>
+      <w:r>
+        <w:rPr>
+          <w:noProof/>
+        </w:rPr>
+        <w:t>5</w:t>
+      </w:r>
+      <w:r>
+        <w:rPr>
+          <w:noProof/>
+        </w:rPr>
+        <w:fldChar w:fldCharType="end"/>
+      </w:r>
+      <w:r>
+        <w:t>. Kinematika Swerve Drive 4 Roda</w:t>
+      </w:r>
+      <w:bookmarkEnd w:id="25"/>
+      <w:bookmarkEnd w:id="26"/>
     </w:p>
     <w:p>
       <w:pPr>
@@ -12901,34 +12872,10 @@
         <w:ind w:left="1077"/>
         <w:jc w:val="left"/>
       </w:pPr>
-      <w:bookmarkStart w:id="25" w:name="_Toc202351633"/>
-      <w:r>
-        <w:t xml:space="preserve">Gambar </w:t>
-      </w:r>
-      <w:fldSimple w:instr=" SEQ Gambar \* ARABIC ">
-        <w:r>
-          <w:rPr>
-            <w:noProof/>
-          </w:rPr>
-          <w:t>5</w:t>
-        </w:r>
-      </w:fldSimple>
-      <w:r>
-        <w:t>. Kinematika Swerve Drive 4 Roda</w:t>
-      </w:r>
-      <w:bookmarkEnd w:id="25"/>
-    </w:p>
-    <w:p>
-      <w:pPr>
-        <w:pStyle w:val="Caption"/>
-        <w:spacing w:after="0"/>
-        <w:ind w:left="1077"/>
-        <w:jc w:val="left"/>
-      </w:pPr>
       <w:r>
         <w:t xml:space="preserve">(Sumber: </w:t>
       </w:r>
-      <w:hyperlink r:id="rId21" w:history="1">
+      <w:hyperlink r:id="rId17" w:history="1">
         <w:r>
           <w:rPr>
             <w:rStyle w:val="Hyperlink"/>
@@ -12940,17 +12887,11 @@
         <w:t>)</w:t>
       </w:r>
     </w:p>
+    <w:p/>
     <w:p>
       <w:pPr>
         <w:spacing w:line="480" w:lineRule="auto"/>
         <w:ind w:left="1080" w:firstLine="360"/>
-      </w:pPr>
-    </w:p>
-    <w:p>
-      <w:pPr>
-        <w:keepNext/>
-        <w:spacing w:line="480" w:lineRule="auto"/>
-        <w:ind w:firstLine="360"/>
         <w:jc w:val="center"/>
       </w:pPr>
       <w:r>
@@ -12958,7 +12899,7 @@
           <w:noProof/>
         </w:rPr>
         <w:drawing>
-          <wp:inline distT="0" distB="0" distL="0" distR="0" wp14:anchorId="6F507222" wp14:editId="11A6671E">
+          <wp:inline distT="0" distB="0" distL="0" distR="0" wp14:anchorId="6EBB046D" wp14:editId="17A5B439">
             <wp:extent cx="1475656" cy="1781092"/>
             <wp:effectExtent l="0" t="0" r="0" b="0"/>
             <wp:docPr id="303492992" name="Picture 2" descr="Mind vortex - Swerve drive - Kinematics simulation"/>
@@ -12975,7 +12916,7 @@
                     </pic:cNvPicPr>
                   </pic:nvPicPr>
                   <pic:blipFill>
-                    <a:blip r:embed="rId22" cstate="print">
+                    <a:blip r:embed="rId18" cstate="print">
                       <a:extLst>
                         <a:ext uri="{28A0092B-C50C-407E-A947-70E740481C1C}">
                           <a14:useLocalDpi xmlns:a14="http://schemas.microsoft.com/office/drawing/2010/main" val="0"/>
@@ -13013,11 +12954,8 @@
         <w:ind w:left="1080" w:firstLine="360"/>
       </w:pPr>
       <w:r>
-        <w:t xml:space="preserve">Sebelum menurunkan persamaan kinematika, penting untuk mendefinisikan kerangka acuan dan notasi yang akan digunakan, modul </w:t>
-      </w:r>
-      <w:r>
         <w:lastRenderedPageBreak/>
-        <w:t>swerve drive disusun dalam konfigurasi persegi panjang seperti ilustrasi gambar di atas. Notasi yang digunakan antara lain:</w:t>
+        <w:t>Sebelum menurunkan persamaan kinematika, penting untuk mendefinisikan kerangka acuan dan notasi yang akan digunakan, modul swerve drive disusun dalam konfigurasi persegi panjang seperti ilustrasi gambar di atas. Notasi yang digunakan antara lain:</w:t>
       </w:r>
     </w:p>
     <w:p>
@@ -13131,10 +13069,7 @@
         <w:ind w:left="1080" w:firstLine="360"/>
       </w:pPr>
       <w:r>
-        <w:t>Setiap modul roda dapat diidentifikasi berdasarkan posisinya Depan Kanan (FR), Depan Kiri (FL), Belakang Kiri (RL), dan Belakang Kanan (RR).</w:t>
-      </w:r>
-      <w:r>
-        <w:t xml:space="preserve"> </w:t>
+        <w:t xml:space="preserve">Setiap modul roda dapat diidentifikasi berdasarkan posisinya Depan Kanan (FR), Depan Kiri (FL), Belakang Kiri (RL), dan Belakang Kanan (RR). </w:t>
       </w:r>
       <w:r>
         <w:rPr>
@@ -13230,7 +13165,11 @@
         </m:r>
       </m:oMath>
       <w:r>
-        <w:t xml:space="preserve"> yang harus dicapai oleh setiap modul roda untuk menghasilkan gerakan robot yang diinginkan. Gerakan pada setiap titik benda tegar merupakan gabungan dari gerak translasi dan rotasi. Oleh karena itu, vektor kecepatan pada lokasi setiap modul roda </w:t>
+        <w:t xml:space="preserve"> yang harus dicapai oleh setiap modul roda untuk menghasilkan gerakan robot yang diinginkan. Gerakan pada setiap titik </w:t>
+      </w:r>
+      <w:r>
+        <w:lastRenderedPageBreak/>
+        <w:t xml:space="preserve">benda tegar merupakan gabungan dari gerak translasi dan rotasi. Oleh karena itu, vektor kecepatan pada lokasi setiap modul roda </w:t>
       </w:r>
       <m:oMath>
         <m:r>
@@ -13273,17 +13212,13 @@
         </m:r>
       </m:oMath>
       <w:r>
-        <w:t xml:space="preserve"> adalah </w:t>
-      </w:r>
-      <w:r>
-        <w:lastRenderedPageBreak/>
-        <w:t>jumlah vektor kecepatan translasi seluruh robot dan vektor kecepatan tangensial yang disebabkan oleh rotasi robot, dapat dirumuskan menjadi</w:t>
-      </w:r>
-    </w:p>
-    <w:p>
-      <w:pPr>
-        <w:spacing w:line="480" w:lineRule="auto"/>
-        <w:ind w:left="720"/>
+        <w:t xml:space="preserve"> adalah jumlah vektor kecepatan translasi seluruh robot dan vektor kecepatan tangensial yang disebabkan oleh rotasi robot, dapat dirumuskan menjadi</w:t>
+      </w:r>
+    </w:p>
+    <w:p>
+      <w:pPr>
+        <w:spacing w:line="480" w:lineRule="auto"/>
+        <w:ind w:left="1080"/>
       </w:pPr>
       <m:oMathPara>
         <m:oMath>
@@ -13389,7 +13324,33 @@
     <w:p>
       <w:pPr>
         <w:spacing w:line="480" w:lineRule="auto"/>
-        <w:ind w:left="1134" w:firstLine="306"/>
+        <w:ind w:left="1440"/>
+      </w:pPr>
+      <w:r>
+        <w:t>Keterangan:</w:t>
+      </w:r>
+    </w:p>
+    <w:p>
+      <w:pPr>
+        <w:spacing w:line="480" w:lineRule="auto"/>
+        <w:ind w:left="1440"/>
+      </w:pPr>
+      <m:oMath>
+        <m:r>
+          <w:rPr>
+            <w:rFonts w:ascii="Cambria Math" w:hAnsi="Cambria Math"/>
+          </w:rPr>
+          <m:t>vi</m:t>
+        </m:r>
+      </m:oMath>
+      <w:r>
+        <w:t xml:space="preserve"> = Vektor kecepatan tiap roda</w:t>
+      </w:r>
+    </w:p>
+    <w:p>
+      <w:pPr>
+        <w:spacing w:line="480" w:lineRule="auto"/>
+        <w:ind w:left="1077" w:firstLine="357"/>
       </w:pPr>
       <w:r>
         <w:t>Vektor kecepatan rotasi dihitung sebagai produk silang antara keccepatan angular dan vektor posisi (jarak dari pusat robot ke roda). Dalam sistem 2 dimensi, hal ini dapat disederhanakan lebih lanjut menjadi:</w:t>
@@ -13605,7 +13566,238 @@
     <w:p>
       <w:pPr>
         <w:spacing w:line="480" w:lineRule="auto"/>
-        <w:ind w:left="1134"/>
+        <w:ind w:left="720" w:firstLine="720"/>
+      </w:pPr>
+      <w:r>
+        <w:t>Keterangan:</w:t>
+      </w:r>
+    </w:p>
+    <w:p>
+      <w:pPr>
+        <w:spacing w:line="480" w:lineRule="auto"/>
+        <w:ind w:left="1440"/>
+      </w:pPr>
+      <m:oMath>
+        <m:sSub>
+          <m:sSubPr>
+            <m:ctrlPr>
+              <w:rPr>
+                <w:rFonts w:ascii="Cambria Math" w:hAnsi="Cambria Math"/>
+                <w:i/>
+              </w:rPr>
+            </m:ctrlPr>
+          </m:sSubPr>
+          <m:e>
+            <m:r>
+              <w:rPr>
+                <w:rFonts w:ascii="Cambria Math" w:hAnsi="Cambria Math"/>
+              </w:rPr>
+              <m:t>v</m:t>
+            </m:r>
+          </m:e>
+          <m:sub>
+            <m:r>
+              <w:rPr>
+                <w:rFonts w:ascii="Cambria Math" w:hAnsi="Cambria Math"/>
+              </w:rPr>
+              <m:t>ix</m:t>
+            </m:r>
+          </m:sub>
+        </m:sSub>
+      </m:oMath>
+      <w:r>
+        <w:t xml:space="preserve"> = Kecepatan roda ke-i pada sumbu X</w:t>
+      </w:r>
+    </w:p>
+    <w:p>
+      <w:pPr>
+        <w:spacing w:line="480" w:lineRule="auto"/>
+        <w:ind w:left="1440"/>
+      </w:pPr>
+      <m:oMath>
+        <m:sSub>
+          <m:sSubPr>
+            <m:ctrlPr>
+              <w:rPr>
+                <w:rFonts w:ascii="Cambria Math" w:hAnsi="Cambria Math"/>
+                <w:i/>
+              </w:rPr>
+            </m:ctrlPr>
+          </m:sSubPr>
+          <m:e>
+            <m:r>
+              <w:rPr>
+                <w:rFonts w:ascii="Cambria Math" w:hAnsi="Cambria Math"/>
+              </w:rPr>
+              <m:t>v</m:t>
+            </m:r>
+          </m:e>
+          <m:sub>
+            <m:r>
+              <w:rPr>
+                <w:rFonts w:ascii="Cambria Math" w:hAnsi="Cambria Math"/>
+              </w:rPr>
+              <m:t>iy</m:t>
+            </m:r>
+          </m:sub>
+        </m:sSub>
+      </m:oMath>
+      <w:r>
+        <w:t xml:space="preserve"> = Kecepatan roda ke-i pada sumbu Y</w:t>
+      </w:r>
+    </w:p>
+    <w:p>
+      <w:pPr>
+        <w:spacing w:line="480" w:lineRule="auto"/>
+        <w:ind w:left="1440"/>
+      </w:pPr>
+      <m:oMath>
+        <m:sSub>
+          <m:sSubPr>
+            <m:ctrlPr>
+              <w:rPr>
+                <w:rFonts w:ascii="Cambria Math" w:hAnsi="Cambria Math"/>
+                <w:i/>
+              </w:rPr>
+            </m:ctrlPr>
+          </m:sSubPr>
+          <m:e>
+            <m:r>
+              <w:rPr>
+                <w:rFonts w:ascii="Cambria Math" w:hAnsi="Cambria Math"/>
+              </w:rPr>
+              <m:t>v</m:t>
+            </m:r>
+          </m:e>
+          <m:sub>
+            <m:r>
+              <w:rPr>
+                <w:rFonts w:ascii="Cambria Math" w:hAnsi="Cambria Math"/>
+              </w:rPr>
+              <m:t>x</m:t>
+            </m:r>
+          </m:sub>
+        </m:sSub>
+      </m:oMath>
+      <w:r>
+        <w:t xml:space="preserve"> = Kecepatan translasi pusat robot pada sumbu X</w:t>
+      </w:r>
+    </w:p>
+    <w:p>
+      <w:pPr>
+        <w:spacing w:line="480" w:lineRule="auto"/>
+        <w:ind w:left="1440"/>
+      </w:pPr>
+      <m:oMath>
+        <m:sSub>
+          <m:sSubPr>
+            <m:ctrlPr>
+              <w:rPr>
+                <w:rFonts w:ascii="Cambria Math" w:hAnsi="Cambria Math"/>
+                <w:i/>
+              </w:rPr>
+            </m:ctrlPr>
+          </m:sSubPr>
+          <m:e>
+            <m:r>
+              <w:rPr>
+                <w:rFonts w:ascii="Cambria Math" w:hAnsi="Cambria Math"/>
+              </w:rPr>
+              <m:t>v</m:t>
+            </m:r>
+          </m:e>
+          <m:sub>
+            <m:r>
+              <w:rPr>
+                <w:rFonts w:ascii="Cambria Math" w:hAnsi="Cambria Math"/>
+              </w:rPr>
+              <m:t>y</m:t>
+            </m:r>
+          </m:sub>
+        </m:sSub>
+      </m:oMath>
+      <w:r>
+        <w:t xml:space="preserve"> = Kecepatan translasi pusat robot pada sumbu Y</w:t>
+      </w:r>
+    </w:p>
+    <w:p>
+      <w:pPr>
+        <w:spacing w:line="480" w:lineRule="auto"/>
+        <w:ind w:left="1440"/>
+      </w:pPr>
+      <m:oMath>
+        <m:sSub>
+          <m:sSubPr>
+            <m:ctrlPr>
+              <w:rPr>
+                <w:rFonts w:ascii="Cambria Math" w:hAnsi="Cambria Math"/>
+                <w:i/>
+              </w:rPr>
+            </m:ctrlPr>
+          </m:sSubPr>
+          <m:e>
+            <m:r>
+              <w:rPr>
+                <w:rFonts w:ascii="Cambria Math" w:hAnsi="Cambria Math"/>
+              </w:rPr>
+              <m:t>r</m:t>
+            </m:r>
+          </m:e>
+          <m:sub>
+            <m:r>
+              <w:rPr>
+                <w:rFonts w:ascii="Cambria Math" w:hAnsi="Cambria Math"/>
+              </w:rPr>
+              <m:t>ix</m:t>
+            </m:r>
+          </m:sub>
+        </m:sSub>
+      </m:oMath>
+      <w:r>
+        <w:t xml:space="preserve"> = Jarak roda ke-i terhadap pusat robot pada sumbu X </w:t>
+      </w:r>
+    </w:p>
+    <w:p>
+      <w:pPr>
+        <w:spacing w:line="480" w:lineRule="auto"/>
+        <w:ind w:left="1440"/>
+      </w:pPr>
+      <m:oMath>
+        <m:sSub>
+          <m:sSubPr>
+            <m:ctrlPr>
+              <w:rPr>
+                <w:rFonts w:ascii="Cambria Math" w:hAnsi="Cambria Math"/>
+                <w:i/>
+              </w:rPr>
+            </m:ctrlPr>
+          </m:sSubPr>
+          <m:e>
+            <m:r>
+              <w:rPr>
+                <w:rFonts w:ascii="Cambria Math" w:hAnsi="Cambria Math"/>
+              </w:rPr>
+              <m:t>r</m:t>
+            </m:r>
+          </m:e>
+          <m:sub>
+            <m:r>
+              <w:rPr>
+                <w:rFonts w:ascii="Cambria Math" w:hAnsi="Cambria Math"/>
+              </w:rPr>
+              <m:t>iy</m:t>
+            </m:r>
+          </m:sub>
+        </m:sSub>
+      </m:oMath>
+      <w:r>
+        <w:t xml:space="preserve"> = Jarak roda ke-i terhadap pusat robot pada sumbu Y</w:t>
+      </w:r>
+    </w:p>
+    <w:p>
+      <w:pPr>
+        <w:spacing w:line="480" w:lineRule="auto"/>
+        <w:ind w:left="1134" w:firstLine="306"/>
       </w:pPr>
       <w:r>
         <w:t xml:space="preserve">Dalam hal ini, </w:t>
@@ -14131,7 +14323,50 @@
     <w:p>
       <w:pPr>
         <w:spacing w:line="480" w:lineRule="auto"/>
-        <w:ind w:left="1080"/>
+        <w:ind w:left="1440"/>
+      </w:pPr>
+      <w:r>
+        <w:t>Keterangan:</w:t>
+      </w:r>
+    </w:p>
+    <w:p>
+      <w:pPr>
+        <w:spacing w:line="480" w:lineRule="auto"/>
+        <w:ind w:left="1440"/>
+      </w:pPr>
+      <m:oMath>
+        <m:r>
+          <w:rPr>
+            <w:rFonts w:ascii="Cambria Math" w:hAnsi="Cambria Math"/>
+          </w:rPr>
+          <m:t>L</m:t>
+        </m:r>
+      </m:oMath>
+      <w:r>
+        <w:t xml:space="preserve"> = Panjang sasis robot (jarak antara roda depan dan belakang)</w:t>
+      </w:r>
+    </w:p>
+    <w:p>
+      <w:pPr>
+        <w:spacing w:line="480" w:lineRule="auto"/>
+        <w:ind w:left="1440"/>
+      </w:pPr>
+      <m:oMath>
+        <m:r>
+          <w:rPr>
+            <w:rFonts w:ascii="Cambria Math" w:hAnsi="Cambria Math"/>
+          </w:rPr>
+          <m:t>W</m:t>
+        </m:r>
+      </m:oMath>
+      <w:r>
+        <w:t xml:space="preserve"> = Lebar sasis robot (jarak antara roda kanan dan kiri)</w:t>
+      </w:r>
+    </w:p>
+    <w:p>
+      <w:pPr>
+        <w:spacing w:line="480" w:lineRule="auto"/>
+        <w:ind w:left="1080" w:firstLine="360"/>
       </w:pPr>
       <w:r>
         <w:t>Dengan mensubstitusikan koordinat-koordinat ini ke dalam persamaan umum, dapat ditentukan vektor kecepatan untuk setiap roda, antara lain:</w:t>
@@ -14829,8 +15064,218 @@
     <w:p>
       <w:pPr>
         <w:spacing w:line="480" w:lineRule="auto"/>
-        <w:ind w:left="1080"/>
-      </w:pPr>
+        <w:ind w:left="1440"/>
+      </w:pPr>
+      <w:r>
+        <w:t>Keterangan:</w:t>
+      </w:r>
+    </w:p>
+    <w:p>
+      <w:pPr>
+        <w:spacing w:line="480" w:lineRule="auto"/>
+        <w:ind w:left="1440"/>
+      </w:pPr>
+      <m:oMath>
+        <m:sSub>
+          <m:sSubPr>
+            <m:ctrlPr>
+              <w:rPr>
+                <w:rFonts w:ascii="Cambria Math" w:hAnsi="Cambria Math"/>
+                <w:i/>
+              </w:rPr>
+            </m:ctrlPr>
+          </m:sSubPr>
+          <m:e>
+            <m:r>
+              <w:rPr>
+                <w:rFonts w:ascii="Cambria Math" w:hAnsi="Cambria Math"/>
+              </w:rPr>
+              <m:t>v</m:t>
+            </m:r>
+          </m:e>
+          <m:sub>
+            <m:r>
+              <w:rPr>
+                <w:rFonts w:ascii="Cambria Math" w:hAnsi="Cambria Math"/>
+              </w:rPr>
+              <m:t>FRx</m:t>
+            </m:r>
+          </m:sub>
+        </m:sSub>
+      </m:oMath>
+      <w:r>
+        <w:t xml:space="preserve"> = Kecepatan roda depan kanan pada sumbu x</w:t>
+      </w:r>
+    </w:p>
+    <w:p>
+      <w:pPr>
+        <w:spacing w:line="480" w:lineRule="auto"/>
+        <w:ind w:left="1440"/>
+      </w:pPr>
+      <m:oMath>
+        <m:sSub>
+          <m:sSubPr>
+            <m:ctrlPr>
+              <w:rPr>
+                <w:rFonts w:ascii="Cambria Math" w:hAnsi="Cambria Math"/>
+                <w:i/>
+              </w:rPr>
+            </m:ctrlPr>
+          </m:sSubPr>
+          <m:e>
+            <m:r>
+              <w:rPr>
+                <w:rFonts w:ascii="Cambria Math" w:hAnsi="Cambria Math"/>
+              </w:rPr>
+              <m:t>v</m:t>
+            </m:r>
+          </m:e>
+          <m:sub>
+            <m:r>
+              <w:rPr>
+                <w:rFonts w:ascii="Cambria Math" w:hAnsi="Cambria Math"/>
+              </w:rPr>
+              <m:t>FRy</m:t>
+            </m:r>
+          </m:sub>
+        </m:sSub>
+      </m:oMath>
+      <w:r>
+        <w:t xml:space="preserve"> = Kecepatan roda depan kanan pada sumbu y</w:t>
+      </w:r>
+    </w:p>
+    <w:p>
+      <w:pPr>
+        <w:spacing w:line="480" w:lineRule="auto"/>
+        <w:ind w:left="1440"/>
+      </w:pPr>
+      <m:oMath>
+        <m:sSub>
+          <m:sSubPr>
+            <m:ctrlPr>
+              <w:rPr>
+                <w:rFonts w:ascii="Cambria Math" w:hAnsi="Cambria Math"/>
+                <w:i/>
+              </w:rPr>
+            </m:ctrlPr>
+          </m:sSubPr>
+          <m:e>
+            <m:r>
+              <w:rPr>
+                <w:rFonts w:ascii="Cambria Math" w:hAnsi="Cambria Math"/>
+              </w:rPr>
+              <m:t>v</m:t>
+            </m:r>
+          </m:e>
+          <m:sub>
+            <m:r>
+              <w:rPr>
+                <w:rFonts w:ascii="Cambria Math" w:hAnsi="Cambria Math"/>
+              </w:rPr>
+              <m:t>FR</m:t>
+            </m:r>
+          </m:sub>
+        </m:sSub>
+      </m:oMath>
+      <w:r>
+        <w:t xml:space="preserve"> = Resultan kecepatan roda kanan, gabungan dari </w:t>
+      </w:r>
+      <m:oMath>
+        <m:sSub>
+          <m:sSubPr>
+            <m:ctrlPr>
+              <w:rPr>
+                <w:rFonts w:ascii="Cambria Math" w:hAnsi="Cambria Math"/>
+                <w:i/>
+              </w:rPr>
+            </m:ctrlPr>
+          </m:sSubPr>
+          <m:e>
+            <m:r>
+              <w:rPr>
+                <w:rFonts w:ascii="Cambria Math" w:hAnsi="Cambria Math"/>
+              </w:rPr>
+              <m:t>v</m:t>
+            </m:r>
+          </m:e>
+          <m:sub>
+            <m:r>
+              <w:rPr>
+                <w:rFonts w:ascii="Cambria Math" w:hAnsi="Cambria Math"/>
+              </w:rPr>
+              <m:t>FRx</m:t>
+            </m:r>
+          </m:sub>
+        </m:sSub>
+      </m:oMath>
+      <w:r>
+        <w:t xml:space="preserve"> dan </w:t>
+      </w:r>
+      <m:oMath>
+        <m:sSub>
+          <m:sSubPr>
+            <m:ctrlPr>
+              <w:rPr>
+                <w:rFonts w:ascii="Cambria Math" w:hAnsi="Cambria Math"/>
+                <w:i/>
+              </w:rPr>
+            </m:ctrlPr>
+          </m:sSubPr>
+          <m:e>
+            <m:r>
+              <w:rPr>
+                <w:rFonts w:ascii="Cambria Math" w:hAnsi="Cambria Math"/>
+              </w:rPr>
+              <m:t>v</m:t>
+            </m:r>
+          </m:e>
+          <m:sub>
+            <m:r>
+              <w:rPr>
+                <w:rFonts w:ascii="Cambria Math" w:hAnsi="Cambria Math"/>
+              </w:rPr>
+              <m:t>FRy</m:t>
+            </m:r>
+          </m:sub>
+        </m:sSub>
+      </m:oMath>
+    </w:p>
+    <w:p>
+      <w:pPr>
+        <w:spacing w:line="480" w:lineRule="auto"/>
+        <w:ind w:left="1440"/>
+      </w:pPr>
+      <m:oMath>
+        <m:sSub>
+          <m:sSubPr>
+            <m:ctrlPr>
+              <w:rPr>
+                <w:rFonts w:ascii="Cambria Math" w:hAnsi="Cambria Math"/>
+                <w:i/>
+              </w:rPr>
+            </m:ctrlPr>
+          </m:sSubPr>
+          <m:e>
+            <m:r>
+              <w:rPr>
+                <w:rFonts w:ascii="Cambria Math" w:hAnsi="Cambria Math"/>
+              </w:rPr>
+              <m:t>θ</m:t>
+            </m:r>
+          </m:e>
+          <m:sub>
+            <m:r>
+              <w:rPr>
+                <w:rFonts w:ascii="Cambria Math" w:hAnsi="Cambria Math"/>
+              </w:rPr>
+              <m:t>FR</m:t>
+            </m:r>
+          </m:sub>
+        </m:sSub>
+      </m:oMath>
+      <w:r>
+        <w:t xml:space="preserve"> = Sudut kemudi roda depan kanan terhadap sumbu x</w:t>
+      </w:r>
     </w:p>
     <w:p>
       <w:pPr>
@@ -15524,6 +15969,222 @@
     </w:p>
     <w:p>
       <w:pPr>
+        <w:spacing w:line="480" w:lineRule="auto"/>
+        <w:ind w:left="1440"/>
+      </w:pPr>
+      <w:r>
+        <w:t>Keterangan:</w:t>
+      </w:r>
+    </w:p>
+    <w:p>
+      <w:pPr>
+        <w:spacing w:line="480" w:lineRule="auto"/>
+        <w:ind w:left="1440"/>
+      </w:pPr>
+      <m:oMath>
+        <m:sSub>
+          <m:sSubPr>
+            <m:ctrlPr>
+              <w:rPr>
+                <w:rFonts w:ascii="Cambria Math" w:hAnsi="Cambria Math"/>
+                <w:i/>
+              </w:rPr>
+            </m:ctrlPr>
+          </m:sSubPr>
+          <m:e>
+            <m:r>
+              <w:rPr>
+                <w:rFonts w:ascii="Cambria Math" w:hAnsi="Cambria Math"/>
+              </w:rPr>
+              <m:t>v</m:t>
+            </m:r>
+          </m:e>
+          <m:sub>
+            <m:r>
+              <w:rPr>
+                <w:rFonts w:ascii="Cambria Math" w:hAnsi="Cambria Math"/>
+              </w:rPr>
+              <m:t>FLx</m:t>
+            </m:r>
+          </m:sub>
+        </m:sSub>
+      </m:oMath>
+      <w:r>
+        <w:t xml:space="preserve"> = Kecepatan roda depan kiri pada sumbu x</w:t>
+      </w:r>
+    </w:p>
+    <w:p>
+      <w:pPr>
+        <w:spacing w:line="480" w:lineRule="auto"/>
+        <w:ind w:left="1440"/>
+      </w:pPr>
+      <m:oMath>
+        <m:sSub>
+          <m:sSubPr>
+            <m:ctrlPr>
+              <w:rPr>
+                <w:rFonts w:ascii="Cambria Math" w:hAnsi="Cambria Math"/>
+                <w:i/>
+              </w:rPr>
+            </m:ctrlPr>
+          </m:sSubPr>
+          <m:e>
+            <m:r>
+              <w:rPr>
+                <w:rFonts w:ascii="Cambria Math" w:hAnsi="Cambria Math"/>
+              </w:rPr>
+              <m:t>v</m:t>
+            </m:r>
+          </m:e>
+          <m:sub>
+            <m:r>
+              <w:rPr>
+                <w:rFonts w:ascii="Cambria Math" w:hAnsi="Cambria Math"/>
+              </w:rPr>
+              <m:t>FLy</m:t>
+            </m:r>
+          </m:sub>
+        </m:sSub>
+      </m:oMath>
+      <w:r>
+        <w:t xml:space="preserve"> = Kecepatan roda depan kiri pada sumbu y</w:t>
+      </w:r>
+    </w:p>
+    <w:p>
+      <w:pPr>
+        <w:spacing w:line="480" w:lineRule="auto"/>
+        <w:ind w:left="1440"/>
+      </w:pPr>
+      <m:oMath>
+        <m:sSub>
+          <m:sSubPr>
+            <m:ctrlPr>
+              <w:rPr>
+                <w:rFonts w:ascii="Cambria Math" w:hAnsi="Cambria Math"/>
+                <w:i/>
+              </w:rPr>
+            </m:ctrlPr>
+          </m:sSubPr>
+          <m:e>
+            <m:r>
+              <w:rPr>
+                <w:rFonts w:ascii="Cambria Math" w:hAnsi="Cambria Math"/>
+              </w:rPr>
+              <m:t>v</m:t>
+            </m:r>
+          </m:e>
+          <m:sub>
+            <m:r>
+              <w:rPr>
+                <w:rFonts w:ascii="Cambria Math" w:hAnsi="Cambria Math"/>
+              </w:rPr>
+              <m:t>FL</m:t>
+            </m:r>
+          </m:sub>
+        </m:sSub>
+      </m:oMath>
+      <w:r>
+        <w:t xml:space="preserve"> = Resultan kecepatan roda kiri, gabungan dari </w:t>
+      </w:r>
+      <m:oMath>
+        <m:sSub>
+          <m:sSubPr>
+            <m:ctrlPr>
+              <w:rPr>
+                <w:rFonts w:ascii="Cambria Math" w:hAnsi="Cambria Math"/>
+                <w:i/>
+              </w:rPr>
+            </m:ctrlPr>
+          </m:sSubPr>
+          <m:e>
+            <m:r>
+              <w:rPr>
+                <w:rFonts w:ascii="Cambria Math" w:hAnsi="Cambria Math"/>
+              </w:rPr>
+              <m:t>v</m:t>
+            </m:r>
+          </m:e>
+          <m:sub>
+            <m:r>
+              <w:rPr>
+                <w:rFonts w:ascii="Cambria Math" w:hAnsi="Cambria Math"/>
+              </w:rPr>
+              <m:t>FLx</m:t>
+            </m:r>
+          </m:sub>
+        </m:sSub>
+      </m:oMath>
+      <w:r>
+        <w:t xml:space="preserve"> dan </w:t>
+      </w:r>
+      <m:oMath>
+        <m:sSub>
+          <m:sSubPr>
+            <m:ctrlPr>
+              <w:rPr>
+                <w:rFonts w:ascii="Cambria Math" w:hAnsi="Cambria Math"/>
+                <w:i/>
+              </w:rPr>
+            </m:ctrlPr>
+          </m:sSubPr>
+          <m:e>
+            <m:r>
+              <w:rPr>
+                <w:rFonts w:ascii="Cambria Math" w:hAnsi="Cambria Math"/>
+              </w:rPr>
+              <m:t>v</m:t>
+            </m:r>
+          </m:e>
+          <m:sub>
+            <m:r>
+              <w:rPr>
+                <w:rFonts w:ascii="Cambria Math" w:hAnsi="Cambria Math"/>
+              </w:rPr>
+              <m:t>FLy</m:t>
+            </m:r>
+          </m:sub>
+        </m:sSub>
+      </m:oMath>
+    </w:p>
+    <w:p>
+      <w:pPr>
+        <w:spacing w:line="480" w:lineRule="auto"/>
+        <w:ind w:left="1440"/>
+      </w:pPr>
+      <m:oMath>
+        <m:sSub>
+          <m:sSubPr>
+            <m:ctrlPr>
+              <w:rPr>
+                <w:rFonts w:ascii="Cambria Math" w:hAnsi="Cambria Math"/>
+                <w:i/>
+              </w:rPr>
+            </m:ctrlPr>
+          </m:sSubPr>
+          <m:e>
+            <m:r>
+              <w:rPr>
+                <w:rFonts w:ascii="Cambria Math" w:hAnsi="Cambria Math"/>
+              </w:rPr>
+              <m:t>θ</m:t>
+            </m:r>
+          </m:e>
+          <m:sub>
+            <m:r>
+              <w:rPr>
+                <w:rFonts w:ascii="Cambria Math" w:hAnsi="Cambria Math"/>
+              </w:rPr>
+              <m:t>FL</m:t>
+            </m:r>
+          </m:sub>
+        </m:sSub>
+      </m:oMath>
+      <w:r>
+        <w:t xml:space="preserve"> = Sudut kemudi roda depan kiri terhadap sumbu x</w:t>
+      </w:r>
+    </w:p>
+    <w:p>
+      <w:pPr>
         <w:pStyle w:val="ListParagraph"/>
         <w:numPr>
           <w:ilvl w:val="0"/>
@@ -16216,6 +16877,222 @@
     </w:p>
     <w:p>
       <w:pPr>
+        <w:spacing w:line="480" w:lineRule="auto"/>
+        <w:ind w:left="1440"/>
+      </w:pPr>
+      <w:r>
+        <w:t>Keterangan:</w:t>
+      </w:r>
+    </w:p>
+    <w:p>
+      <w:pPr>
+        <w:spacing w:line="480" w:lineRule="auto"/>
+        <w:ind w:left="1440"/>
+      </w:pPr>
+      <m:oMath>
+        <m:sSub>
+          <m:sSubPr>
+            <m:ctrlPr>
+              <w:rPr>
+                <w:rFonts w:ascii="Cambria Math" w:hAnsi="Cambria Math"/>
+                <w:i/>
+              </w:rPr>
+            </m:ctrlPr>
+          </m:sSubPr>
+          <m:e>
+            <m:r>
+              <w:rPr>
+                <w:rFonts w:ascii="Cambria Math" w:hAnsi="Cambria Math"/>
+              </w:rPr>
+              <m:t>v</m:t>
+            </m:r>
+          </m:e>
+          <m:sub>
+            <m:r>
+              <w:rPr>
+                <w:rFonts w:ascii="Cambria Math" w:hAnsi="Cambria Math"/>
+              </w:rPr>
+              <m:t>RLx</m:t>
+            </m:r>
+          </m:sub>
+        </m:sSub>
+      </m:oMath>
+      <w:r>
+        <w:t xml:space="preserve"> = Kecepatan roda belakang kiri pada sumbu x</w:t>
+      </w:r>
+    </w:p>
+    <w:p>
+      <w:pPr>
+        <w:spacing w:line="480" w:lineRule="auto"/>
+        <w:ind w:left="1440"/>
+      </w:pPr>
+      <m:oMath>
+        <m:sSub>
+          <m:sSubPr>
+            <m:ctrlPr>
+              <w:rPr>
+                <w:rFonts w:ascii="Cambria Math" w:hAnsi="Cambria Math"/>
+                <w:i/>
+              </w:rPr>
+            </m:ctrlPr>
+          </m:sSubPr>
+          <m:e>
+            <m:r>
+              <w:rPr>
+                <w:rFonts w:ascii="Cambria Math" w:hAnsi="Cambria Math"/>
+              </w:rPr>
+              <m:t>v</m:t>
+            </m:r>
+          </m:e>
+          <m:sub>
+            <m:r>
+              <w:rPr>
+                <w:rFonts w:ascii="Cambria Math" w:hAnsi="Cambria Math"/>
+              </w:rPr>
+              <m:t>RLy</m:t>
+            </m:r>
+          </m:sub>
+        </m:sSub>
+      </m:oMath>
+      <w:r>
+        <w:t xml:space="preserve"> = Kecepatan roda belakang kiri pada sumbu y</w:t>
+      </w:r>
+    </w:p>
+    <w:p>
+      <w:pPr>
+        <w:spacing w:line="480" w:lineRule="auto"/>
+        <w:ind w:left="1440"/>
+      </w:pPr>
+      <m:oMath>
+        <m:sSub>
+          <m:sSubPr>
+            <m:ctrlPr>
+              <w:rPr>
+                <w:rFonts w:ascii="Cambria Math" w:hAnsi="Cambria Math"/>
+                <w:i/>
+              </w:rPr>
+            </m:ctrlPr>
+          </m:sSubPr>
+          <m:e>
+            <m:r>
+              <w:rPr>
+                <w:rFonts w:ascii="Cambria Math" w:hAnsi="Cambria Math"/>
+              </w:rPr>
+              <m:t>v</m:t>
+            </m:r>
+          </m:e>
+          <m:sub>
+            <m:r>
+              <w:rPr>
+                <w:rFonts w:ascii="Cambria Math" w:hAnsi="Cambria Math"/>
+              </w:rPr>
+              <m:t>RL</m:t>
+            </m:r>
+          </m:sub>
+        </m:sSub>
+      </m:oMath>
+      <w:r>
+        <w:t xml:space="preserve"> = Resultan kecepatan roda belakang kiri, gabungan dari </w:t>
+      </w:r>
+      <m:oMath>
+        <m:sSub>
+          <m:sSubPr>
+            <m:ctrlPr>
+              <w:rPr>
+                <w:rFonts w:ascii="Cambria Math" w:hAnsi="Cambria Math"/>
+                <w:i/>
+              </w:rPr>
+            </m:ctrlPr>
+          </m:sSubPr>
+          <m:e>
+            <m:r>
+              <w:rPr>
+                <w:rFonts w:ascii="Cambria Math" w:hAnsi="Cambria Math"/>
+              </w:rPr>
+              <m:t>v</m:t>
+            </m:r>
+          </m:e>
+          <m:sub>
+            <m:r>
+              <w:rPr>
+                <w:rFonts w:ascii="Cambria Math" w:hAnsi="Cambria Math"/>
+              </w:rPr>
+              <m:t>RLx</m:t>
+            </m:r>
+          </m:sub>
+        </m:sSub>
+      </m:oMath>
+      <w:r>
+        <w:t xml:space="preserve"> dan </w:t>
+      </w:r>
+      <m:oMath>
+        <m:sSub>
+          <m:sSubPr>
+            <m:ctrlPr>
+              <w:rPr>
+                <w:rFonts w:ascii="Cambria Math" w:hAnsi="Cambria Math"/>
+                <w:i/>
+              </w:rPr>
+            </m:ctrlPr>
+          </m:sSubPr>
+          <m:e>
+            <m:r>
+              <w:rPr>
+                <w:rFonts w:ascii="Cambria Math" w:hAnsi="Cambria Math"/>
+              </w:rPr>
+              <m:t>v</m:t>
+            </m:r>
+          </m:e>
+          <m:sub>
+            <m:r>
+              <w:rPr>
+                <w:rFonts w:ascii="Cambria Math" w:hAnsi="Cambria Math"/>
+              </w:rPr>
+              <m:t>RLy</m:t>
+            </m:r>
+          </m:sub>
+        </m:sSub>
+      </m:oMath>
+    </w:p>
+    <w:p>
+      <w:pPr>
+        <w:spacing w:line="480" w:lineRule="auto"/>
+        <w:ind w:left="1440"/>
+      </w:pPr>
+      <m:oMath>
+        <m:sSub>
+          <m:sSubPr>
+            <m:ctrlPr>
+              <w:rPr>
+                <w:rFonts w:ascii="Cambria Math" w:hAnsi="Cambria Math"/>
+                <w:i/>
+              </w:rPr>
+            </m:ctrlPr>
+          </m:sSubPr>
+          <m:e>
+            <m:r>
+              <w:rPr>
+                <w:rFonts w:ascii="Cambria Math" w:hAnsi="Cambria Math"/>
+              </w:rPr>
+              <m:t>θ</m:t>
+            </m:r>
+          </m:e>
+          <m:sub>
+            <m:r>
+              <w:rPr>
+                <w:rFonts w:ascii="Cambria Math" w:hAnsi="Cambria Math"/>
+              </w:rPr>
+              <m:t>RL</m:t>
+            </m:r>
+          </m:sub>
+        </m:sSub>
+      </m:oMath>
+      <w:r>
+        <w:t xml:space="preserve"> = Sudut kemudi roda belakang kiri terhadap sumbu x</w:t>
+      </w:r>
+    </w:p>
+    <w:p>
+      <w:pPr>
         <w:pStyle w:val="ListParagraph"/>
         <w:numPr>
           <w:ilvl w:val="0"/>
@@ -16908,72 +17785,218 @@
     </w:p>
     <w:p>
       <w:pPr>
-        <w:pStyle w:val="ListParagraph"/>
-        <w:spacing w:line="480" w:lineRule="auto"/>
-        <w:ind w:left="1080"/>
-      </w:pPr>
-      <w:r>
-        <w:t>Implementasi dalam kode program seringkali menggunakan variabel perantara untuk mewakili komponen teknis berulang. Turunan ini dapat didefinisikan menjadi:</w:t>
-      </w:r>
-    </w:p>
-    <w:p>
-      <w:pPr>
-        <w:pStyle w:val="ListParagraph"/>
-        <w:numPr>
-          <w:ilvl w:val="0"/>
-          <w:numId w:val="27"/>
-        </w:numPr>
         <w:spacing w:line="480" w:lineRule="auto"/>
         <w:ind w:left="1440"/>
-        <w:jc w:val="center"/>
-      </w:pPr>
-      <w:r>
-        <w:t>A = v_x – w * (W/2)</w:t>
-      </w:r>
-    </w:p>
-    <w:p>
-      <w:pPr>
-        <w:pStyle w:val="ListParagraph"/>
-        <w:numPr>
-          <w:ilvl w:val="0"/>
-          <w:numId w:val="27"/>
-        </w:numPr>
+      </w:pPr>
+      <w:r>
+        <w:t>Keterangan:</w:t>
+      </w:r>
+    </w:p>
+    <w:p>
+      <w:pPr>
         <w:spacing w:line="480" w:lineRule="auto"/>
         <w:ind w:left="1440"/>
-        <w:jc w:val="center"/>
-      </w:pPr>
-      <w:r>
-        <w:t>B = v_x + w * (W/2)</w:t>
-      </w:r>
-    </w:p>
-    <w:p>
-      <w:pPr>
-        <w:pStyle w:val="ListParagraph"/>
-        <w:numPr>
-          <w:ilvl w:val="0"/>
-          <w:numId w:val="27"/>
-        </w:numPr>
+      </w:pPr>
+      <m:oMath>
+        <m:sSub>
+          <m:sSubPr>
+            <m:ctrlPr>
+              <w:rPr>
+                <w:rFonts w:ascii="Cambria Math" w:hAnsi="Cambria Math"/>
+                <w:i/>
+              </w:rPr>
+            </m:ctrlPr>
+          </m:sSubPr>
+          <m:e>
+            <m:r>
+              <w:rPr>
+                <w:rFonts w:ascii="Cambria Math" w:hAnsi="Cambria Math"/>
+              </w:rPr>
+              <m:t>v</m:t>
+            </m:r>
+          </m:e>
+          <m:sub>
+            <m:r>
+              <w:rPr>
+                <w:rFonts w:ascii="Cambria Math" w:hAnsi="Cambria Math"/>
+              </w:rPr>
+              <m:t>RLx</m:t>
+            </m:r>
+          </m:sub>
+        </m:sSub>
+      </m:oMath>
+      <w:r>
+        <w:t xml:space="preserve"> = Kecepatan roda belakang kiri pada sumbu x</w:t>
+      </w:r>
+    </w:p>
+    <w:p>
+      <w:pPr>
         <w:spacing w:line="480" w:lineRule="auto"/>
         <w:ind w:left="1440"/>
-        <w:jc w:val="center"/>
-      </w:pPr>
-      <w:r>
-        <w:t>C = v_y – w * (L/2)</w:t>
-      </w:r>
-    </w:p>
-    <w:p>
-      <w:pPr>
-        <w:pStyle w:val="ListParagraph"/>
-        <w:numPr>
-          <w:ilvl w:val="0"/>
-          <w:numId w:val="27"/>
-        </w:numPr>
+      </w:pPr>
+      <m:oMath>
+        <m:sSub>
+          <m:sSubPr>
+            <m:ctrlPr>
+              <w:rPr>
+                <w:rFonts w:ascii="Cambria Math" w:hAnsi="Cambria Math"/>
+                <w:i/>
+              </w:rPr>
+            </m:ctrlPr>
+          </m:sSubPr>
+          <m:e>
+            <m:r>
+              <w:rPr>
+                <w:rFonts w:ascii="Cambria Math" w:hAnsi="Cambria Math"/>
+              </w:rPr>
+              <m:t>v</m:t>
+            </m:r>
+          </m:e>
+          <m:sub>
+            <m:r>
+              <w:rPr>
+                <w:rFonts w:ascii="Cambria Math" w:hAnsi="Cambria Math"/>
+              </w:rPr>
+              <m:t>RLy</m:t>
+            </m:r>
+          </m:sub>
+        </m:sSub>
+      </m:oMath>
+      <w:r>
+        <w:t xml:space="preserve"> = Kecepatan roda belakang kiri pada sumbu y</w:t>
+      </w:r>
+    </w:p>
+    <w:p>
+      <w:pPr>
         <w:spacing w:line="480" w:lineRule="auto"/>
         <w:ind w:left="1440"/>
-        <w:jc w:val="center"/>
-      </w:pPr>
-      <w:r>
-        <w:t>D = v_y + w * (L/2)</w:t>
+      </w:pPr>
+      <m:oMath>
+        <m:sSub>
+          <m:sSubPr>
+            <m:ctrlPr>
+              <w:rPr>
+                <w:rFonts w:ascii="Cambria Math" w:hAnsi="Cambria Math"/>
+                <w:i/>
+              </w:rPr>
+            </m:ctrlPr>
+          </m:sSubPr>
+          <m:e>
+            <m:r>
+              <w:rPr>
+                <w:rFonts w:ascii="Cambria Math" w:hAnsi="Cambria Math"/>
+              </w:rPr>
+              <m:t>v</m:t>
+            </m:r>
+          </m:e>
+          <m:sub>
+            <m:r>
+              <w:rPr>
+                <w:rFonts w:ascii="Cambria Math" w:hAnsi="Cambria Math"/>
+              </w:rPr>
+              <m:t>RL</m:t>
+            </m:r>
+          </m:sub>
+        </m:sSub>
+      </m:oMath>
+      <w:r>
+        <w:t xml:space="preserve"> = Resultan kecepatan roda belakang kiri, gabungan dari </w:t>
+      </w:r>
+      <m:oMath>
+        <m:sSub>
+          <m:sSubPr>
+            <m:ctrlPr>
+              <w:rPr>
+                <w:rFonts w:ascii="Cambria Math" w:hAnsi="Cambria Math"/>
+                <w:i/>
+              </w:rPr>
+            </m:ctrlPr>
+          </m:sSubPr>
+          <m:e>
+            <m:r>
+              <w:rPr>
+                <w:rFonts w:ascii="Cambria Math" w:hAnsi="Cambria Math"/>
+              </w:rPr>
+              <m:t>v</m:t>
+            </m:r>
+          </m:e>
+          <m:sub>
+            <m:r>
+              <w:rPr>
+                <w:rFonts w:ascii="Cambria Math" w:hAnsi="Cambria Math"/>
+              </w:rPr>
+              <m:t>RLx</m:t>
+            </m:r>
+          </m:sub>
+        </m:sSub>
+      </m:oMath>
+      <w:r>
+        <w:t xml:space="preserve"> dan </w:t>
+      </w:r>
+      <m:oMath>
+        <m:sSub>
+          <m:sSubPr>
+            <m:ctrlPr>
+              <w:rPr>
+                <w:rFonts w:ascii="Cambria Math" w:hAnsi="Cambria Math"/>
+                <w:i/>
+              </w:rPr>
+            </m:ctrlPr>
+          </m:sSubPr>
+          <m:e>
+            <m:r>
+              <w:rPr>
+                <w:rFonts w:ascii="Cambria Math" w:hAnsi="Cambria Math"/>
+              </w:rPr>
+              <m:t>v</m:t>
+            </m:r>
+          </m:e>
+          <m:sub>
+            <m:r>
+              <w:rPr>
+                <w:rFonts w:ascii="Cambria Math" w:hAnsi="Cambria Math"/>
+              </w:rPr>
+              <m:t>RLy</m:t>
+            </m:r>
+          </m:sub>
+        </m:sSub>
+      </m:oMath>
+    </w:p>
+    <w:p>
+      <w:pPr>
+        <w:spacing w:line="480" w:lineRule="auto"/>
+        <w:ind w:left="1440"/>
+      </w:pPr>
+      <m:oMath>
+        <m:sSub>
+          <m:sSubPr>
+            <m:ctrlPr>
+              <w:rPr>
+                <w:rFonts w:ascii="Cambria Math" w:hAnsi="Cambria Math"/>
+                <w:i/>
+              </w:rPr>
+            </m:ctrlPr>
+          </m:sSubPr>
+          <m:e>
+            <m:r>
+              <w:rPr>
+                <w:rFonts w:ascii="Cambria Math" w:hAnsi="Cambria Math"/>
+              </w:rPr>
+              <m:t>θ</m:t>
+            </m:r>
+          </m:e>
+          <m:sub>
+            <m:r>
+              <w:rPr>
+                <w:rFonts w:ascii="Cambria Math" w:hAnsi="Cambria Math"/>
+              </w:rPr>
+              <m:t>RL</m:t>
+            </m:r>
+          </m:sub>
+        </m:sSub>
+      </m:oMath>
+      <w:r>
+        <w:t xml:space="preserve"> = Sudut kemudi roda belakang kiri terhadap sumbu x</w:t>
       </w:r>
     </w:p>
     <w:p>
@@ -16996,13 +18019,7 @@
         <w:ind w:left="1440"/>
       </w:pPr>
       <w:r>
-        <w:t xml:space="preserve">Roda depan </w:t>
-      </w:r>
-      <w:r>
-        <w:t>kanan</w:t>
-      </w:r>
-      <w:r>
-        <w:t xml:space="preserve"> (FR)</w:t>
+        <w:t>Roda depan kanan (FR)</w:t>
       </w:r>
     </w:p>
     <w:p>
@@ -17434,6 +18451,7 @@
         <w:ind w:left="1440"/>
       </w:pPr>
       <w:r>
+        <w:lastRenderedPageBreak/>
         <w:t>Roda belakang kiri (RL)</w:t>
       </w:r>
     </w:p>
@@ -17872,14 +18890,14 @@
         </w:numPr>
         <w:spacing w:line="480" w:lineRule="auto"/>
       </w:pPr>
-      <w:bookmarkStart w:id="26" w:name="_Toc202351601"/>
+      <w:bookmarkStart w:id="27" w:name="_Toc206025113"/>
       <w:r>
         <w:t>Navigasi</w:t>
       </w:r>
       <w:r>
         <w:t xml:space="preserve"> Mobile Robot</w:t>
       </w:r>
-      <w:bookmarkEnd w:id="26"/>
+      <w:bookmarkEnd w:id="27"/>
     </w:p>
     <w:p>
       <w:pPr>
@@ -17965,7 +18983,6 @@
           <w:i/>
           <w:iCs/>
         </w:rPr>
-        <w:lastRenderedPageBreak/>
         <w:t>smartphone</w:t>
       </w:r>
       <w:r>
@@ -17997,7 +19014,14 @@
         <w:rPr>
           <w:noProof/>
         </w:rPr>
-        <w:t>(Nirmala et al., 2024)</w:t>
+        <w:t xml:space="preserve">(Nirmala et al., </w:t>
+      </w:r>
+      <w:r>
+        <w:rPr>
+          <w:noProof/>
+        </w:rPr>
+        <w:lastRenderedPageBreak/>
+        <w:t>2024)</w:t>
       </w:r>
       <w:r>
         <w:fldChar w:fldCharType="end"/>
@@ -18048,11 +19072,11 @@
         </w:numPr>
         <w:spacing w:line="480" w:lineRule="auto"/>
       </w:pPr>
-      <w:bookmarkStart w:id="27" w:name="_Toc202351602"/>
+      <w:bookmarkStart w:id="28" w:name="_Toc206025114"/>
       <w:r>
         <w:t>Inertial Measurement Unit (IMU)</w:t>
       </w:r>
-      <w:bookmarkEnd w:id="27"/>
+      <w:bookmarkEnd w:id="28"/>
     </w:p>
     <w:p>
       <w:pPr>
@@ -18066,11 +19090,7 @@
         <w:t xml:space="preserve"> merupakan perangkat yang memanfaatkan sistem pengukuran giroskop, akselerometer dan magnetometer untuk memperkirakan posisi relatif, kecapatan, dan akselerasi dari gerakan motor. </w:t>
       </w:r>
       <w:r>
-        <w:t xml:space="preserve">IMU melakukan pengukuran data yang terdiri dari tiga sumbu ortogonal akselerometer, tiga sumbu ortogonal giroskop, dan tiga sumbu ortogonal magnetometer. Data yang terukur dapat diolah untuk mendapatkan posisi dan orientasi. IMU dibagi </w:t>
-      </w:r>
-      <w:r>
-        <w:lastRenderedPageBreak/>
-        <w:t xml:space="preserve">menjadi dua kategori yang dikenal dengan </w:t>
+        <w:t xml:space="preserve">IMU melakukan pengukuran data yang terdiri dari tiga sumbu ortogonal akselerometer, tiga sumbu ortogonal giroskop, dan tiga sumbu ortogonal magnetometer. Data yang terukur dapat diolah untuk mendapatkan posisi dan orientasi. IMU dibagi menjadi dua kategori yang dikenal dengan </w:t>
       </w:r>
       <w:r>
         <w:rPr>
@@ -18120,7 +19140,11 @@
         <w:t>global frame</w:t>
       </w:r>
       <w:r>
-        <w:t>. Dengan melakukan integrasi dari sinyal akselerometer dan magnetometer dapat dilakukan pengukuran orientasi. Selain itu, untuk melakukan pengukuran posisi, sinyal dari ketiga sumbu akselerometer dapat dipecah menjadi koordinat global menggunakan orientasi yang diketahui.</w:t>
+        <w:t xml:space="preserve">. Dengan melakukan integrasi dari sinyal akselerometer dan magnetometer dapat dilakukan pengukuran orientasi. Selain itu, untuk melakukan pengukuran posisi, sinyal dari ketiga sumbu </w:t>
+      </w:r>
+      <w:r>
+        <w:lastRenderedPageBreak/>
+        <w:t>akselerometer dapat dipecah menjadi koordinat global menggunakan orientasi yang diketahui.</w:t>
       </w:r>
       <w:r>
         <w:t xml:space="preserve"> </w:t>
@@ -18132,7 +19156,7 @@
         <w:spacing w:after="0"/>
         <w:ind w:left="1077"/>
       </w:pPr>
-      <w:bookmarkStart w:id="28" w:name="_Toc202351634"/>
+      <w:bookmarkStart w:id="29" w:name="_Toc206025146"/>
       <w:r>
         <w:t xml:space="preserve">Gambar </w:t>
       </w:r>
@@ -18147,7 +19171,7 @@
       <w:r>
         <w:t xml:space="preserve"> Sensor Inertial Measurement Unit</w:t>
       </w:r>
-      <w:bookmarkEnd w:id="28"/>
+      <w:bookmarkEnd w:id="29"/>
     </w:p>
     <w:p>
       <w:pPr>
@@ -18182,7 +19206,7 @@
           <w:noProof/>
         </w:rPr>
         <w:drawing>
-          <wp:inline distT="0" distB="0" distL="0" distR="0" wp14:anchorId="61F3FB0A" wp14:editId="0E7C1F88">
+          <wp:inline distT="0" distB="0" distL="0" distR="0" wp14:anchorId="61F3FB0A" wp14:editId="414765D1">
             <wp:extent cx="1630393" cy="1630393"/>
             <wp:effectExtent l="0" t="0" r="8255" b="8255"/>
             <wp:docPr id="185503195" name="Picture 2" descr="Components of IMU"/>
@@ -18199,7 +19223,7 @@
                     </pic:cNvPicPr>
                   </pic:nvPicPr>
                   <pic:blipFill>
-                    <a:blip r:embed="rId23" cstate="print">
+                    <a:blip r:embed="rId19" cstate="print">
                       <a:extLst>
                         <a:ext uri="{28A0092B-C50C-407E-A947-70E740481C1C}">
                           <a14:useLocalDpi xmlns:a14="http://schemas.microsoft.com/office/drawing/2010/main" val="0"/>
@@ -18273,9 +19297,8 @@
         <w:spacing w:after="0"/>
         <w:ind w:left="1077"/>
       </w:pPr>
-      <w:bookmarkStart w:id="29" w:name="_Toc202351635"/>
-      <w:r>
-        <w:lastRenderedPageBreak/>
+      <w:bookmarkStart w:id="30" w:name="_Toc206025147"/>
+      <w:r>
         <w:t xml:space="preserve">Gambar </w:t>
       </w:r>
       <w:fldSimple w:instr=" SEQ Gambar \* ARABIC ">
@@ -18289,7 +19312,7 @@
       <w:r>
         <w:t xml:space="preserve"> Blok Diagram Prinsip Kerja IMU</w:t>
       </w:r>
-      <w:bookmarkEnd w:id="29"/>
+      <w:bookmarkEnd w:id="30"/>
     </w:p>
     <w:p>
       <w:pPr>
@@ -18317,6 +19340,7 @@
         <w:rPr>
           <w:noProof/>
         </w:rPr>
+        <w:lastRenderedPageBreak/>
         <w:drawing>
           <wp:inline distT="0" distB="0" distL="0" distR="0" wp14:anchorId="67758925" wp14:editId="0A54E519">
             <wp:extent cx="4270076" cy="2046538"/>
@@ -18333,7 +19357,7 @@
                     <pic:cNvPicPr/>
                   </pic:nvPicPr>
                   <pic:blipFill>
-                    <a:blip r:embed="rId24"/>
+                    <a:blip r:embed="rId20"/>
                     <a:stretch>
                       <a:fillRect/>
                     </a:stretch>
@@ -18547,11 +19571,11 @@
         <w:t xml:space="preserve">yaw </w:t>
       </w:r>
       <w:r>
-        <w:t xml:space="preserve">oleh </w:t>
+        <w:t xml:space="preserve">oleh magnetometer memiliki acuan medan magnet bumi. Pada blok diagram </w:t>
       </w:r>
       <w:r>
         <w:lastRenderedPageBreak/>
-        <w:t xml:space="preserve">magnetometer memiliki acuan medan magnet bumi. Pada blok diagram selanjutnya dilakukan proses estimasi pertama yaitu menggabungkan </w:t>
+        <w:t xml:space="preserve">selanjutnya dilakukan proses estimasi pertama yaitu menggabungkan </w:t>
       </w:r>
       <w:r>
         <w:t xml:space="preserve">nilai dari </w:t>
@@ -18630,7 +19654,7 @@
     <w:p>
       <w:pPr>
         <w:spacing w:line="480" w:lineRule="auto"/>
-        <w:ind w:left="1080" w:firstLine="360"/>
+        <w:ind w:left="1077" w:firstLine="357"/>
       </w:pPr>
       <w:r>
         <w:t xml:space="preserve">Sensor IMU dapat diaplikasikan untuk menghitung pergerakan dari sebuah sistem terhadap lingkungan seperti posisi, kecepatan, dan percepatan linear maupun angular (sudut) dari sebuah benda. Sensor IMU diaplikasikan untuk pada penelitian untuk menghitung posisi sudut (angular) robot pada sumbu </w:t>
@@ -18756,7 +19780,7 @@
         <w:ind w:left="1440"/>
         <w:jc w:val="left"/>
       </w:pPr>
-      <w:bookmarkStart w:id="30" w:name="_Toc202351636"/>
+      <w:bookmarkStart w:id="31" w:name="_Toc206025148"/>
       <w:r>
         <w:t xml:space="preserve">Gambar </w:t>
       </w:r>
@@ -18771,7 +19795,7 @@
       <w:r>
         <w:t xml:space="preserve"> Ilustrasi Sumbu Utama pada Koordinat Kartesius</w:t>
       </w:r>
-      <w:bookmarkEnd w:id="30"/>
+      <w:bookmarkEnd w:id="31"/>
     </w:p>
     <w:p>
       <w:pPr>
@@ -18786,7 +19810,7 @@
       <w:r>
         <w:t xml:space="preserve"> </w:t>
       </w:r>
-      <w:hyperlink r:id="rId25" w:history="1">
+      <w:hyperlink r:id="rId21" w:history="1">
         <w:r>
           <w:rPr>
             <w:rStyle w:val="Hyperlink"/>
@@ -18838,7 +19862,7 @@
                     </pic:cNvPicPr>
                   </pic:nvPicPr>
                   <pic:blipFill>
-                    <a:blip r:embed="rId26" cstate="print">
+                    <a:blip r:embed="rId22" cstate="print">
                       <a:extLst>
                         <a:ext uri="{28A0092B-C50C-407E-A947-70E740481C1C}">
                           <a14:useLocalDpi xmlns:a14="http://schemas.microsoft.com/office/drawing/2010/main" val="0"/>
@@ -18879,38 +19903,55 @@
         </w:numPr>
         <w:ind w:left="1077" w:hanging="357"/>
       </w:pPr>
-      <w:bookmarkStart w:id="31" w:name="_Toc202351603"/>
+      <w:bookmarkStart w:id="32" w:name="_Toc206025115"/>
       <w:r>
         <w:t>Lokalisasi Odometry Tiga Roda</w:t>
       </w:r>
-      <w:bookmarkEnd w:id="31"/>
+      <w:bookmarkEnd w:id="32"/>
     </w:p>
     <w:p>
       <w:pPr>
         <w:pStyle w:val="Caption"/>
-        <w:ind w:left="1080"/>
-      </w:pPr>
-      <w:bookmarkStart w:id="32" w:name="_Toc202351637"/>
+        <w:keepNext/>
+        <w:ind w:left="720" w:firstLine="357"/>
+        <w:jc w:val="left"/>
+      </w:pPr>
+      <w:bookmarkStart w:id="33" w:name="_Toc204287612"/>
+      <w:bookmarkStart w:id="34" w:name="_Toc206025149"/>
       <w:r>
         <w:t xml:space="preserve">Gambar </w:t>
       </w:r>
-      <w:fldSimple w:instr=" SEQ Gambar \* ARABIC ">
-        <w:r>
-          <w:rPr>
-            <w:noProof/>
-          </w:rPr>
-          <w:t>9</w:t>
-        </w:r>
-      </w:fldSimple>
-      <w:r>
-        <w:t xml:space="preserve"> Odometry Tiga Roda</w:t>
-      </w:r>
-      <w:bookmarkEnd w:id="32"/>
-    </w:p>
-    <w:p>
-      <w:pPr>
-        <w:keepNext/>
-        <w:ind w:left="1080"/>
+      <w:r>
+        <w:fldChar w:fldCharType="begin"/>
+      </w:r>
+      <w:r>
+        <w:instrText xml:space="preserve"> SEQ Gambar \* ARABIC </w:instrText>
+      </w:r>
+      <w:r>
+        <w:fldChar w:fldCharType="separate"/>
+      </w:r>
+      <w:r>
+        <w:rPr>
+          <w:noProof/>
+        </w:rPr>
+        <w:t>9</w:t>
+      </w:r>
+      <w:r>
+        <w:rPr>
+          <w:noProof/>
+        </w:rPr>
+        <w:fldChar w:fldCharType="end"/>
+      </w:r>
+      <w:r>
+        <w:t>. Konfigurasi Odometry Tiga Roda</w:t>
+      </w:r>
+      <w:bookmarkEnd w:id="33"/>
+      <w:bookmarkEnd w:id="34"/>
+    </w:p>
+    <w:p>
+      <w:pPr>
+        <w:spacing w:line="480" w:lineRule="auto"/>
+        <w:ind w:left="720"/>
         <w:jc w:val="center"/>
       </w:pPr>
       <w:r>
@@ -18918,10 +19959,10 @@
           <w:noProof/>
         </w:rPr>
         <w:drawing>
-          <wp:inline distT="0" distB="0" distL="0" distR="0" wp14:anchorId="0DAFEACF" wp14:editId="7451207E">
-            <wp:extent cx="2262922" cy="2138901"/>
-            <wp:effectExtent l="0" t="0" r="4445" b="0"/>
-            <wp:docPr id="1119852810" name="Picture 1"/>
+          <wp:inline distT="0" distB="0" distL="0" distR="0" wp14:anchorId="66C82815" wp14:editId="2F0A7D35">
+            <wp:extent cx="2146462" cy="2028825"/>
+            <wp:effectExtent l="0" t="0" r="6350" b="0"/>
+            <wp:docPr id="1119852810" name="Picture 1" descr="A computer generated image of a machine&#10;&#10;AI-generated content may be incorrect."/>
             <wp:cNvGraphicFramePr>
               <a:graphicFrameLocks xmlns:a="http://schemas.openxmlformats.org/drawingml/2006/main" noChangeAspect="1"/>
             </wp:cNvGraphicFramePr>
@@ -18929,11 +19970,11 @@
               <a:graphicData uri="http://schemas.openxmlformats.org/drawingml/2006/picture">
                 <pic:pic xmlns:pic="http://schemas.openxmlformats.org/drawingml/2006/picture">
                   <pic:nvPicPr>
-                    <pic:cNvPr id="1119852810" name=""/>
+                    <pic:cNvPr id="1119852810" name="Picture 1" descr="A computer generated image of a machine&#10;&#10;AI-generated content may be incorrect."/>
                     <pic:cNvPicPr/>
                   </pic:nvPicPr>
                   <pic:blipFill>
-                    <a:blip r:embed="rId27"/>
+                    <a:blip r:embed="rId23"/>
                     <a:stretch>
                       <a:fillRect/>
                     </a:stretch>
@@ -18941,7 +19982,7 @@
                   <pic:spPr>
                     <a:xfrm>
                       <a:off x="0" y="0"/>
-                      <a:ext cx="2279265" cy="2154348"/>
+                      <a:ext cx="2176188" cy="2056922"/>
                     </a:xfrm>
                     <a:prstGeom prst="rect">
                       <a:avLst/>
@@ -18957,7 +19998,7 @@
     <w:p>
       <w:pPr>
         <w:spacing w:line="480" w:lineRule="auto"/>
-        <w:ind w:left="1077" w:firstLine="448"/>
+        <w:ind w:left="1077" w:firstLine="363"/>
       </w:pPr>
       <w:r>
         <w:t xml:space="preserve">Odometry merupakan metode yang digunakan dalam memperkirakan posisi dan orientasi robot pada lapangan berdasarkan </w:t>
@@ -19031,7 +20072,7 @@
     <w:p>
       <w:pPr>
         <w:spacing w:line="480" w:lineRule="auto"/>
-        <w:ind w:left="993" w:firstLine="447"/>
+        <w:ind w:left="720"/>
       </w:pPr>
       <m:oMathPara>
         <m:oMath>
@@ -19120,10 +20161,9 @@
     <w:p>
       <w:pPr>
         <w:spacing w:line="480" w:lineRule="auto"/>
-        <w:ind w:left="1077"/>
-      </w:pPr>
-      <w:r>
-        <w:tab/>
+        <w:ind w:left="1077" w:firstLine="363"/>
+      </w:pPr>
+      <w:r>
         <w:t xml:space="preserve">Robot yang menggunakan roda </w:t>
       </w:r>
       <w:r>
@@ -19166,10 +20206,7 @@
         </m:r>
       </m:oMath>
       <w:r>
-        <w:t xml:space="preserve">. </w:t>
-      </w:r>
-      <w:r>
-        <w:t xml:space="preserve">Akurasi odometry dapat ditingkatkan dengan menggabungkan nilai orientasi dari sensor lain seperti IMU, sehingga dapat meminimalisis error akibat slip roda atau permukaan yang tidak rata. Selain itu, algoritma seperti </w:t>
+        <w:t xml:space="preserve">. Akurasi odometry dapat ditingkatkan dengan menggabungkan nilai orientasi dari sensor lain seperti IMU, sehingga dapat meminimalisis error akibat slip roda atau permukaan yang tidak rata. Selain itu, algoritma seperti </w:t>
       </w:r>
       <w:r>
         <w:rPr>
@@ -19225,7 +20262,7 @@
     <w:p>
       <w:pPr>
         <w:spacing w:line="480" w:lineRule="auto"/>
-        <w:ind w:left="1077" w:firstLine="363"/>
+        <w:ind w:left="720"/>
       </w:pPr>
       <m:oMathPara>
         <m:oMath>
@@ -19273,6 +20310,32 @@
     <w:p>
       <w:pPr>
         <w:spacing w:line="480" w:lineRule="auto"/>
+        <w:ind w:left="1077"/>
+      </w:pPr>
+      <w:r>
+        <w:t>Keterangan:</w:t>
+      </w:r>
+    </w:p>
+    <w:p>
+      <w:pPr>
+        <w:spacing w:line="480" w:lineRule="auto"/>
+        <w:ind w:left="1077"/>
+      </w:pPr>
+      <m:oMath>
+        <m:r>
+          <w:rPr>
+            <w:rFonts w:ascii="Cambria Math" w:hAnsi="Cambria Math"/>
+          </w:rPr>
+          <m:t>PPR</m:t>
+        </m:r>
+      </m:oMath>
+      <w:r>
+        <w:t xml:space="preserve"> = Pulsa per rotasi pada encoder</w:t>
+      </w:r>
+    </w:p>
+    <w:p>
+      <w:pPr>
+        <w:spacing w:line="480" w:lineRule="auto"/>
         <w:ind w:left="1077" w:firstLine="363"/>
       </w:pPr>
       <w:r>
@@ -19287,10 +20350,7 @@
         </m:r>
       </m:oMath>
       <w:r>
-        <w:t xml:space="preserve">) mengacu pada kerangka robot di lingkungan yang tetap. </w:t>
-      </w:r>
-      <w:r>
-        <w:t xml:space="preserve">Salah satu konfigurasi yang umum digunakan adalah tiga roda </w:t>
+        <w:t xml:space="preserve">) mengacu pada kerangka robot di lingkungan yang tetap. Salah satu konfigurasi yang umum digunakan adalah tiga roda </w:t>
       </w:r>
       <w:r>
         <w:rPr>
@@ -19310,10 +20370,7 @@
         <w:t>tracking</w:t>
       </w:r>
       <w:r>
-        <w:t xml:space="preserve"> yang tidak digerakkan oleh motor, namun berfungsi sebagai sensor gerak tranlasi dan rotasi. Roda-roda tersebut ditempakan dengan konfigurasi dua roda tegak lurus satu </w:t>
-      </w:r>
-      <w:r>
-        <w:t xml:space="preserve">sama lain untuk mengukur pergerakan pada sumbu X dan Y, serta satu roda yang digunakan untuk mendeteksi perubahan orientasi pada robot. Dengan pendekatan kinematika planar, odometry tiga roda memungkinkan estimasi posisi dalam bidang dua dimensi. </w:t>
+        <w:t xml:space="preserve"> yang tidak digerakkan oleh motor, namun berfungsi sebagai sensor gerak tranlasi dan rotasi. Roda-roda tersebut ditempakan dengan konfigurasi dua roda tegak lurus satu sama lain untuk mengukur pergerakan pada sumbu X dan Y, serta satu roda yang digunakan untuk mendeteksi perubahan orientasi pada robot. Dengan pendekatan kinematika planar, odometry tiga roda memungkinkan estimasi posisi dalam bidang dua dimensi. </w:t>
       </w:r>
     </w:p>
     <w:p>
@@ -19333,7 +20390,11 @@
         </m:r>
       </m:oMath>
       <w:r>
-        <w:t xml:space="preserve"> dapat ditentukan dari selisih gerakan roda-roda yang sejajar dengan sumbu utama, dikaitkan dengan lebar antar roda atau </w:t>
+        <w:t xml:space="preserve"> dapat </w:t>
+      </w:r>
+      <w:r>
+        <w:lastRenderedPageBreak/>
+        <w:t xml:space="preserve">ditentukan dari selisih gerakan roda-roda yang sejajar dengan sumbu utama, dikaitkan dengan lebar antar roda atau </w:t>
       </w:r>
       <w:r>
         <w:rPr>
@@ -19349,7 +20410,7 @@
     <w:p>
       <w:pPr>
         <w:spacing w:line="480" w:lineRule="auto"/>
-        <w:ind w:left="1077" w:firstLine="363"/>
+        <w:ind w:left="1077"/>
       </w:pPr>
       <m:oMathPara>
         <m:oMath>
@@ -19357,7 +20418,6 @@
             <w:rPr>
               <w:rFonts w:ascii="Cambria Math" w:hAnsi="Cambria Math"/>
             </w:rPr>
-            <w:lastRenderedPageBreak/>
             <m:t>Δθ=</m:t>
           </m:r>
           <m:f>
@@ -19450,6 +20510,70 @@
     <w:p>
       <w:pPr>
         <w:spacing w:line="480" w:lineRule="auto"/>
+        <w:ind w:left="1077"/>
+      </w:pPr>
+      <w:r>
+        <w:t>Keterangan:</w:t>
+      </w:r>
+    </w:p>
+    <w:p>
+      <w:pPr>
+        <w:spacing w:line="480" w:lineRule="auto"/>
+        <w:ind w:left="1077"/>
+      </w:pPr>
+      <m:oMath>
+        <m:r>
+          <w:rPr>
+            <w:rFonts w:ascii="Cambria Math" w:hAnsi="Cambria Math"/>
+          </w:rPr>
+          <m:t>Δθ</m:t>
+        </m:r>
+      </m:oMath>
+      <w:r>
+        <w:t xml:space="preserve"> = Perubahan sudut orientasi robot</w:t>
+      </w:r>
+    </w:p>
+    <w:p>
+      <w:pPr>
+        <w:spacing w:line="480" w:lineRule="auto"/>
+        <w:ind w:left="1077"/>
+      </w:pPr>
+      <m:oMath>
+        <m:sSub>
+          <m:sSubPr>
+            <m:ctrlPr>
+              <w:rPr>
+                <w:rFonts w:ascii="Cambria Math" w:hAnsi="Cambria Math"/>
+                <w:i/>
+              </w:rPr>
+            </m:ctrlPr>
+          </m:sSubPr>
+          <m:e>
+            <m:r>
+              <w:rPr>
+                <w:rFonts w:ascii="Cambria Math" w:hAnsi="Cambria Math"/>
+              </w:rPr>
+              <m:t>Δ</m:t>
+            </m:r>
+          </m:e>
+          <m:sub>
+            <m:r>
+              <w:rPr>
+                <w:rFonts w:ascii="Cambria Math" w:hAnsi="Cambria Math"/>
+              </w:rPr>
+              <m:t>s</m:t>
+            </m:r>
+          </m:sub>
+        </m:sSub>
+      </m:oMath>
+      <w:r>
+        <w:tab/>
+        <w:t xml:space="preserve">= Perubahan jarak tempuh roda </w:t>
+      </w:r>
+    </w:p>
+    <w:p>
+      <w:pPr>
+        <w:spacing w:line="480" w:lineRule="auto"/>
         <w:ind w:left="1077" w:firstLine="363"/>
       </w:pPr>
       <w:r>
@@ -19470,7 +20594,7 @@
     <w:p>
       <w:pPr>
         <w:spacing w:line="480" w:lineRule="auto"/>
-        <w:ind w:left="1077" w:firstLine="363"/>
+        <w:ind w:left="1077"/>
       </w:pPr>
       <m:oMathPara>
         <m:oMath>
@@ -19518,11 +20642,94 @@
     <w:p>
       <w:pPr>
         <w:spacing w:line="480" w:lineRule="auto"/>
-        <w:ind w:left="1077" w:firstLine="363"/>
-      </w:pPr>
-      <w:r>
-        <w:t xml:space="preserve">Dengan </w:t>
-      </w:r>
+        <w:ind w:left="1077"/>
+      </w:pPr>
+      <w:r>
+        <w:t>Keterangan:</w:t>
+      </w:r>
+    </w:p>
+    <w:p>
+      <w:pPr>
+        <w:spacing w:line="480" w:lineRule="auto"/>
+        <w:ind w:left="1077"/>
+      </w:pPr>
+      <m:oMath>
+        <m:r>
+          <w:rPr>
+            <w:rFonts w:ascii="Cambria Math" w:hAnsi="Cambria Math"/>
+          </w:rPr>
+          <m:t>Δy</m:t>
+        </m:r>
+      </m:oMath>
+      <w:r>
+        <w:t xml:space="preserve"> = Perubahan posisi lateral sumbu y</w:t>
+      </w:r>
+    </w:p>
+    <w:p>
+      <w:pPr>
+        <w:spacing w:line="480" w:lineRule="auto"/>
+        <w:ind w:left="1077"/>
+      </w:pPr>
+      <m:oMath>
+        <m:r>
+          <w:rPr>
+            <w:rFonts w:ascii="Cambria Math" w:hAnsi="Cambria Math"/>
+          </w:rPr>
+          <m:t>Δθ</m:t>
+        </m:r>
+      </m:oMath>
+      <w:r>
+        <w:t xml:space="preserve"> = Perubahan sudut orientasi robot</w:t>
+      </w:r>
+    </w:p>
+    <w:p>
+      <w:pPr>
+        <w:spacing w:line="480" w:lineRule="auto"/>
+        <w:ind w:left="1077"/>
+      </w:pPr>
+      <m:oMath>
+        <m:r>
+          <w:rPr>
+            <w:rFonts w:ascii="Cambria Math" w:hAnsi="Cambria Math"/>
+          </w:rPr>
+          <m:t>Δ</m:t>
+        </m:r>
+        <m:sSub>
+          <m:sSubPr>
+            <m:ctrlPr>
+              <w:rPr>
+                <w:rFonts w:ascii="Cambria Math" w:hAnsi="Cambria Math"/>
+                <w:i/>
+              </w:rPr>
+            </m:ctrlPr>
+          </m:sSubPr>
+          <m:e>
+            <m:r>
+              <w:rPr>
+                <w:rFonts w:ascii="Cambria Math" w:hAnsi="Cambria Math"/>
+              </w:rPr>
+              <m:t>s</m:t>
+            </m:r>
+          </m:e>
+          <m:sub>
+            <m:r>
+              <w:rPr>
+                <w:rFonts w:ascii="Cambria Math" w:hAnsi="Cambria Math"/>
+              </w:rPr>
+              <m:t>tengah</m:t>
+            </m:r>
+          </m:sub>
+        </m:sSub>
+      </m:oMath>
+      <w:r>
+        <w:t xml:space="preserve"> = Jarak tempuh roda tengah</w:t>
+      </w:r>
+    </w:p>
+    <w:p>
+      <w:pPr>
+        <w:spacing w:line="480" w:lineRule="auto"/>
+        <w:ind w:left="1077"/>
+      </w:pPr>
       <m:oMath>
         <m:r>
           <w:rPr>
@@ -19532,10 +20739,28 @@
         </m:r>
       </m:oMath>
       <w:r>
-        <w:t xml:space="preserve"> adalah jarak roda pengukur tengah terhadap</w:t>
-      </w:r>
-      <w:r>
-        <w:t xml:space="preserve"> pusat rotasi robot. Setelah komponen </w:t>
+        <w:t xml:space="preserve"> = Jarak roda tengah terhadap pusat rotasi robot</w:t>
+      </w:r>
+    </w:p>
+    <w:p>
+      <w:pPr>
+        <w:spacing w:line="480" w:lineRule="auto"/>
+        <w:ind w:left="1077" w:firstLine="363"/>
+      </w:pPr>
+      <w:r>
+        <w:lastRenderedPageBreak/>
+        <w:t xml:space="preserve">Dengan </w:t>
+      </w:r>
+      <m:oMath>
+        <m:r>
+          <w:rPr>
+            <w:rFonts w:ascii="Cambria Math" w:hAnsi="Cambria Math"/>
+          </w:rPr>
+          <m:t>d</m:t>
+        </m:r>
+      </m:oMath>
+      <w:r>
+        <w:t xml:space="preserve"> adalah jarak roda pengukur tengah terhadap pusat rotasi robot. Setelah komponen </w:t>
       </w:r>
       <m:oMath>
         <m:r>
@@ -19563,7 +20788,7 @@
     <w:p>
       <w:pPr>
         <w:spacing w:line="480" w:lineRule="auto"/>
-        <w:ind w:left="1077" w:firstLine="363"/>
+        <w:ind w:left="1077"/>
       </w:pPr>
       <m:oMathPara>
         <m:oMath>
@@ -19918,12 +21143,11 @@
           <w:numId w:val="21"/>
         </w:numPr>
       </w:pPr>
-      <w:bookmarkStart w:id="33" w:name="_Toc202351604"/>
-      <w:r>
-        <w:lastRenderedPageBreak/>
+      <w:bookmarkStart w:id="35" w:name="_Toc206025116"/>
+      <w:r>
         <w:t>Simulasi Kinematika Robot Berbasis Unity</w:t>
       </w:r>
-      <w:bookmarkEnd w:id="33"/>
+      <w:bookmarkEnd w:id="35"/>
     </w:p>
     <w:p>
       <w:pPr>
@@ -19931,7 +21155,7 @@
         <w:spacing w:after="0"/>
         <w:ind w:left="1077"/>
       </w:pPr>
-      <w:bookmarkStart w:id="34" w:name="_Toc202351638"/>
+      <w:bookmarkStart w:id="36" w:name="_Toc206025150"/>
       <w:r>
         <w:t xml:space="preserve">Gambar </w:t>
       </w:r>
@@ -19946,12 +21170,12 @@
       <w:r>
         <w:t xml:space="preserve">. </w:t>
       </w:r>
-      <w:bookmarkStart w:id="35" w:name="_Hlk203678915"/>
+      <w:bookmarkStart w:id="37" w:name="_Hlk203678915"/>
       <w:r>
         <w:t>Software Unity 3D</w:t>
       </w:r>
-      <w:bookmarkEnd w:id="34"/>
-      <w:bookmarkEnd w:id="35"/>
+      <w:bookmarkEnd w:id="36"/>
+      <w:bookmarkEnd w:id="37"/>
     </w:p>
     <w:p>
       <w:pPr>
@@ -19959,7 +21183,7 @@
         <w:spacing w:after="0" w:line="240" w:lineRule="auto"/>
         <w:ind w:left="1077"/>
       </w:pPr>
-      <w:bookmarkStart w:id="36" w:name="_Hlk203678922"/>
+      <w:bookmarkStart w:id="38" w:name="_Hlk203678922"/>
       <w:r>
         <w:t xml:space="preserve">(Sumber: </w:t>
       </w:r>
@@ -19970,7 +21194,7 @@
         <w:t>)</w:t>
       </w:r>
     </w:p>
-    <w:bookmarkEnd w:id="36"/>
+    <w:bookmarkEnd w:id="38"/>
     <w:p/>
     <w:p>
       <w:pPr>
@@ -19983,9 +21207,9 @@
           <w:noProof/>
         </w:rPr>
         <w:drawing>
-          <wp:inline distT="0" distB="0" distL="0" distR="0" wp14:anchorId="3828A5DB" wp14:editId="34D761CB">
-            <wp:extent cx="2487630" cy="1399429"/>
-            <wp:effectExtent l="0" t="0" r="0" b="0"/>
+          <wp:inline distT="0" distB="0" distL="0" distR="0" wp14:anchorId="3828A5DB" wp14:editId="54D19085">
+            <wp:extent cx="1540783" cy="866775"/>
+            <wp:effectExtent l="0" t="0" r="2540" b="0"/>
             <wp:docPr id="1838122012" name="Picture 2" descr="Unity logo and symbol, meaning, history, PNG"/>
             <wp:cNvGraphicFramePr>
               <a:graphicFrameLocks xmlns:a="http://schemas.openxmlformats.org/drawingml/2006/main" noChangeAspect="1"/>
@@ -20000,7 +21224,7 @@
                     </pic:cNvPicPr>
                   </pic:nvPicPr>
                   <pic:blipFill>
-                    <a:blip r:embed="rId28" cstate="print">
+                    <a:blip r:embed="rId24" cstate="print">
                       <a:extLst>
                         <a:ext uri="{28A0092B-C50C-407E-A947-70E740481C1C}">
                           <a14:useLocalDpi xmlns:a14="http://schemas.microsoft.com/office/drawing/2010/main" val="0"/>
@@ -20015,7 +21239,7 @@
                   <pic:spPr bwMode="auto">
                     <a:xfrm>
                       <a:off x="0" y="0"/>
-                      <a:ext cx="2516696" cy="1415780"/>
+                      <a:ext cx="1589293" cy="894064"/>
                     </a:xfrm>
                     <a:prstGeom prst="rect">
                       <a:avLst/>
@@ -20037,12 +21261,16 @@
         <w:spacing w:line="480" w:lineRule="auto"/>
         <w:ind w:left="1080" w:firstLine="360"/>
       </w:pPr>
-      <w:bookmarkStart w:id="37" w:name="_Hlk203678978"/>
+      <w:bookmarkStart w:id="39" w:name="_Hlk203678978"/>
       <w:r>
         <w:t xml:space="preserve">Unity merupakan platform pengembangan 3D yang dapat digunakan untuk mensimulasikan </w:t>
       </w:r>
       <w:r>
-        <w:t xml:space="preserve">kinematika robotika. Unity menyediakan fitur visualisasi, pemodelan fisika, dan scripting untuk membuat simulasi kinematika robot secara realistis. Unity 3D sebenarnya adalah perangkat lunak </w:t>
+        <w:t xml:space="preserve">kinematika robotika. Unity menyediakan fitur visualisasi, pemodelan fisika, dan scripting untuk membuat simulasi </w:t>
+      </w:r>
+      <w:r>
+        <w:lastRenderedPageBreak/>
+        <w:t xml:space="preserve">kinematika robot secara realistis. Unity 3D sebenarnya adalah perangkat lunak </w:t>
       </w:r>
       <w:r>
         <w:rPr>
@@ -20088,47 +21316,47 @@
         <w:t>)</w:t>
       </w:r>
       <w:r>
-        <w:t xml:space="preserve">. Simulasi berbasis Unity memberikan keunggulan, seperti kemudahan integrasi dengan sensor virtual, pengujian algoritma navigasi, dan visualisasi respon sistem terhadap berbagai skenario. Melalui simulasi kinerja robot dapat diamati tanpa adanya risiko kerusakan perangkat keras. Penggunaan Unity sebagai simulator di </w:t>
+        <w:t>. Simulasi berbasis Unity memberikan keunggulan, seperti kemudahan integrasi dengan sensor virtual, pengujian algoritma navigasi, dan visualisasi respon sistem terhadap berbagai skenario. Melalui simulasi kinerja robot dapat diamati tanpa adanya risiko kerusakan perangkat keras. Penggunaan Unity sebagai simulator di bidang robotika berfungsi sebagai visualisasi dan sarana pembelajaran interaktif, sehingga peserta didik atau peneliti dapat menguji parameter kontrol PID, memvisualisasikan gerakan robot secara fleksibel.</w:t>
+      </w:r>
+    </w:p>
+    <w:p>
+      <w:pPr>
+        <w:spacing w:line="480" w:lineRule="auto"/>
+        <w:ind w:left="1080" w:firstLine="360"/>
+      </w:pPr>
+      <w:r>
+        <w:t xml:space="preserve">Simulator telah digunakan di berbagai bidang pembelajaran termasuk robotik, media pembelajaran ini telah banyak digunakan sebagai alternatif dalam pembelajaran robotik yang memberikan pengetahuan melalui gamifikasi </w:t>
+      </w:r>
+      <w:r>
+        <w:fldChar w:fldCharType="begin" w:fldLock="1"/>
+      </w:r>
+      <w:r>
+        <w:instrText>ADDIN CSL_CITATION {"citationItems":[{"id":"ITEM-1","itemData":{"DOI":"10.3390/educsci11010011","ISSN":"22277102","abstract":"Educational robotics (ER) seems to have a positive effect on students and, in many cases, might help them to successfully assimilate knowledge and skills. Thus, this paper focuses on ER and carries out a literature review on educational robotics simulators with Graphical User Interfaces (GUIs). The review searches for relevant papers which were published in the period 2013–2020 and extracted the characteristics of the simulators used. The simulators that we describe in this article cover various robotic technologies, offering students an easy way to engage with virtual robots and robotics mechanisms, such as wheeled robots or drones. Using these simulators, students might cover their educational needs or prepare themselves for educational robotic competitions by working in as realistic as possible conditions without hardware restrictions. In many cases, simulators might reduce the required cost to obtain a robotic system and increase availability. Focusing on educational robotics simulators, this paper presents seventeen simulators emphasizing key features such as: user’s age, robot’s type and programming language, development platform, capabilities, and scope of the simulator.","author":[{"dropping-particle":"","family":"Tselegkaridis","given":"Sokratis","non-dropping-particle":"","parse-names":false,"suffix":""},{"dropping-particle":"","family":"Sapounidis","given":"Theodosios","non-dropping-particle":"","parse-names":false,"suffix":""}],"container-title":"Education Sciences","id":"ITEM-1","issue":"1","issued":{"date-parts":[["2021"]]},"page":"1-12","title":"Simulators in Educational Robotics: A Review","type":"article-journal","volume":"11"},"uris":["http://www.mendeley.com/documents/?uuid=89817a5c-9e8b-4f36-9aa9-f7d4ae80a126"]}],"mendeley":{"formattedCitation":"(Tselegkaridis &amp; Sapounidis, 2021)","plainTextFormattedCitation":"(Tselegkaridis &amp; Sapounidis, 2021)","previouslyFormattedCitation":"(Tselegkaridis &amp; Sapounidis, 2021)"},"properties":{"noteIndex":0},"schema":"https://github.com/citation-style-language/schema/raw/master/csl-citation.json"}</w:instrText>
+      </w:r>
+      <w:r>
+        <w:fldChar w:fldCharType="separate"/>
+      </w:r>
+      <w:r>
+        <w:rPr>
+          <w:noProof/>
+        </w:rPr>
+        <w:t>(Tselegkaridis &amp; Sapounidis, 2021)</w:t>
+      </w:r>
+      <w:r>
+        <w:fldChar w:fldCharType="end"/>
+      </w:r>
+      <w:r>
+        <w:t xml:space="preserve">. </w:t>
+      </w:r>
+      <w:r>
+        <w:t xml:space="preserve">Selain menggunakan robot fisik sebagai media pembelajaran, simulasi robotika berbasis perangkat lunak memungkinkan fleksibilitas dan </w:t>
+      </w:r>
+      <w:r>
+        <w:t xml:space="preserve">efektivitas lebih, karena peserta didik dapat mempelajari robotika di </w:t>
       </w:r>
       <w:r>
         <w:lastRenderedPageBreak/>
-        <w:t>bidang robotika berfungsi sebagai visualisasi dan sarana pembelajaran interaktif, sehingga peserta didik atau peneliti dapat menguji parameter kontrol PID, memvisualisasikan gerakan robot secara fleksibel.</w:t>
-      </w:r>
-    </w:p>
-    <w:p>
-      <w:pPr>
-        <w:spacing w:line="480" w:lineRule="auto"/>
-        <w:ind w:left="1080" w:firstLine="360"/>
-      </w:pPr>
-      <w:r>
-        <w:t xml:space="preserve">Simulator telah digunakan di berbagai bidang pembelajaran termasuk robotik, media pembelajaran ini telah banyak digunakan sebagai alternatif dalam pembelajaran robotik yang memberikan pengetahuan melalui gamifikasi </w:t>
-      </w:r>
-      <w:r>
-        <w:fldChar w:fldCharType="begin" w:fldLock="1"/>
-      </w:r>
-      <w:r>
-        <w:instrText>ADDIN CSL_CITATION {"citationItems":[{"id":"ITEM-1","itemData":{"DOI":"10.3390/educsci11010011","ISSN":"22277102","abstract":"Educational robotics (ER) seems to have a positive effect on students and, in many cases, might help them to successfully assimilate knowledge and skills. Thus, this paper focuses on ER and carries out a literature review on educational robotics simulators with Graphical User Interfaces (GUIs). The review searches for relevant papers which were published in the period 2013–2020 and extracted the characteristics of the simulators used. The simulators that we describe in this article cover various robotic technologies, offering students an easy way to engage with virtual robots and robotics mechanisms, such as wheeled robots or drones. Using these simulators, students might cover their educational needs or prepare themselves for educational robotic competitions by working in as realistic as possible conditions without hardware restrictions. In many cases, simulators might reduce the required cost to obtain a robotic system and increase availability. Focusing on educational robotics simulators, this paper presents seventeen simulators emphasizing key features such as: user’s age, robot’s type and programming language, development platform, capabilities, and scope of the simulator.","author":[{"dropping-particle":"","family":"Tselegkaridis","given":"Sokratis","non-dropping-particle":"","parse-names":false,"suffix":""},{"dropping-particle":"","family":"Sapounidis","given":"Theodosios","non-dropping-particle":"","parse-names":false,"suffix":""}],"container-title":"Education Sciences","id":"ITEM-1","issue":"1","issued":{"date-parts":[["2021"]]},"page":"1-12","title":"Simulators in Educational Robotics: A Review","type":"article-journal","volume":"11"},"uris":["http://www.mendeley.com/documents/?uuid=89817a5c-9e8b-4f36-9aa9-f7d4ae80a126"]}],"mendeley":{"formattedCitation":"(Tselegkaridis &amp; Sapounidis, 2021)","plainTextFormattedCitation":"(Tselegkaridis &amp; Sapounidis, 2021)","previouslyFormattedCitation":"(Tselegkaridis &amp; Sapounidis, 2021)"},"properties":{"noteIndex":0},"schema":"https://github.com/citation-style-language/schema/raw/master/csl-citation.json"}</w:instrText>
-      </w:r>
-      <w:r>
-        <w:fldChar w:fldCharType="separate"/>
-      </w:r>
-      <w:r>
-        <w:rPr>
-          <w:noProof/>
-        </w:rPr>
-        <w:t>(Tselegkaridis &amp; Sapounidis, 2021)</w:t>
-      </w:r>
-      <w:r>
-        <w:fldChar w:fldCharType="end"/>
-      </w:r>
-      <w:r>
-        <w:t xml:space="preserve">. </w:t>
-      </w:r>
-      <w:r>
-        <w:t xml:space="preserve">Selain menggunakan robot fisik sebagai media pembelajaran, simulasi robotika berbasis perangkat lunak memungkinkan fleksibilitas dan </w:t>
-      </w:r>
-      <w:r>
-        <w:t>efektivitas lebih, karena peserta didik dapat mempelajari robotika di mana saja dan kapan saja selama memiliki perangkat yang mendukung. Meskipun sulit untuk merepresentasikan simulasi dengan kondisi di lingkungan nyata, simulator tetap menjadi pilihan yang tepat ketika tidak tersedia robot fisik.</w:t>
+        <w:t>mana saja dan kapan saja selama memiliki perangkat yang mendukung. Meskipun sulit untuk merepresentasikan simulasi dengan kondisi di lingkungan nyata, simulator tetap menjadi pilihan yang tepat ketika tidak tersedia robot fisik.</w:t>
       </w:r>
       <w:r>
         <w:t xml:space="preserve">Adapun fitur-fitur yang dimiliki oleh Unity 3D </w:t>
@@ -20229,7 +21457,6 @@
         <w:ind w:left="1077" w:firstLine="363"/>
       </w:pPr>
       <w:r>
-        <w:lastRenderedPageBreak/>
         <w:t xml:space="preserve">Dalam pengembangan simulasi robot berbasis Unity, fitur scripting memungkinkan pengembang untuk mengimplementasikan model kinematika secara langsung ke dalam gerakan visual objek 3D, dengan cara menghitung dan menerjemahkan parameter kinematika seperti kecepatan roda dan sudut orientasi roda ke dalam translasi serta rotasi objek robot secara </w:t>
       </w:r>
       <w:r>
@@ -20263,7 +21490,11 @@
         <w:t xml:space="preserve">frame </w:t>
       </w:r>
       <w:r>
-        <w:t>(Time.deltaTime) di Unity untuk mensimulasikan perpindahan posisi secara kontinu. Unity menyediakn metode transform.Translate untuk menerapkan perpindahan objek dan transform.Rotate untuk melakukan rotasi terhadap sumbu orientasi robot, berdasarkan nilai kecepatan sudut (</w:t>
+        <w:t xml:space="preserve">(Time.deltaTime) di Unity untuk mensimulasikan perpindahan posisi secara kontinu. Unity </w:t>
+      </w:r>
+      <w:r>
+        <w:lastRenderedPageBreak/>
+        <w:t>menyediakn metode transform.Translate untuk menerapkan perpindahan objek dan transform.Rotate untuk melakukan rotasi terhadap sumbu orientasi robot, berdasarkan nilai kecepatan sudut (</w:t>
       </w:r>
       <m:oMath>
         <m:r>
@@ -20317,11 +21548,7 @@
         <w:t xml:space="preserve">, inverse kinematics menjadi inti dari pengendalian karena setiap modul harus diarahkan pada sudut tertentu dan diputar dengan kecepatan yang sesuai agar seluruh robot dapat bergerak secara terkoordinasi. </w:t>
       </w:r>
       <w:r>
-        <w:t xml:space="preserve">Dalam </w:t>
-      </w:r>
-      <w:r>
-        <w:lastRenderedPageBreak/>
-        <w:t xml:space="preserve">penerapannya </w:t>
+        <w:t xml:space="preserve">Dalam penerapannya </w:t>
       </w:r>
       <w:r>
         <w:rPr>
@@ -20343,24 +21570,28 @@
         </w:numPr>
         <w:spacing w:line="480" w:lineRule="auto"/>
       </w:pPr>
-      <w:bookmarkStart w:id="38" w:name="_Toc202351605"/>
-      <w:bookmarkEnd w:id="37"/>
+      <w:bookmarkStart w:id="40" w:name="_Toc206025117"/>
+      <w:bookmarkEnd w:id="39"/>
       <w:r>
         <w:t>PID Controllers</w:t>
       </w:r>
-      <w:bookmarkEnd w:id="38"/>
+      <w:bookmarkEnd w:id="40"/>
     </w:p>
     <w:p>
       <w:pPr>
         <w:spacing w:line="480" w:lineRule="auto"/>
         <w:ind w:left="1080" w:firstLine="360"/>
       </w:pPr>
-      <w:bookmarkStart w:id="39" w:name="_Hlk203679263"/>
+      <w:bookmarkStart w:id="41" w:name="_Hlk203679263"/>
       <w:r>
         <w:t xml:space="preserve">Kendali PID atau PID controller yang merupakan kependekan dari (Proportional-Integral-Derrivative controller) </w:t>
       </w:r>
       <w:r>
-        <w:t xml:space="preserve">digunakan sistem kendali untuk menghitung variabel kesalahan (error) antara nilai yang diinginkan (setpoint) dan variabel proses yang terukur (process variable). Hasil keluaran dari proses kendali PID digunakan untuk meminimalkan </w:t>
+        <w:t xml:space="preserve">digunakan sistem kendali untuk menghitung variabel kesalahan (error) antara nilai yang diinginkan (setpoint) dan variabel proses yang terukur (process variable). </w:t>
+      </w:r>
+      <w:r>
+        <w:lastRenderedPageBreak/>
+        <w:t xml:space="preserve">Hasil keluaran dari proses kendali PID digunakan untuk meminimalkan </w:t>
       </w:r>
       <w:r>
         <w:rPr>
@@ -20406,7 +21637,6 @@
             <w:rPr>
               <w:rFonts w:ascii="Cambria Math" w:hAnsi="Cambria Math"/>
             </w:rPr>
-            <w:lastRenderedPageBreak/>
             <m:t>setpoint=r</m:t>
           </m:r>
           <m:d>
@@ -20609,8 +21839,8 @@
           <w:bCs/>
         </w:rPr>
       </w:pPr>
-      <w:bookmarkStart w:id="40" w:name="_Hlk203679280"/>
-      <w:bookmarkEnd w:id="39"/>
+      <w:bookmarkStart w:id="42" w:name="_Hlk203679280"/>
+      <w:bookmarkEnd w:id="41"/>
       <w:r>
         <w:rPr>
           <w:b/>
@@ -20770,8 +22000,9 @@
         <w:ind w:left="1435"/>
         <w:jc w:val="left"/>
       </w:pPr>
-      <w:bookmarkStart w:id="41" w:name="_Toc202351639"/>
-      <w:r>
+      <w:bookmarkStart w:id="43" w:name="_Toc206025151"/>
+      <w:r>
+        <w:lastRenderedPageBreak/>
         <w:t xml:space="preserve">Gambar </w:t>
       </w:r>
       <w:fldSimple w:instr=" SEQ Gambar \* ARABIC ">
@@ -20785,7 +22016,7 @@
       <w:r>
         <w:t xml:space="preserve"> Diagram Blok Kendali Proportional</w:t>
       </w:r>
-      <w:bookmarkEnd w:id="41"/>
+      <w:bookmarkEnd w:id="43"/>
     </w:p>
     <w:p>
       <w:pPr>
@@ -20824,7 +22055,7 @@
                     <pic:cNvPicPr/>
                   </pic:nvPicPr>
                   <pic:blipFill>
-                    <a:blip r:embed="rId29"/>
+                    <a:blip r:embed="rId25"/>
                     <a:stretch>
                       <a:fillRect/>
                     </a:stretch>
@@ -20892,7 +22123,6 @@
         <w:t xml:space="preserve">kesalahan di mana </w:t>
       </w:r>
       <w:r>
-        <w:lastRenderedPageBreak/>
         <w:t>sistem telah mencapai kestabilan namun keluaran tidak sepenuhnya mencapai nilai yang diinginkan. Kendali integral dapat diformulasikan menjadi:</w:t>
       </w:r>
     </w:p>
@@ -21231,7 +22461,7 @@
         <w:ind w:left="1440"/>
         <w:jc w:val="left"/>
       </w:pPr>
-      <w:bookmarkStart w:id="42" w:name="_Toc202351640"/>
+      <w:bookmarkStart w:id="44" w:name="_Toc206025152"/>
       <w:r>
         <w:t xml:space="preserve">Gambar </w:t>
       </w:r>
@@ -21246,7 +22476,7 @@
       <w:r>
         <w:t xml:space="preserve"> Diagram Blok Kendali Proportional-Integral</w:t>
       </w:r>
-      <w:bookmarkEnd w:id="42"/>
+      <w:bookmarkEnd w:id="44"/>
     </w:p>
     <w:p>
       <w:pPr>
@@ -21259,6 +22489,7 @@
         <w:rPr>
           <w:noProof/>
         </w:rPr>
+        <w:lastRenderedPageBreak/>
         <w:drawing>
           <wp:inline distT="0" distB="0" distL="0" distR="0" wp14:anchorId="63DCE1A5" wp14:editId="2BC96E27">
             <wp:extent cx="2951175" cy="1297060"/>
@@ -21275,7 +22506,7 @@
                     <pic:cNvPicPr/>
                   </pic:nvPicPr>
                   <pic:blipFill>
-                    <a:blip r:embed="rId30"/>
+                    <a:blip r:embed="rId26"/>
                     <a:stretch>
                       <a:fillRect/>
                     </a:stretch>
@@ -21350,11 +22581,7 @@
         <w:t>overshoot</w:t>
       </w:r>
       <w:r>
-        <w:t xml:space="preserve"> atau osilasi berlebih, sehingga </w:t>
-      </w:r>
-      <w:r>
-        <w:lastRenderedPageBreak/>
-        <w:t>membantu meningkatkan kestabilan dan kecepatan respons sistem. Dalam sistem kendali PID, komponen derivatif berguna dalam meredam respon kendali proporsional dan integral yang terlalu agresif.</w:t>
+        <w:t xml:space="preserve"> atau osilasi berlebih, sehingga membantu meningkatkan kestabilan dan kecepatan respons sistem. Dalam sistem kendali PID, komponen derivatif berguna dalam meredam respon kendali proporsional dan integral yang terlalu agresif.</w:t>
       </w:r>
       <w:r>
         <w:t xml:space="preserve"> Kendali derivatif dapat diformulasikan sebagai berikut:</w:t>
@@ -21625,7 +22852,11 @@
         </m:f>
       </m:oMath>
       <w:r>
-        <w:t xml:space="preserve"> adalah turunan dari kesalahan terhadap waktu. Komponen ini memperkirakan arah dan kecepatan perubahan error, sehingga sistem dapat mengambil tindakan korektif sebelum kesalahan menjadi lebih besar, sehingga dapat dikatakan bahwa kendali deriv</w:t>
+        <w:t xml:space="preserve"> adalah turunan dari kesalahan terhadap waktu. Komponen ini memperkirakan arah dan kecepatan perubahan error, sehingga sistem dapat mengambil tindakan korektif sebelum kesalahan menjadi lebih besar, sehingga dapat </w:t>
+      </w:r>
+      <w:r>
+        <w:lastRenderedPageBreak/>
+        <w:t>dikatakan bahwa kendali deriv</w:t>
       </w:r>
       <w:r>
         <w:t xml:space="preserve">atif </w:t>
@@ -21641,7 +22872,7 @@
         <w:ind w:left="1077"/>
         <w:jc w:val="left"/>
       </w:pPr>
-      <w:bookmarkStart w:id="43" w:name="_Toc202351641"/>
+      <w:bookmarkStart w:id="45" w:name="_Toc206025153"/>
       <w:r>
         <w:t xml:space="preserve">Gambar </w:t>
       </w:r>
@@ -21656,7 +22887,7 @@
       <w:r>
         <w:t xml:space="preserve"> Diagram Blok Kendali Proportional-Derrivative</w:t>
       </w:r>
-      <w:bookmarkEnd w:id="43"/>
+      <w:bookmarkEnd w:id="45"/>
     </w:p>
     <w:p>
       <w:pPr>
@@ -21685,7 +22916,7 @@
                     <pic:cNvPicPr/>
                   </pic:nvPicPr>
                   <pic:blipFill>
-                    <a:blip r:embed="rId31"/>
+                    <a:blip r:embed="rId27"/>
                     <a:stretch>
                       <a:fillRect/>
                     </a:stretch>
@@ -21715,12 +22946,12 @@
         </w:numPr>
         <w:spacing w:line="480" w:lineRule="auto"/>
       </w:pPr>
-      <w:bookmarkStart w:id="44" w:name="_Toc202351606"/>
-      <w:bookmarkEnd w:id="40"/>
+      <w:bookmarkStart w:id="46" w:name="_Toc206025118"/>
+      <w:bookmarkEnd w:id="42"/>
       <w:r>
         <w:t>Pure Pursuit</w:t>
       </w:r>
-      <w:bookmarkEnd w:id="44"/>
+      <w:bookmarkEnd w:id="46"/>
       <w:r>
         <w:t xml:space="preserve"> </w:t>
       </w:r>
@@ -21730,7 +22961,7 @@
         <w:spacing w:line="480" w:lineRule="auto"/>
         <w:ind w:left="1077" w:firstLine="357"/>
       </w:pPr>
-      <w:bookmarkStart w:id="45" w:name="_Hlk203679328"/>
+      <w:bookmarkStart w:id="47" w:name="_Hlk203679328"/>
       <w:r>
         <w:t xml:space="preserve">Pure Pursuit merupakan sebuah algoritma </w:t>
       </w:r>
@@ -21763,11 +22994,7 @@
         <w:t>look-ahead</w:t>
       </w:r>
       <w:r>
-        <w:t xml:space="preserve"> yang berada di depan robot. Kecepatan linear </w:t>
-      </w:r>
-      <w:r>
-        <w:lastRenderedPageBreak/>
-        <w:t xml:space="preserve">robot diasumsikan konstan, sehingga dapat diubah kapanpun. Algoritma ini berusaha untuk mengejar </w:t>
+        <w:t xml:space="preserve"> yang berada di depan robot. Kecepatan linear robot diasumsikan konstan, sehingga dapat diubah kapanpun. Algoritma ini berusaha untuk mengejar </w:t>
       </w:r>
       <w:r>
         <w:rPr>
@@ -21787,7 +23014,7 @@
         <w:ind w:left="357" w:firstLine="720"/>
         <w:jc w:val="left"/>
       </w:pPr>
-      <w:bookmarkStart w:id="46" w:name="_Toc202351642"/>
+      <w:bookmarkStart w:id="48" w:name="_Toc206025154"/>
       <w:r>
         <w:t xml:space="preserve">Gambar </w:t>
       </w:r>
@@ -21802,7 +23029,7 @@
       <w:r>
         <w:t xml:space="preserve"> Algoritma Pure Pursuit</w:t>
       </w:r>
-      <w:bookmarkEnd w:id="46"/>
+      <w:bookmarkEnd w:id="48"/>
     </w:p>
     <w:p>
       <w:pPr>
@@ -21832,6 +23059,7 @@
         <w:rPr>
           <w:noProof/>
         </w:rPr>
+        <w:lastRenderedPageBreak/>
         <w:drawing>
           <wp:inline distT="0" distB="0" distL="0" distR="0" wp14:anchorId="1C0007A2" wp14:editId="5B59C3EA">
             <wp:extent cx="3514477" cy="1573289"/>
@@ -21850,7 +23078,7 @@
                     </pic:cNvPicPr>
                   </pic:nvPicPr>
                   <pic:blipFill>
-                    <a:blip r:embed="rId32">
+                    <a:blip r:embed="rId28">
                       <a:extLst>
                         <a:ext uri="{28A0092B-C50C-407E-A947-70E740481C1C}">
                           <a14:useLocalDpi xmlns:a14="http://schemas.microsoft.com/office/drawing/2010/main" val="0"/>
@@ -22007,9 +23235,8 @@
         <w:ind w:left="1077"/>
         <w:jc w:val="left"/>
       </w:pPr>
-      <w:bookmarkStart w:id="47" w:name="_Toc202351643"/>
-      <w:r>
-        <w:lastRenderedPageBreak/>
+      <w:bookmarkStart w:id="49" w:name="_Toc206025155"/>
+      <w:r>
         <w:t xml:space="preserve">Gambar </w:t>
       </w:r>
       <w:fldSimple w:instr=" SEQ Gambar \* ARABIC ">
@@ -22023,7 +23250,7 @@
       <w:r>
         <w:t xml:space="preserve"> Pengaruh Parameter Look Ahead Distance (a) kecil (b) besar</w:t>
       </w:r>
-      <w:bookmarkEnd w:id="47"/>
+      <w:bookmarkEnd w:id="49"/>
     </w:p>
     <w:p>
       <w:pPr>
@@ -22035,6 +23262,7 @@
         <w:rPr>
           <w:noProof/>
         </w:rPr>
+        <w:lastRenderedPageBreak/>
         <w:drawing>
           <wp:inline distT="0" distB="0" distL="0" distR="0" wp14:anchorId="0751ADCE" wp14:editId="73A85C53">
             <wp:extent cx="3844567" cy="1208598"/>
@@ -22053,7 +23281,7 @@
                     </pic:cNvPicPr>
                   </pic:nvPicPr>
                   <pic:blipFill rotWithShape="1">
-                    <a:blip r:embed="rId33">
+                    <a:blip r:embed="rId29">
                       <a:extLst>
                         <a:ext uri="{28A0092B-C50C-407E-A947-70E740481C1C}">
                           <a14:useLocalDpi xmlns:a14="http://schemas.microsoft.com/office/drawing/2010/main" val="0"/>
@@ -22129,7 +23357,7 @@
                     </pic:cNvPicPr>
                   </pic:nvPicPr>
                   <pic:blipFill rotWithShape="1">
-                    <a:blip r:embed="rId33">
+                    <a:blip r:embed="rId29">
                       <a:extLst>
                         <a:ext uri="{28A0092B-C50C-407E-A947-70E740481C1C}">
                           <a14:useLocalDpi xmlns:a14="http://schemas.microsoft.com/office/drawing/2010/main" val="0"/>
@@ -22166,7 +23394,7 @@
         </w:drawing>
       </w:r>
     </w:p>
-    <w:bookmarkEnd w:id="45"/>
+    <w:bookmarkEnd w:id="47"/>
     <w:p>
       <w:pPr>
         <w:spacing w:line="480" w:lineRule="auto"/>
@@ -22186,11 +23414,11 @@
         </w:numPr>
         <w:spacing w:line="480" w:lineRule="auto"/>
       </w:pPr>
-      <w:bookmarkStart w:id="48" w:name="_Toc202351607"/>
+      <w:bookmarkStart w:id="50" w:name="_Toc206025119"/>
       <w:r>
         <w:t>Sensor Magnetic Encoder AS5600</w:t>
       </w:r>
-      <w:bookmarkEnd w:id="48"/>
+      <w:bookmarkEnd w:id="50"/>
     </w:p>
     <w:p>
       <w:pPr>
@@ -22260,9 +23488,8 @@
         <w:ind w:left="1077"/>
         <w:jc w:val="left"/>
       </w:pPr>
-      <w:bookmarkStart w:id="49" w:name="_Toc202351644"/>
-      <w:r>
-        <w:lastRenderedPageBreak/>
+      <w:bookmarkStart w:id="51" w:name="_Toc206025156"/>
+      <w:r>
         <w:t xml:space="preserve">Gambar </w:t>
       </w:r>
       <w:fldSimple w:instr=" SEQ Gambar \* ARABIC ">
@@ -22276,7 +23503,7 @@
       <w:r>
         <w:t xml:space="preserve"> Sensor AS5600</w:t>
       </w:r>
-      <w:bookmarkEnd w:id="49"/>
+      <w:bookmarkEnd w:id="51"/>
     </w:p>
     <w:p>
       <w:pPr>
@@ -22305,6 +23532,7 @@
         <w:rPr>
           <w:noProof/>
         </w:rPr>
+        <w:lastRenderedPageBreak/>
         <w:drawing>
           <wp:inline distT="0" distB="0" distL="0" distR="0" wp14:anchorId="0D182DDF" wp14:editId="2053FC92">
             <wp:extent cx="1614115" cy="1614115"/>
@@ -22323,7 +23551,7 @@
                     </pic:cNvPicPr>
                   </pic:nvPicPr>
                   <pic:blipFill>
-                    <a:blip r:embed="rId34" cstate="print">
+                    <a:blip r:embed="rId30" cstate="print">
                       <a:extLst>
                         <a:ext uri="{28A0092B-C50C-407E-A947-70E740481C1C}">
                           <a14:useLocalDpi xmlns:a14="http://schemas.microsoft.com/office/drawing/2010/main" val="0"/>
@@ -22379,7 +23607,7 @@
         <w:ind w:left="1077"/>
         <w:jc w:val="left"/>
       </w:pPr>
-      <w:bookmarkStart w:id="50" w:name="_Toc202351645"/>
+      <w:bookmarkStart w:id="52" w:name="_Toc206025157"/>
       <w:r>
         <w:t xml:space="preserve">Gambar </w:t>
       </w:r>
@@ -22394,7 +23622,7 @@
       <w:r>
         <w:t xml:space="preserve"> Konfigurasi Magnet AS5600</w:t>
       </w:r>
-      <w:bookmarkEnd w:id="50"/>
+      <w:bookmarkEnd w:id="52"/>
     </w:p>
     <w:p>
       <w:pPr>
@@ -22422,7 +23650,7 @@
                     <pic:cNvPicPr/>
                   </pic:nvPicPr>
                   <pic:blipFill rotWithShape="1">
-                    <a:blip r:embed="rId35"/>
+                    <a:blip r:embed="rId31"/>
                     <a:srcRect l="6605" t="9349" b="8837"/>
                     <a:stretch>
                       <a:fillRect/>
@@ -22481,11 +23709,11 @@
         </w:numPr>
         <w:spacing w:line="480" w:lineRule="auto"/>
       </w:pPr>
-      <w:bookmarkStart w:id="51" w:name="_Toc202351608"/>
+      <w:bookmarkStart w:id="53" w:name="_Toc206025120"/>
       <w:r>
         <w:t>Motor DC PG45</w:t>
       </w:r>
-      <w:bookmarkEnd w:id="51"/>
+      <w:bookmarkEnd w:id="53"/>
     </w:p>
     <w:p>
       <w:pPr>
@@ -22503,7 +23731,7 @@
         <w:ind w:left="1077"/>
         <w:jc w:val="left"/>
       </w:pPr>
-      <w:bookmarkStart w:id="52" w:name="_Toc202351646"/>
+      <w:bookmarkStart w:id="54" w:name="_Toc206025158"/>
       <w:r>
         <w:t xml:space="preserve">Gambar </w:t>
       </w:r>
@@ -22518,7 +23746,7 @@
       <w:r>
         <w:t xml:space="preserve"> Motor DC PG45</w:t>
       </w:r>
-      <w:bookmarkEnd w:id="52"/>
+      <w:bookmarkEnd w:id="54"/>
     </w:p>
     <w:p>
       <w:pPr>
@@ -22528,7 +23756,7 @@
       <w:r>
         <w:t xml:space="preserve">(Sumber: </w:t>
       </w:r>
-      <w:hyperlink r:id="rId36" w:history="1">
+      <w:hyperlink r:id="rId32" w:history="1">
         <w:r>
           <w:rPr>
             <w:rStyle w:val="Hyperlink"/>
@@ -22564,7 +23792,7 @@
                     <pic:cNvPicPr/>
                   </pic:nvPicPr>
                   <pic:blipFill>
-                    <a:blip r:embed="rId37" cstate="print">
+                    <a:blip r:embed="rId33" cstate="print">
                       <a:extLst>
                         <a:ext uri="{28A0092B-C50C-407E-A947-70E740481C1C}">
                           <a14:useLocalDpi xmlns:a14="http://schemas.microsoft.com/office/drawing/2010/main" val="0"/>
@@ -22641,11 +23869,11 @@
         </w:numPr>
         <w:spacing w:line="480" w:lineRule="auto"/>
       </w:pPr>
-      <w:bookmarkStart w:id="53" w:name="_Toc202351609"/>
+      <w:bookmarkStart w:id="55" w:name="_Toc206025121"/>
       <w:r>
         <w:t>Motor DC Brushless</w:t>
       </w:r>
-      <w:bookmarkEnd w:id="53"/>
+      <w:bookmarkEnd w:id="55"/>
       <w:r>
         <w:t xml:space="preserve"> </w:t>
       </w:r>
@@ -22686,7 +23914,7 @@
         <w:ind w:left="1077"/>
         <w:jc w:val="left"/>
       </w:pPr>
-      <w:bookmarkStart w:id="54" w:name="_Toc202351647"/>
+      <w:bookmarkStart w:id="56" w:name="_Toc206025159"/>
       <w:r>
         <w:t xml:space="preserve">Gambar </w:t>
       </w:r>
@@ -22701,7 +23929,7 @@
       <w:r>
         <w:t xml:space="preserve"> Motor Brushless DC</w:t>
       </w:r>
-      <w:bookmarkEnd w:id="54"/>
+      <w:bookmarkEnd w:id="56"/>
     </w:p>
     <w:p>
       <w:pPr>
@@ -22717,7 +23945,7 @@
       <w:r>
         <w:t xml:space="preserve">(Sumber: </w:t>
       </w:r>
-      <w:hyperlink r:id="rId38" w:history="1">
+      <w:hyperlink r:id="rId34" w:history="1">
         <w:r>
           <w:rPr>
             <w:rStyle w:val="Hyperlink"/>
@@ -22742,7 +23970,7 @@
           <w:noProof/>
         </w:rPr>
         <w:drawing>
-          <wp:inline distT="0" distB="0" distL="0" distR="0" wp14:anchorId="1BBA15CC" wp14:editId="1EAA834F">
+          <wp:inline distT="0" distB="0" distL="0" distR="0" wp14:anchorId="1BBA15CC" wp14:editId="61136CF2">
             <wp:extent cx="2110371" cy="2110371"/>
             <wp:effectExtent l="0" t="0" r="0" b="0"/>
             <wp:docPr id="1846021245" name="Picture 9" descr="Rdeghly 70mm 150W 24V/36V Brushless Hub Motor Wheel for Longboard Mini  Scooter DIY Electric Skateboard, Brushless Hub Motor Wheel,Electric  Skateboard Wheel - Walmart.ca"/>
@@ -22759,7 +23987,7 @@
                     </pic:cNvPicPr>
                   </pic:nvPicPr>
                   <pic:blipFill>
-                    <a:blip r:embed="rId39" cstate="print">
+                    <a:blip r:embed="rId35" cstate="print">
                       <a:extLst>
                         <a:ext uri="{28A0092B-C50C-407E-A947-70E740481C1C}">
                           <a14:useLocalDpi xmlns:a14="http://schemas.microsoft.com/office/drawing/2010/main" val="0"/>
@@ -22809,11 +24037,11 @@
           <w:numId w:val="8"/>
         </w:numPr>
       </w:pPr>
-      <w:bookmarkStart w:id="55" w:name="_Toc202351610"/>
+      <w:bookmarkStart w:id="57" w:name="_Toc206025122"/>
       <w:r>
         <w:t>Kajian Penelitian yang Relevan</w:t>
       </w:r>
-      <w:bookmarkEnd w:id="55"/>
+      <w:bookmarkEnd w:id="57"/>
     </w:p>
     <w:p>
       <w:pPr>
@@ -23195,11 +24423,11 @@
         </w:numPr>
         <w:spacing w:line="480" w:lineRule="auto"/>
       </w:pPr>
-      <w:bookmarkStart w:id="56" w:name="_Toc202351611"/>
+      <w:bookmarkStart w:id="58" w:name="_Toc206025123"/>
       <w:r>
         <w:t>Kerangka Berpikir</w:t>
       </w:r>
-      <w:bookmarkEnd w:id="56"/>
+      <w:bookmarkEnd w:id="58"/>
     </w:p>
     <w:p>
       <w:pPr>
@@ -23458,7 +24686,7 @@
         <w:ind w:firstLine="720"/>
         <w:jc w:val="left"/>
       </w:pPr>
-      <w:bookmarkStart w:id="57" w:name="_Toc202351648"/>
+      <w:bookmarkStart w:id="59" w:name="_Toc206025160"/>
       <w:r>
         <w:lastRenderedPageBreak/>
         <w:t xml:space="preserve">Gambar </w:t>
@@ -23474,7 +24702,7 @@
       <w:r>
         <w:t xml:space="preserve"> Kerangka Berpikir</w:t>
       </w:r>
-      <w:bookmarkEnd w:id="57"/>
+      <w:bookmarkEnd w:id="59"/>
     </w:p>
     <w:p>
       <w:pPr>
@@ -23504,7 +24732,7 @@
                     </pic:cNvPicPr>
                   </pic:nvPicPr>
                   <pic:blipFill>
-                    <a:blip r:embed="rId40">
+                    <a:blip r:embed="rId36">
                       <a:extLst>
                         <a:ext uri="{28A0092B-C50C-407E-A947-70E740481C1C}">
                           <a14:useLocalDpi xmlns:a14="http://schemas.microsoft.com/office/drawing/2010/main" val="0"/>
@@ -23545,12 +24773,12 @@
         </w:numPr>
         <w:spacing w:line="480" w:lineRule="auto"/>
       </w:pPr>
-      <w:bookmarkStart w:id="58" w:name="_Toc202351612"/>
+      <w:bookmarkStart w:id="60" w:name="_Toc206025124"/>
       <w:r>
         <w:lastRenderedPageBreak/>
         <w:t>Pertanyaan Penelitian</w:t>
       </w:r>
-      <w:bookmarkEnd w:id="58"/>
+      <w:bookmarkEnd w:id="60"/>
     </w:p>
     <w:p>
       <w:pPr>
@@ -23714,7 +24942,7 @@
         <w:pStyle w:val="Heading1"/>
         <w:spacing w:line="480" w:lineRule="auto"/>
       </w:pPr>
-      <w:bookmarkStart w:id="59" w:name="_Toc202351613"/>
+      <w:bookmarkStart w:id="61" w:name="_Toc206025125"/>
       <w:r>
         <w:lastRenderedPageBreak/>
         <w:t>BAB III</w:t>
@@ -23723,7 +24951,7 @@
         <w:br/>
         <w:t>METODE PENELITIAN</w:t>
       </w:r>
-      <w:bookmarkEnd w:id="59"/>
+      <w:bookmarkEnd w:id="61"/>
     </w:p>
     <w:p>
       <w:pPr>
@@ -23734,11 +24962,11 @@
         </w:numPr>
         <w:spacing w:line="480" w:lineRule="auto"/>
       </w:pPr>
-      <w:bookmarkStart w:id="60" w:name="_Toc202351614"/>
+      <w:bookmarkStart w:id="62" w:name="_Toc206025126"/>
       <w:r>
         <w:t>Model Pengembangan</w:t>
       </w:r>
-      <w:bookmarkEnd w:id="60"/>
+      <w:bookmarkEnd w:id="62"/>
     </w:p>
     <w:p>
       <w:pPr>
@@ -23845,7 +25073,7 @@
     <w:p>
       <w:pPr>
         <w:spacing w:line="480" w:lineRule="auto"/>
-        <w:ind w:left="1080" w:firstLine="360"/>
+        <w:ind w:left="720" w:firstLine="720"/>
       </w:pPr>
       <w:r>
         <w:t xml:space="preserve">Penelitian pengembangan adalah suatu usaha untuk mengembangkan produk yang efektif digunakan untuk sekolah, bukan </w:t>
@@ -23889,7 +25117,7 @@
     <w:p>
       <w:pPr>
         <w:spacing w:line="480" w:lineRule="auto"/>
-        <w:ind w:left="1080" w:firstLine="360"/>
+        <w:ind w:left="720" w:firstLine="720"/>
       </w:pPr>
       <w:r>
         <w:t>Perancangan dan pengembangan pada penelitian ini menggunakan metode R&amp;D dengan penerapan model pengembangan ADDIE. Model pengembangan ini terdiri dari lima tahap penelitian antara lain:</w:t>
@@ -23932,11 +25160,11 @@
         <w:t>Design</w:t>
       </w:r>
       <w:r>
-        <w:t xml:space="preserve">, tahap perancangan simulator ini dilakukan berdasarkan hasil analisis sebelumnya. Pada tahap ini ditentukan struktur fitur </w:t>
+        <w:t xml:space="preserve">, tahap perancangan simulator ini dilakukan berdasarkan hasil analisis sebelumnya. Pada tahap ini ditentukan struktur fitur simulator, </w:t>
       </w:r>
       <w:r>
         <w:lastRenderedPageBreak/>
-        <w:t xml:space="preserve">simulator, alur interaksi pengguna, desain navigasi robot </w:t>
+        <w:t xml:space="preserve">alur interaksi pengguna, desain navigasi robot </w:t>
       </w:r>
       <w:r>
         <w:rPr>
@@ -24017,11 +25245,11 @@
           <w:numId w:val="34"/>
         </w:numPr>
       </w:pPr>
-      <w:bookmarkStart w:id="61" w:name="_Toc202351615"/>
+      <w:bookmarkStart w:id="63" w:name="_Toc206025127"/>
       <w:r>
         <w:t>Prosedur Pengembangan</w:t>
       </w:r>
-      <w:bookmarkEnd w:id="61"/>
+      <w:bookmarkEnd w:id="63"/>
     </w:p>
     <w:p>
       <w:pPr>
@@ -24428,16 +25656,312 @@
     <w:p>
       <w:pPr>
         <w:pStyle w:val="ListParagraph"/>
-        <w:spacing w:line="480" w:lineRule="auto"/>
-        <w:ind w:left="1800"/>
-      </w:pPr>
+        <w:numPr>
+          <w:ilvl w:val="0"/>
+          <w:numId w:val="36"/>
+        </w:numPr>
+        <w:spacing w:line="480" w:lineRule="auto"/>
+      </w:pPr>
+      <w:r>
+        <w:rPr>
+          <w:i/>
+          <w:iCs/>
+        </w:rPr>
+        <w:t>Design</w:t>
+      </w:r>
+      <w:r>
+        <w:t xml:space="preserve"> (Desain)</w:t>
+      </w:r>
     </w:p>
     <w:p>
       <w:pPr>
         <w:pStyle w:val="ListParagraph"/>
         <w:spacing w:line="480" w:lineRule="auto"/>
+        <w:ind w:left="1080" w:firstLine="360"/>
+      </w:pPr>
+      <w:r>
+        <w:t>Tahap desain dilakukan setelah hasil analisis dirumuskan dengan jelas. Penyusunan rencana pengembangan produk simulator dilakukan di tahap ini meliputi desain perangkat lunak (Unity), alur simulasi, kontrol interaktif, serta perencanaan dokumen pembelajaran seperti modul dan jobsheet.</w:t>
+      </w:r>
+    </w:p>
+    <w:p>
+      <w:pPr>
+        <w:pStyle w:val="ListParagraph"/>
+        <w:numPr>
+          <w:ilvl w:val="0"/>
+          <w:numId w:val="37"/>
+        </w:numPr>
+        <w:spacing w:line="480" w:lineRule="auto"/>
+      </w:pPr>
+      <w:r>
+        <w:t>D</w:t>
+      </w:r>
+      <w:r>
+        <w:t>esain Simulator</w:t>
+      </w:r>
+    </w:p>
+    <w:p>
+      <w:pPr>
+        <w:pStyle w:val="ListParagraph"/>
+        <w:spacing w:line="480" w:lineRule="auto"/>
         <w:ind w:left="1440"/>
       </w:pPr>
+      <w:r>
+        <w:t xml:space="preserve">Simulator dirancang menggunakan Unity 3D sebagai platform pengembangan. Komponen </w:t>
+      </w:r>
+      <w:r>
+        <w:t xml:space="preserve">utama dalam simulator mencakup model visual robot </w:t>
+      </w:r>
+      <w:r>
+        <w:rPr>
+          <w:i/>
+          <w:iCs/>
+        </w:rPr>
+        <w:t xml:space="preserve">swerve drive </w:t>
+      </w:r>
+      <w:r>
+        <w:t>dengan empat roda independen, sistem kontrol sudut berbasis input pengguna (</w:t>
+      </w:r>
+      <w:r>
+        <w:rPr>
+          <w:i/>
+          <w:iCs/>
+        </w:rPr>
+        <w:t>joystick</w:t>
+      </w:r>
+      <w:r>
+        <w:t xml:space="preserve"> atau </w:t>
+      </w:r>
+      <w:r>
+        <w:rPr>
+          <w:i/>
+          <w:iCs/>
+        </w:rPr>
+        <w:t>input inspector</w:t>
+      </w:r>
+      <w:r>
+        <w:t xml:space="preserve">), serta implementasi algoritma </w:t>
+      </w:r>
+      <w:r>
+        <w:rPr>
+          <w:i/>
+          <w:iCs/>
+        </w:rPr>
+        <w:t xml:space="preserve">forward </w:t>
+      </w:r>
+      <w:r>
+        <w:t xml:space="preserve">dan </w:t>
+      </w:r>
+      <w:r>
+        <w:rPr>
+          <w:i/>
+          <w:iCs/>
+        </w:rPr>
+        <w:t>inverse kinematics</w:t>
+      </w:r>
+      <w:r>
+        <w:t xml:space="preserve">. Kontrol PID juga digunakan juga digunakan untuk </w:t>
+      </w:r>
+      <w:r>
+        <w:lastRenderedPageBreak/>
+        <w:t>merepresentasikan pengaturan kecepatan roda terhadap nilai target RPM dan sudut.</w:t>
+      </w:r>
+    </w:p>
+    <w:p>
+      <w:pPr>
+        <w:pStyle w:val="ListParagraph"/>
+        <w:numPr>
+          <w:ilvl w:val="0"/>
+          <w:numId w:val="37"/>
+        </w:numPr>
+        <w:spacing w:line="480" w:lineRule="auto"/>
+      </w:pPr>
+      <w:r>
+        <w:t>Desain Navigasi Otomatis</w:t>
+      </w:r>
+    </w:p>
+    <w:p>
+      <w:pPr>
+        <w:pStyle w:val="ListParagraph"/>
+        <w:spacing w:line="480" w:lineRule="auto"/>
+        <w:ind w:left="1440"/>
+      </w:pPr>
+      <w:r>
+        <w:t xml:space="preserve">Navigasi robot dalam simulator dirancang menggunakan algoritma </w:t>
+      </w:r>
+      <w:r>
+        <w:rPr>
+          <w:i/>
+          <w:iCs/>
+        </w:rPr>
+        <w:t>Pure Pursuit</w:t>
+      </w:r>
+      <w:r>
+        <w:t xml:space="preserve"> yang memungkinkan robot mengikuti lintasan yang telah ditentukan. Lintasan diuji pada lingkungan lapangan virtual berdasarkan field ABU Robocon 2024.</w:t>
+      </w:r>
+    </w:p>
+    <w:p>
+      <w:pPr>
+        <w:pStyle w:val="ListParagraph"/>
+        <w:numPr>
+          <w:ilvl w:val="0"/>
+          <w:numId w:val="37"/>
+        </w:numPr>
+        <w:spacing w:line="480" w:lineRule="auto"/>
+      </w:pPr>
+      <w:r>
+        <w:t>Desain Labsheet</w:t>
+      </w:r>
+      <w:r>
+        <w:t xml:space="preserve"> dan Media Pembelajaran</w:t>
+      </w:r>
+    </w:p>
+    <w:p>
+      <w:pPr>
+        <w:pStyle w:val="ListParagraph"/>
+        <w:spacing w:line="480" w:lineRule="auto"/>
+        <w:ind w:left="1440"/>
+      </w:pPr>
+      <w:r>
+        <w:t>Disusun empat buat labsheet, masing-masing memiliki tujuan pembelajaran yang berjenjang untuk mendukung proses pembelajaran secara bertahap, antara lain:</w:t>
+      </w:r>
+    </w:p>
+    <w:p>
+      <w:pPr>
+        <w:pStyle w:val="ListParagraph"/>
+        <w:numPr>
+          <w:ilvl w:val="0"/>
+          <w:numId w:val="38"/>
+        </w:numPr>
+        <w:spacing w:line="480" w:lineRule="auto"/>
+      </w:pPr>
+      <w:r>
+        <w:t xml:space="preserve">Labsheet 1: Pengenalan Unity 3D yang membahas tentang dasar penggunaan </w:t>
+      </w:r>
+      <w:r>
+        <w:rPr>
+          <w:i/>
+          <w:iCs/>
+        </w:rPr>
+        <w:t>platform</w:t>
+      </w:r>
+      <w:r>
+        <w:t xml:space="preserve"> simulasi dan manipulasi objek.</w:t>
+      </w:r>
+    </w:p>
+    <w:p>
+      <w:pPr>
+        <w:pStyle w:val="ListParagraph"/>
+        <w:numPr>
+          <w:ilvl w:val="0"/>
+          <w:numId w:val="38"/>
+        </w:numPr>
+        <w:spacing w:line="480" w:lineRule="auto"/>
+      </w:pPr>
+      <w:r>
+        <w:t>Labsheet 2: Kontrol 1 Modul Swerve Drive membahas tentang dasar penggunaan sensor sudut virtual AS5600 untuk mengontrol sudut roda dan kecepatan roda.</w:t>
+      </w:r>
+    </w:p>
+    <w:p>
+      <w:pPr>
+        <w:pStyle w:val="ListParagraph"/>
+        <w:numPr>
+          <w:ilvl w:val="0"/>
+          <w:numId w:val="38"/>
+        </w:numPr>
+        <w:spacing w:line="480" w:lineRule="auto"/>
+      </w:pPr>
+      <w:r>
+        <w:t xml:space="preserve">Labsheet 3: Kinematika Manual </w:t>
+      </w:r>
+      <w:r>
+        <w:rPr>
+          <w:i/>
+          <w:iCs/>
+        </w:rPr>
+        <w:t xml:space="preserve">Swerve Drive </w:t>
+      </w:r>
+      <w:r>
+        <w:t xml:space="preserve">4 Roda yang menguji dan menerapkan kinematika matematis untuk robot berpenggerak </w:t>
+      </w:r>
+      <w:r>
+        <w:rPr>
+          <w:i/>
+          <w:iCs/>
+        </w:rPr>
+        <w:t xml:space="preserve">swerve drive </w:t>
+      </w:r>
+      <w:r>
+        <w:t xml:space="preserve">empat roda melalui input </w:t>
+      </w:r>
+      <w:r>
+        <w:rPr>
+          <w:i/>
+          <w:iCs/>
+        </w:rPr>
+        <w:t xml:space="preserve">joystick </w:t>
+      </w:r>
+      <w:r>
+        <w:t>dan kinematika balik untuk gerak translasi dan rotasi.</w:t>
+      </w:r>
+    </w:p>
+    <w:p>
+      <w:pPr>
+        <w:pStyle w:val="ListParagraph"/>
+        <w:numPr>
+          <w:ilvl w:val="0"/>
+          <w:numId w:val="38"/>
+        </w:numPr>
+        <w:spacing w:line="480" w:lineRule="auto"/>
+      </w:pPr>
+      <w:r>
+        <w:t>Labsheeet 4: Navigasi Pure Pursuit penerapan navigasi otomatis untuk mengikuti lintasan pada lapangan ABU Robocon 2024.</w:t>
+      </w:r>
+    </w:p>
+    <w:p>
+      <w:pPr>
+        <w:pStyle w:val="ListParagraph"/>
+        <w:numPr>
+          <w:ilvl w:val="0"/>
+          <w:numId w:val="37"/>
+        </w:numPr>
+        <w:spacing w:line="480" w:lineRule="auto"/>
+      </w:pPr>
+      <w:r>
+        <w:t>Desain Modul Panduan</w:t>
+      </w:r>
+      <w:r>
+        <w:t xml:space="preserve"> Media Pembelajaran</w:t>
+      </w:r>
+    </w:p>
+    <w:p>
+      <w:pPr>
+        <w:pStyle w:val="ListParagraph"/>
+        <w:spacing w:line="480" w:lineRule="auto"/>
+        <w:ind w:left="1440"/>
+      </w:pPr>
+      <w:r>
+        <w:lastRenderedPageBreak/>
+        <w:t>Modul</w:t>
+      </w:r>
+      <w:r>
+        <w:t xml:space="preserve"> pembelajaran</w:t>
+      </w:r>
+      <w:r>
+        <w:t xml:space="preserve"> dirancang sebagai pendamping praktikum yang menjelaskan teori dasar </w:t>
+      </w:r>
+      <w:r>
+        <w:rPr>
+          <w:i/>
+          <w:iCs/>
+        </w:rPr>
+        <w:t>swerve drive</w:t>
+      </w:r>
+      <w:r>
+        <w:t>, sistem kendali PID, pengenalan algoritma navigasi, serta panduan penggunaan simulator secara teknis. Modul dilengkapi ilustrasi, diagram alir, dan dokumentasi interface Unity agar mudah dipahami.</w:t>
+      </w:r>
+      <w:r>
+        <w:t xml:space="preserve"> </w:t>
+      </w:r>
     </w:p>
     <w:p>
       <w:pPr>
@@ -24453,20 +25977,73 @@
           <w:i/>
           <w:iCs/>
         </w:rPr>
-        <w:t>Design</w:t>
-      </w:r>
-      <w:r>
-        <w:t xml:space="preserve"> (Desain)</w:t>
+        <w:t>Development</w:t>
+      </w:r>
+      <w:r>
+        <w:t xml:space="preserve"> </w:t>
+      </w:r>
+      <w:r>
+        <w:t>(Pengembangan)</w:t>
       </w:r>
     </w:p>
     <w:p>
       <w:pPr>
         <w:pStyle w:val="ListParagraph"/>
         <w:spacing w:line="480" w:lineRule="auto"/>
-        <w:ind w:left="1080" w:firstLine="360"/>
-      </w:pPr>
-      <w:r>
-        <w:t>Tahap desain dilakukan setelah hasil analisis dirumuskan dengan jelas. Penyusunan rencana pengembangan produk simulator dilakukan di tahap ini meliputi desain perangkat lunak (Unity), alur simulasi, kontrol interaktif, serta perencanaan dokumen pembelajaran seperti modul dan jobsheet.</w:t>
+        <w:ind w:left="1077" w:firstLine="363"/>
+      </w:pPr>
+      <w:r>
+        <w:t xml:space="preserve">Tahap ini merupakan proses realisasi dari hasil desain menjadi produk konkret. </w:t>
+      </w:r>
+      <w:r>
+        <w:t xml:space="preserve">Pada tahap </w:t>
+      </w:r>
+      <w:r>
+        <w:rPr>
+          <w:i/>
+          <w:iCs/>
+        </w:rPr>
+        <w:t xml:space="preserve">development </w:t>
+      </w:r>
+      <w:r>
+        <w:t xml:space="preserve">seluruh komponen yang telah dirancang mulai dari simulator, sistem navigasi, jobsheet praktikum, hingga modul panduan pembelajaran diimplementasikan secara bertahap dengan pendekatan iteratif. Seluruh produk yang dikembangkan akan divalidasi oleh dosen pembimbing serta ahli media untuk memastikan kesesuaian dengan tujuan pembelajaran dan standar teknis. </w:t>
+      </w:r>
+    </w:p>
+    <w:p>
+      <w:pPr>
+        <w:pStyle w:val="ListParagraph"/>
+        <w:spacing w:line="480" w:lineRule="auto"/>
+        <w:ind w:left="1077" w:firstLine="363"/>
+      </w:pPr>
+      <w:r>
+        <w:t xml:space="preserve">Pengembangan media pembelajaran ini difokuskan pada pembuatan simulator berbasis Unity 3D dengan konten utama berupa visualisasi gerak </w:t>
+      </w:r>
+      <w:r>
+        <w:rPr>
+          <w:i/>
+          <w:iCs/>
+        </w:rPr>
+        <w:t>swerve drive</w:t>
+      </w:r>
+      <w:r>
+        <w:t xml:space="preserve">, implementasi kontrol PID, serta sistem navigasi berbasis algoritma </w:t>
+      </w:r>
+      <w:r>
+        <w:rPr>
+          <w:i/>
+          <w:iCs/>
+        </w:rPr>
+        <w:t>Pure Pursuit</w:t>
+      </w:r>
+      <w:r>
+        <w:rPr>
+          <w:i/>
+          <w:iCs/>
+        </w:rPr>
+        <w:t>.</w:t>
+      </w:r>
+      <w:r>
+        <w:t xml:space="preserve"> Pada tahap ini juga dikembangkan jobsheet dan modul pendukung pembelajaran untuk mendukung proses pembelajaran secara menyeluruh. Adapun rincian dan tahap pengembangan meliputi:</w:t>
       </w:r>
     </w:p>
     <w:p>
@@ -24474,15 +26051,12 @@
         <w:pStyle w:val="ListParagraph"/>
         <w:numPr>
           <w:ilvl w:val="0"/>
-          <w:numId w:val="37"/>
+          <w:numId w:val="39"/>
         </w:numPr>
         <w:spacing w:line="480" w:lineRule="auto"/>
       </w:pPr>
       <w:r>
-        <w:t>D</w:t>
-      </w:r>
-      <w:r>
-        <w:t>esain Simulator</w:t>
+        <w:t>Pengembangan Simulator</w:t>
       </w:r>
     </w:p>
     <w:p>
@@ -24492,10 +26066,8 @@
         <w:ind w:left="1440"/>
       </w:pPr>
       <w:r>
-        <w:t xml:space="preserve">Simulator dirancang menggunakan Unity 3D sebagai platform pengembangan. Komponen </w:t>
-      </w:r>
-      <w:r>
-        <w:t xml:space="preserve">utama dalam simulator mencakup model visual robot </w:t>
+        <w:lastRenderedPageBreak/>
+        <w:t xml:space="preserve">Pengembangan dilakukan dengan menggunakan Unity 3D dan bahasa pemrograman C#. Model robot </w:t>
       </w:r>
       <w:r>
         <w:rPr>
@@ -24505,55 +26077,7 @@
         <w:t xml:space="preserve">swerve drive </w:t>
       </w:r>
       <w:r>
-        <w:t>dengan empat roda independen, sistem kontrol sudut berbasis input pengguna (</w:t>
-      </w:r>
-      <w:r>
-        <w:rPr>
-          <w:i/>
-          <w:iCs/>
-        </w:rPr>
-        <w:t>joystick</w:t>
-      </w:r>
-      <w:r>
-        <w:t xml:space="preserve"> atau </w:t>
-      </w:r>
-      <w:r>
-        <w:rPr>
-          <w:i/>
-          <w:iCs/>
-        </w:rPr>
-        <w:t>input inspector</w:t>
-      </w:r>
-      <w:r>
-        <w:t xml:space="preserve">), serta implementasi algoritma </w:t>
-      </w:r>
-      <w:r>
-        <w:rPr>
-          <w:i/>
-          <w:iCs/>
-        </w:rPr>
-        <w:t xml:space="preserve">forward </w:t>
-      </w:r>
-      <w:r>
-        <w:t xml:space="preserve">dan </w:t>
-      </w:r>
-      <w:r>
-        <w:rPr>
-          <w:i/>
-          <w:iCs/>
-        </w:rPr>
-        <w:t xml:space="preserve">inverse </w:t>
-      </w:r>
-      <w:r>
-        <w:rPr>
-          <w:i/>
-          <w:iCs/>
-        </w:rPr>
-        <w:lastRenderedPageBreak/>
-        <w:t>kinematics</w:t>
-      </w:r>
-      <w:r>
-        <w:t>. Kontrol PID juga digunakan juga digunakan untuk merepresentasikan pengaturan kecepatan roda terhadap nilai target RPM dan sudut.</w:t>
+        <w:t>dibangun secara modular berdasarkan desain robot sesungguhnya. Implementasi dilakukan untuk mengatur hubungan antara input pengguna dengan kecepatan dan sudut roda. Sistem PID digunakan untuk mensimulasikan akurasi pengaturan arah dan respon motor.</w:t>
       </w:r>
     </w:p>
     <w:p>
@@ -24561,12 +26085,12 @@
         <w:pStyle w:val="ListParagraph"/>
         <w:numPr>
           <w:ilvl w:val="0"/>
-          <w:numId w:val="37"/>
+          <w:numId w:val="39"/>
         </w:numPr>
         <w:spacing w:line="480" w:lineRule="auto"/>
       </w:pPr>
       <w:r>
-        <w:t>Desain Navigasi Otomatis</w:t>
+        <w:t>Pengembangan Sistem Navigasi</w:t>
       </w:r>
     </w:p>
     <w:p>
@@ -24576,7 +26100,7 @@
         <w:ind w:left="1440"/>
       </w:pPr>
       <w:r>
-        <w:t xml:space="preserve">Navigasi robot dalam simulator dirancang menggunakan algoritma </w:t>
+        <w:t xml:space="preserve">Navigasi otomatis dikembangkan menggunakan algoritma </w:t>
       </w:r>
       <w:r>
         <w:rPr>
@@ -24586,7 +26110,14 @@
         <w:t>Pure Pursuit</w:t>
       </w:r>
       <w:r>
-        <w:t xml:space="preserve"> yang memungkinkan robot mengikuti lintasan yang telah ditentukan. Lintasan diuji pada lingkungan lapangan virtual berdasarkan field ABU Robocon 2024.</w:t>
+        <w:rPr>
+          <w:i/>
+          <w:iCs/>
+        </w:rPr>
+        <w:t xml:space="preserve"> </w:t>
+      </w:r>
+      <w:r>
+        <w:t>yang mengambil input koordinat lintasan dan mengatur orientasi robot secara dinamis. Lingkungan simulasi dibuat berdasarkan lapangan kompetisi ABU Robocon 2024 untuk memberikan konteks nyata.</w:t>
       </w:r>
     </w:p>
     <w:p>
@@ -24594,15 +26125,12 @@
         <w:pStyle w:val="ListParagraph"/>
         <w:numPr>
           <w:ilvl w:val="0"/>
-          <w:numId w:val="37"/>
+          <w:numId w:val="39"/>
         </w:numPr>
         <w:spacing w:line="480" w:lineRule="auto"/>
       </w:pPr>
       <w:r>
-        <w:t>Desain Labsheet</w:t>
-      </w:r>
-      <w:r>
-        <w:t xml:space="preserve"> dan Media Pembelajaran</w:t>
+        <w:t>Penyusunan Labsheet</w:t>
       </w:r>
     </w:p>
     <w:p>
@@ -24612,7 +26140,7 @@
         <w:ind w:left="1440"/>
       </w:pPr>
       <w:r>
-        <w:t>Disusun empat buat labsheet, masing-masing memiliki tujuan pembelajaran yang berjenjang untuk mendukung proses pembelajaran secara bertahap, antara lain:</w:t>
+        <w:t>Labsheet disusun berdasarkan skenario pembelajaran yang berjenjang. Terdapat empat buah labsheet yang akan disusun berisi tujuan, alat dan bahan, prosedur, pertanyaan reflektif, dan evaluasi hasil simulasi. Semua jobsheet akan divalidasi sebelum digunakan.</w:t>
       </w:r>
     </w:p>
     <w:p>
@@ -24620,137 +26148,52 @@
         <w:pStyle w:val="ListParagraph"/>
         <w:numPr>
           <w:ilvl w:val="0"/>
-          <w:numId w:val="38"/>
+          <w:numId w:val="39"/>
         </w:numPr>
         <w:spacing w:line="480" w:lineRule="auto"/>
       </w:pPr>
       <w:r>
-        <w:t xml:space="preserve">Labsheet 1: Pengenalan Unity 3D yang membahas tentang dasar penggunaan </w:t>
+        <w:t>Pembuatan Modul</w:t>
+      </w:r>
+    </w:p>
+    <w:p>
+      <w:pPr>
+        <w:pStyle w:val="ListParagraph"/>
+        <w:spacing w:line="480" w:lineRule="auto"/>
+        <w:ind w:left="1440"/>
+      </w:pPr>
+      <w:r>
+        <w:t xml:space="preserve">Modul pembelajaran ditulis dalam bentuk dokumen terstruktur dengan pembahasan konsep kinematika </w:t>
       </w:r>
       <w:r>
         <w:rPr>
           <w:i/>
           <w:iCs/>
         </w:rPr>
-        <w:t>platform</w:t>
-      </w:r>
-      <w:r>
-        <w:t xml:space="preserve"> simulasi dan manipulasi objek.</w:t>
-      </w:r>
-    </w:p>
-    <w:p>
-      <w:pPr>
-        <w:pStyle w:val="ListParagraph"/>
-        <w:numPr>
-          <w:ilvl w:val="0"/>
-          <w:numId w:val="38"/>
-        </w:numPr>
-        <w:spacing w:line="480" w:lineRule="auto"/>
-      </w:pPr>
-      <w:r>
-        <w:t>Labsheet 2: Kontrol 1 Modul Swerve Drive membahas tentang dasar penggunaan sensor sudut virtual AS5600 untuk mengontrol sudut roda dan kecepatan roda.</w:t>
-      </w:r>
-    </w:p>
-    <w:p>
-      <w:pPr>
-        <w:pStyle w:val="ListParagraph"/>
-        <w:numPr>
-          <w:ilvl w:val="0"/>
-          <w:numId w:val="38"/>
-        </w:numPr>
-        <w:spacing w:line="480" w:lineRule="auto"/>
-      </w:pPr>
-      <w:r>
-        <w:t xml:space="preserve">Labsheet 3: Kinematika Manual </w:t>
+        <w:t>swerve drive</w:t>
+      </w:r>
+      <w:r>
+        <w:t xml:space="preserve">, sensor sudut, serta navigasi. Modul juga memuat langkah penggunaan simulator, ilustrasi penggunaan joystick, serta </w:t>
       </w:r>
       <w:r>
         <w:rPr>
           <w:i/>
           <w:iCs/>
         </w:rPr>
-        <w:t xml:space="preserve">Swerve Drive </w:t>
-      </w:r>
-      <w:r>
-        <w:t xml:space="preserve">4 Roda yang menguji dan menerapkan kinematika matematis untuk robot berpenggerak </w:t>
-      </w:r>
-      <w:r>
-        <w:rPr>
-          <w:i/>
-          <w:iCs/>
-        </w:rPr>
-        <w:t xml:space="preserve">swerve drive </w:t>
-      </w:r>
-      <w:r>
-        <w:t xml:space="preserve">empat roda melalui input </w:t>
-      </w:r>
-      <w:r>
-        <w:rPr>
-          <w:i/>
-          <w:iCs/>
-        </w:rPr>
-        <w:t xml:space="preserve">joystick </w:t>
-      </w:r>
-      <w:r>
-        <w:t>dan kinematika balik untuk gerak translasi dan rotasi.</w:t>
-      </w:r>
-    </w:p>
-    <w:p>
-      <w:pPr>
-        <w:pStyle w:val="ListParagraph"/>
-        <w:numPr>
-          <w:ilvl w:val="0"/>
-          <w:numId w:val="38"/>
-        </w:numPr>
-        <w:spacing w:line="480" w:lineRule="auto"/>
-      </w:pPr>
-      <w:r>
-        <w:t>Labsheeet 4: Navigasi Pure Pursuit penerapan navigasi otomatis untuk mengikuti lintasan pada lapangan ABU Robocon 2024.</w:t>
-      </w:r>
-    </w:p>
-    <w:p>
-      <w:pPr>
-        <w:pStyle w:val="ListParagraph"/>
-        <w:numPr>
-          <w:ilvl w:val="0"/>
-          <w:numId w:val="37"/>
-        </w:numPr>
-        <w:spacing w:line="480" w:lineRule="auto"/>
+        <w:t>troubleshooting</w:t>
+      </w:r>
+      <w:r>
+        <w:t xml:space="preserve"> dasar bagi mahasiswa.</w:t>
+      </w:r>
+    </w:p>
+    <w:p>
+      <w:pPr>
+        <w:spacing w:line="480" w:lineRule="auto"/>
+        <w:ind w:left="1077"/>
       </w:pPr>
       <w:r>
         <w:lastRenderedPageBreak/>
-        <w:t>Desain Modul Panduan</w:t>
-      </w:r>
-      <w:r>
-        <w:t xml:space="preserve"> Media Pembelajaran</w:t>
-      </w:r>
-    </w:p>
-    <w:p>
-      <w:pPr>
-        <w:pStyle w:val="ListParagraph"/>
-        <w:spacing w:line="480" w:lineRule="auto"/>
-        <w:ind w:left="1440"/>
-      </w:pPr>
-      <w:r>
-        <w:t>Modul</w:t>
-      </w:r>
-      <w:r>
-        <w:t xml:space="preserve"> pembelajaran</w:t>
-      </w:r>
-      <w:r>
-        <w:t xml:space="preserve"> dirancang sebagai pendamping praktikum yang menjelaskan teori dasar </w:t>
-      </w:r>
-      <w:r>
-        <w:rPr>
-          <w:i/>
-          <w:iCs/>
-        </w:rPr>
-        <w:t>swerve drive</w:t>
-      </w:r>
-      <w:r>
-        <w:t>, sistem kendali PID, pengenalan algoritma navigasi, serta panduan penggunaan simulator secara teknis. Modul dilengkapi ilustrasi, diagram alir, dan dokumentasi interface Unity agar mudah dipahami.</w:t>
-      </w:r>
-      <w:r>
-        <w:t xml:space="preserve"> </w:t>
+        <w:t>Produk akhir yang dikembangan berupa simulator interaktif dan dokumen pendukung yang kemudian diuji secara internal dan dikaji ulang untuk memastikan kesesuaian terhadap tujuan pembelajaran dan kesiapan implementasi pada praktikum.</w:t>
       </w:r>
     </w:p>
     <w:p>
@@ -24767,56 +26210,56 @@
           <w:i/>
           <w:iCs/>
         </w:rPr>
-        <w:t>Development</w:t>
-      </w:r>
-      <w:r>
-        <w:t xml:space="preserve"> </w:t>
-      </w:r>
-      <w:r>
-        <w:t>(Pengembangan)</w:t>
+        <w:t xml:space="preserve">Implementation </w:t>
+      </w:r>
+      <w:r>
+        <w:t>(Implementasi)</w:t>
       </w:r>
     </w:p>
     <w:p>
       <w:pPr>
         <w:pStyle w:val="ListParagraph"/>
         <w:spacing w:line="480" w:lineRule="auto"/>
-        <w:ind w:left="1077" w:firstLine="363"/>
-      </w:pPr>
-      <w:r>
-        <w:t xml:space="preserve">Tahap ini merupakan proses realisasi dari hasil desain menjadi produk konkret. </w:t>
-      </w:r>
-      <w:r>
-        <w:t xml:space="preserve">Pada tahap </w:t>
+        <w:ind w:left="1080" w:firstLine="360"/>
+      </w:pPr>
+      <w:r>
+        <w:t xml:space="preserve">Tahap implementasi dilakukan setelah seluruh produk pengembangan simulator selesai dan siap digunakan. Pada tahap ini, simulator kinematika dan navigasi </w:t>
       </w:r>
       <w:r>
         <w:rPr>
           <w:i/>
           <w:iCs/>
         </w:rPr>
-        <w:t xml:space="preserve">development </w:t>
-      </w:r>
-      <w:r>
-        <w:t xml:space="preserve">seluruh komponen yang telah dirancang mulai dari simulator, sistem navigasi, jobsheet praktikum, hingga modul panduan pembelajaran diimplementasikan secara bertahap dengan pendekatan iteratif. Seluruh produk yang dikembangkan akan divalidasi oleh dosen pembimbing serta ahli media untuk memastikan kesesuaian dengan tujuan pembelajaran dan standar teknis. </w:t>
+        <w:t xml:space="preserve">swerve drive </w:t>
+      </w:r>
+      <w:r>
+        <w:t xml:space="preserve">berbasis Unity 3D diujicobakan kepada mahasiswa Program Studi Pendidikan Teknik Mekatronika yang telah atau sedang menempuh mata kuliah Praktik Robotika. Implementasi bertujuan untuk mengetahui sejauh mana media pembelajaran yang dikembangkan dapat digunakan secara efektif dalam proses pembelajaran. </w:t>
       </w:r>
     </w:p>
     <w:p>
       <w:pPr>
         <w:pStyle w:val="ListParagraph"/>
         <w:spacing w:line="480" w:lineRule="auto"/>
-        <w:ind w:left="1077" w:firstLine="363"/>
-      </w:pPr>
-      <w:r>
-        <w:t xml:space="preserve">Pengembangan media pembelajaran ini difokuskan pada pembuatan simulator berbasis Unity 3D dengan konten utama berupa visualisasi gerak </w:t>
+        <w:ind w:left="1080" w:firstLine="360"/>
+      </w:pPr>
+      <w:r>
+        <w:t xml:space="preserve">Sebelum kegiatan praktikum dimulai, modul panduan dan labsheet diberikan untuk setiap topik, lalu mahasiswa diberikan arahan mengenai penggunaan simulator dan fungsionalitas kontrol yang tersedia. Selama praktikum, mahasiswa diminta mengikuti alur pembelajaran mulai dari pengenalan Unity, pengujian satu modul </w:t>
       </w:r>
       <w:r>
         <w:rPr>
           <w:i/>
           <w:iCs/>
         </w:rPr>
-        <w:t>swerve drive</w:t>
-      </w:r>
-      <w:r>
-        <w:t xml:space="preserve">, implementasi kontrol PID, serta sistem navigasi berbasis algoritma </w:t>
+        <w:t xml:space="preserve">swerve, </w:t>
+      </w:r>
+      <w:r>
+        <w:t>perhitungan kinematika</w:t>
+      </w:r>
+      <w:r>
+        <w:t xml:space="preserve"> dan simulasi kinematika robot</w:t>
+      </w:r>
+      <w:r>
+        <w:t xml:space="preserve">, hingga pelacakan lintasan secara otomatis menggunakan algoritma </w:t>
       </w:r>
       <w:r>
         <w:rPr>
@@ -24826,164 +26269,20 @@
         <w:t>Pure Pursuit</w:t>
       </w:r>
       <w:r>
-        <w:rPr>
-          <w:i/>
-          <w:iCs/>
-        </w:rPr>
-        <w:t>.</w:t>
-      </w:r>
-      <w:r>
-        <w:t xml:space="preserve"> Pada tahap ini juga dikembangkan jobsheet dan modul pendukung pembelajaran untuk mendukung proses pembelajaran secara menyeluruh. Adapun rincian dan tahap pengembangan meliputi:</w:t>
-      </w:r>
-    </w:p>
-    <w:p>
-      <w:pPr>
-        <w:pStyle w:val="ListParagraph"/>
-        <w:numPr>
-          <w:ilvl w:val="0"/>
-          <w:numId w:val="39"/>
-        </w:numPr>
-        <w:spacing w:line="480" w:lineRule="auto"/>
-      </w:pPr>
-      <w:r>
-        <w:t>Pengembangan Simulator</w:t>
-      </w:r>
-    </w:p>
-    <w:p>
-      <w:pPr>
-        <w:pStyle w:val="ListParagraph"/>
-        <w:spacing w:line="480" w:lineRule="auto"/>
-        <w:ind w:left="1440"/>
-      </w:pPr>
+        <w:t xml:space="preserve">. </w:t>
+      </w:r>
+    </w:p>
+    <w:p>
+      <w:pPr>
+        <w:spacing w:line="480" w:lineRule="auto"/>
+        <w:ind w:left="1080" w:firstLine="360"/>
+      </w:pPr>
+      <w:r>
+        <w:t xml:space="preserve">Observasi dilakukan selama implementasi untuk mengidentifikasi efektivitas produk dan keterlibatan mahasiswa dalam proses </w:t>
+      </w:r>
       <w:r>
         <w:lastRenderedPageBreak/>
-        <w:t xml:space="preserve">Pengembangan dilakukan dengan menggunakan Unity 3D dan bahasa pemrograman C#. Model robot </w:t>
-      </w:r>
-      <w:r>
-        <w:rPr>
-          <w:i/>
-          <w:iCs/>
-        </w:rPr>
-        <w:t xml:space="preserve">swerve drive </w:t>
-      </w:r>
-      <w:r>
-        <w:t>dibangun secara modular berdasarkan desain robot sesungguhnya. Implementasi dilakukan untuk mengatur hubungan antara input pengguna dengan kecepatan dan sudut roda. Sistem PID digunakan untuk mensimulasikan akurasi pengaturan arah dan respon motor.</w:t>
-      </w:r>
-    </w:p>
-    <w:p>
-      <w:pPr>
-        <w:pStyle w:val="ListParagraph"/>
-        <w:numPr>
-          <w:ilvl w:val="0"/>
-          <w:numId w:val="39"/>
-        </w:numPr>
-        <w:spacing w:line="480" w:lineRule="auto"/>
-      </w:pPr>
-      <w:r>
-        <w:t>Pengembangan Sistem Navigasi</w:t>
-      </w:r>
-    </w:p>
-    <w:p>
-      <w:pPr>
-        <w:pStyle w:val="ListParagraph"/>
-        <w:spacing w:line="480" w:lineRule="auto"/>
-        <w:ind w:left="1440"/>
-      </w:pPr>
-      <w:r>
-        <w:t xml:space="preserve">Navigasi otomatis dikembangkan menggunakan algoritma </w:t>
-      </w:r>
-      <w:r>
-        <w:rPr>
-          <w:i/>
-          <w:iCs/>
-        </w:rPr>
-        <w:t>Pure Pursuit</w:t>
-      </w:r>
-      <w:r>
-        <w:rPr>
-          <w:i/>
-          <w:iCs/>
-        </w:rPr>
-        <w:t xml:space="preserve"> </w:t>
-      </w:r>
-      <w:r>
-        <w:t>yang mengambil input koordinat lintasan dan mengatur orientasi robot secara dinamis. Lingkungan simulasi dibuat berdasarkan lapangan kompetisi ABU Robocon 2024 untuk memberikan konteks nyata.</w:t>
-      </w:r>
-    </w:p>
-    <w:p>
-      <w:pPr>
-        <w:pStyle w:val="ListParagraph"/>
-        <w:numPr>
-          <w:ilvl w:val="0"/>
-          <w:numId w:val="39"/>
-        </w:numPr>
-        <w:spacing w:line="480" w:lineRule="auto"/>
-      </w:pPr>
-      <w:r>
-        <w:t>Penyusunan Labsheet</w:t>
-      </w:r>
-    </w:p>
-    <w:p>
-      <w:pPr>
-        <w:pStyle w:val="ListParagraph"/>
-        <w:spacing w:line="480" w:lineRule="auto"/>
-        <w:ind w:left="1440"/>
-      </w:pPr>
-      <w:r>
-        <w:t>Labsheet disusun berdasarkan skenario pembelajaran yang berjenjang. Terdapat empat buah labsheet yang akan disusun berisi tujuan, alat dan bahan, prosedur, pertanyaan reflektif, dan evaluasi hasil simulasi. Semua jobsheet akan divalidasi sebelum digunakan.</w:t>
-      </w:r>
-    </w:p>
-    <w:p>
-      <w:pPr>
-        <w:pStyle w:val="ListParagraph"/>
-        <w:numPr>
-          <w:ilvl w:val="0"/>
-          <w:numId w:val="39"/>
-        </w:numPr>
-        <w:spacing w:line="480" w:lineRule="auto"/>
-      </w:pPr>
-      <w:r>
-        <w:t>Pembuatan Modul</w:t>
-      </w:r>
-    </w:p>
-    <w:p>
-      <w:pPr>
-        <w:pStyle w:val="ListParagraph"/>
-        <w:spacing w:line="480" w:lineRule="auto"/>
-        <w:ind w:left="1440"/>
-      </w:pPr>
-      <w:r>
-        <w:t xml:space="preserve">Modul pembelajaran ditulis dalam bentuk dokumen terstruktur dengan pembahasan konsep kinematika </w:t>
-      </w:r>
-      <w:r>
-        <w:rPr>
-          <w:i/>
-          <w:iCs/>
-        </w:rPr>
-        <w:t>swerve drive</w:t>
-      </w:r>
-      <w:r>
-        <w:t xml:space="preserve">, sensor sudut, serta navigasi. Modul juga memuat langkah penggunaan simulator, ilustrasi penggunaan joystick, serta </w:t>
-      </w:r>
-      <w:r>
-        <w:rPr>
-          <w:i/>
-          <w:iCs/>
-        </w:rPr>
-        <w:t>troubleshooting</w:t>
-      </w:r>
-      <w:r>
-        <w:t xml:space="preserve"> dasar bagi mahasiswa.</w:t>
-      </w:r>
-    </w:p>
-    <w:p>
-      <w:pPr>
-        <w:spacing w:line="480" w:lineRule="auto"/>
-        <w:ind w:left="1077"/>
-      </w:pPr>
-      <w:r>
-        <w:lastRenderedPageBreak/>
-        <w:t>Produk akhir yang dikembangan berupa simulator interaktif dan dokumen pendukung yang kemudian diuji secara internal dan dikaji ulang untuk memastikan kesesuaian terhadap tujuan pembelajaran dan kesiapan implementasi pada praktikum.</w:t>
+        <w:t>pembelajaran. Masukan dan umpan balik dari mahasiswa selama pelaksanaan akan menjadi dasar untuk evaluasi lebih lanjut.</w:t>
       </w:r>
     </w:p>
     <w:p>
@@ -25000,95 +26299,6 @@
           <w:i/>
           <w:iCs/>
         </w:rPr>
-        <w:t xml:space="preserve">Implementation </w:t>
-      </w:r>
-      <w:r>
-        <w:t>(Implementasi)</w:t>
-      </w:r>
-    </w:p>
-    <w:p>
-      <w:pPr>
-        <w:pStyle w:val="ListParagraph"/>
-        <w:spacing w:line="480" w:lineRule="auto"/>
-        <w:ind w:left="1080" w:firstLine="360"/>
-      </w:pPr>
-      <w:r>
-        <w:t xml:space="preserve">Tahap implementasi dilakukan setelah seluruh produk pengembangan simulator selesai dan siap digunakan. Pada tahap ini, simulator kinematika dan navigasi </w:t>
-      </w:r>
-      <w:r>
-        <w:rPr>
-          <w:i/>
-          <w:iCs/>
-        </w:rPr>
-        <w:t xml:space="preserve">swerve drive </w:t>
-      </w:r>
-      <w:r>
-        <w:t xml:space="preserve">berbasis Unity 3D diujicobakan kepada mahasiswa Program Studi Pendidikan Teknik Mekatronika yang telah atau sedang menempuh mata kuliah Praktik Robotika. Implementasi bertujuan untuk mengetahui sejauh mana media pembelajaran yang dikembangkan dapat digunakan secara efektif dalam proses pembelajaran. </w:t>
-      </w:r>
-    </w:p>
-    <w:p>
-      <w:pPr>
-        <w:pStyle w:val="ListParagraph"/>
-        <w:spacing w:line="480" w:lineRule="auto"/>
-        <w:ind w:left="1080" w:firstLine="360"/>
-      </w:pPr>
-      <w:r>
-        <w:t xml:space="preserve">Sebelum kegiatan praktikum dimulai, modul panduan dan labsheet diberikan untuk setiap topik, lalu mahasiswa diberikan arahan mengenai penggunaan simulator dan fungsionalitas kontrol yang tersedia. Selama praktikum, mahasiswa diminta mengikuti alur pembelajaran mulai dari pengenalan Unity, pengujian satu modul </w:t>
-      </w:r>
-      <w:r>
-        <w:rPr>
-          <w:i/>
-          <w:iCs/>
-        </w:rPr>
-        <w:t xml:space="preserve">swerve, </w:t>
-      </w:r>
-      <w:r>
-        <w:t>perhitungan kinematika</w:t>
-      </w:r>
-      <w:r>
-        <w:t xml:space="preserve"> dan simulasi kinematika robot</w:t>
-      </w:r>
-      <w:r>
-        <w:t xml:space="preserve">, hingga pelacakan lintasan secara otomatis menggunakan algoritma </w:t>
-      </w:r>
-      <w:r>
-        <w:rPr>
-          <w:i/>
-          <w:iCs/>
-        </w:rPr>
-        <w:t>Pure Pursuit</w:t>
-      </w:r>
-      <w:r>
-        <w:t xml:space="preserve">. </w:t>
-      </w:r>
-    </w:p>
-    <w:p>
-      <w:pPr>
-        <w:spacing w:line="480" w:lineRule="auto"/>
-        <w:ind w:left="1080" w:firstLine="360"/>
-      </w:pPr>
-      <w:r>
-        <w:t xml:space="preserve">Observasi dilakukan selama implementasi untuk mengidentifikasi efektivitas produk dan keterlibatan mahasiswa dalam proses </w:t>
-      </w:r>
-      <w:r>
-        <w:lastRenderedPageBreak/>
-        <w:t>pembelajaran. Masukan dan umpan balik dari mahasiswa selama pelaksanaan akan menjadi dasar untuk evaluasi lebih lanjut.</w:t>
-      </w:r>
-    </w:p>
-    <w:p>
-      <w:pPr>
-        <w:pStyle w:val="ListParagraph"/>
-        <w:numPr>
-          <w:ilvl w:val="0"/>
-          <w:numId w:val="36"/>
-        </w:numPr>
-        <w:spacing w:line="480" w:lineRule="auto"/>
-      </w:pPr>
-      <w:r>
-        <w:rPr>
-          <w:i/>
-          <w:iCs/>
-        </w:rPr>
         <w:t xml:space="preserve">Evaluation </w:t>
       </w:r>
       <w:r>
@@ -25167,7 +26377,7 @@
       <w:pPr>
         <w:pStyle w:val="ListParagraph"/>
         <w:spacing w:line="480" w:lineRule="auto"/>
-        <w:ind w:left="1440"/>
+        <w:ind w:left="1440" w:firstLine="720"/>
       </w:pPr>
       <w:r>
         <w:t xml:space="preserve">Evaluasi dilakukan kepada mahasiswa Program Studi Pendidikan Teknik Mekatronika yang telah atau sedang mengikuti praktikum pada mata kuliah Praktik Robotika. Mahasiswa diminta memberikan tanggapan melalui instrumen angket yang telah disusun berdasarkan indikator kelayakan media pembelajaran. Evaluasi ini mencakup aspek kemudahan penggunaan simulator sebagai media pembelajaran, pemahaman konsep melalui praktikum, kejelasan instruksi, serta efektivitas pembelajaran menggunakan labsheet dan modul. Data dari responden diperoleh baik secara kuantitatif (skor penilaian) maupun kualitatif. </w:t>
@@ -25190,7 +26400,7 @@
       <w:pPr>
         <w:pStyle w:val="ListParagraph"/>
         <w:spacing w:line="480" w:lineRule="auto"/>
-        <w:ind w:left="1440"/>
+        <w:ind w:left="1440" w:firstLine="720"/>
       </w:pPr>
       <w:r>
         <w:lastRenderedPageBreak/>
@@ -25214,7 +26424,7 @@
       <w:pPr>
         <w:pStyle w:val="ListParagraph"/>
         <w:spacing w:line="480" w:lineRule="auto"/>
-        <w:ind w:left="1440"/>
+        <w:ind w:left="1440" w:firstLine="720"/>
       </w:pPr>
       <w:r>
         <w:t>Setelah produk diimplementasikan, mahasiswa sebagai pengguna akhir diminta memberikan tanggapan melalui angket yang mencakup aspek kemudahan penggunaan simulator, kejelasan materi, interaktivitas, dan pemahaman konsep. Penilaian dilakukan secara kuantitatif dan kualitatif untuk mendapatkan data persepsi serta saran perbaikan.</w:t>
@@ -25240,7 +26450,7 @@
       <w:pPr>
         <w:pStyle w:val="ListParagraph"/>
         <w:spacing w:line="480" w:lineRule="auto"/>
-        <w:ind w:left="1440"/>
+        <w:ind w:left="1440" w:firstLine="720"/>
       </w:pPr>
       <w:r>
         <w:t xml:space="preserve">Berdasarkan hasil evaluasi dari ahli dan pengguna, dilakukan perbaikan terhadap media pembelajaran yang dikembangkan. Perbaikan mencakup penyempurnaan simulator, revisi modul atau labsheet, serta peningkatan antarmuka pengguna untuk memudahkan pengguaan saat praktikum. Proses ini dilakukan untuk memastikan bahwa produk akhir siap digunakan sebagai media pembelajaran yang berkualitas. </w:t>
@@ -25255,12 +26465,12 @@
         </w:numPr>
         <w:spacing w:line="480" w:lineRule="auto"/>
       </w:pPr>
-      <w:bookmarkStart w:id="62" w:name="_Toc202351616"/>
+      <w:bookmarkStart w:id="64" w:name="_Toc206025128"/>
       <w:r>
         <w:lastRenderedPageBreak/>
         <w:t>Desain Uji Coba Produk</w:t>
       </w:r>
-      <w:bookmarkEnd w:id="62"/>
+      <w:bookmarkEnd w:id="64"/>
     </w:p>
     <w:p>
       <w:pPr>
@@ -25271,11 +26481,11 @@
         </w:numPr>
         <w:spacing w:line="480" w:lineRule="auto"/>
       </w:pPr>
-      <w:bookmarkStart w:id="63" w:name="_Toc202351617"/>
+      <w:bookmarkStart w:id="65" w:name="_Toc206025129"/>
       <w:r>
         <w:t>Tempat dan Waktu Uji Coba Produk</w:t>
       </w:r>
-      <w:bookmarkEnd w:id="63"/>
+      <w:bookmarkEnd w:id="65"/>
     </w:p>
     <w:p>
       <w:pPr>
@@ -25295,11 +26505,11 @@
         </w:numPr>
         <w:spacing w:line="480" w:lineRule="auto"/>
       </w:pPr>
-      <w:bookmarkStart w:id="64" w:name="_Toc202351618"/>
+      <w:bookmarkStart w:id="66" w:name="_Toc206025130"/>
       <w:r>
         <w:t>Subjek Penelitian</w:t>
       </w:r>
-      <w:bookmarkEnd w:id="64"/>
+      <w:bookmarkEnd w:id="66"/>
     </w:p>
     <w:p>
       <w:pPr>
@@ -25449,7 +26659,7 @@
           <w:lang w:eastAsia="en-ID"/>
         </w:rPr>
       </w:pPr>
-      <w:bookmarkStart w:id="65" w:name="_Toc202351619"/>
+      <w:bookmarkStart w:id="67" w:name="_Toc206025131"/>
       <w:r>
         <w:rPr>
           <w:lang w:eastAsia="en-ID"/>
@@ -25457,7 +26667,7 @@
         <w:lastRenderedPageBreak/>
         <w:t>Teknik Pengumpulan Data</w:t>
       </w:r>
-      <w:bookmarkEnd w:id="65"/>
+      <w:bookmarkEnd w:id="67"/>
     </w:p>
     <w:p>
       <w:pPr>
@@ -25613,11 +26823,11 @@
         </w:numPr>
         <w:spacing w:line="480" w:lineRule="auto"/>
       </w:pPr>
-      <w:bookmarkStart w:id="66" w:name="_Toc202351620"/>
+      <w:bookmarkStart w:id="68" w:name="_Toc206025132"/>
       <w:r>
         <w:t>Instrumen Penelitian</w:t>
       </w:r>
-      <w:bookmarkEnd w:id="66"/>
+      <w:bookmarkEnd w:id="68"/>
     </w:p>
     <w:p>
       <w:pPr>
@@ -25683,7 +26893,7 @@
         <w:keepNext/>
         <w:ind w:left="1440"/>
       </w:pPr>
-      <w:bookmarkStart w:id="67" w:name="_Toc202351624"/>
+      <w:bookmarkStart w:id="69" w:name="_Toc206025136"/>
       <w:r>
         <w:t xml:space="preserve">Tabel </w:t>
       </w:r>
@@ -25698,7 +26908,7 @@
       <w:r>
         <w:t>. Instrumen Kelayakan Materi</w:t>
       </w:r>
-      <w:bookmarkEnd w:id="67"/>
+      <w:bookmarkEnd w:id="69"/>
     </w:p>
     <w:p>
       <w:r>
@@ -25845,7 +27055,37 @@
               <w:jc w:val="left"/>
             </w:pPr>
             <w:r>
-              <w:t>Kesesuaian media pembelajaran dengan silabus</w:t>
+              <w:t>Kesesuaian</w:t>
+            </w:r>
+            <w:r>
+              <w:t xml:space="preserve"> </w:t>
+            </w:r>
+            <w:r>
+              <w:t>media</w:t>
+            </w:r>
+            <w:r>
+              <w:t xml:space="preserve"> </w:t>
+            </w:r>
+            <w:r>
+              <w:t>pembelajaran</w:t>
+            </w:r>
+            <w:r>
+              <w:t xml:space="preserve"> </w:t>
+            </w:r>
+            <w:r>
+              <w:t>dengan silabus</w:t>
+            </w:r>
+            <w:r>
+              <w:t xml:space="preserve"> </w:t>
+            </w:r>
+            <w:r>
+              <w:t>dan capaian</w:t>
+            </w:r>
+            <w:r>
+              <w:t xml:space="preserve"> </w:t>
+            </w:r>
+            <w:r>
+              <w:t>pembelajaran</w:t>
             </w:r>
           </w:p>
         </w:tc>
@@ -25862,6 +27102,9 @@
             </w:pPr>
             <w:r>
               <w:t>1</w:t>
+            </w:r>
+            <w:r>
+              <w:t>, 2</w:t>
             </w:r>
           </w:p>
         </w:tc>
@@ -25910,7 +27153,31 @@
               <w:jc w:val="left"/>
             </w:pPr>
             <w:r>
-              <w:t>Kesesuaian media pembelajaran dengan bahan kajian dan capaian pembelajaran</w:t>
+              <w:t>Kesesuaian</w:t>
+            </w:r>
+            <w:r>
+              <w:t xml:space="preserve"> </w:t>
+            </w:r>
+            <w:r>
+              <w:t>materi</w:t>
+            </w:r>
+            <w:r>
+              <w:t xml:space="preserve"> </w:t>
+            </w:r>
+            <w:r>
+              <w:t>dengan</w:t>
+            </w:r>
+            <w:r>
+              <w:t xml:space="preserve"> </w:t>
+            </w:r>
+            <w:r>
+              <w:t>kebutuhan</w:t>
+            </w:r>
+            <w:r>
+              <w:t xml:space="preserve"> </w:t>
+            </w:r>
+            <w:r>
+              <w:t>peserta didik</w:t>
             </w:r>
           </w:p>
         </w:tc>
@@ -25926,7 +27193,7 @@
               <w:jc w:val="center"/>
             </w:pPr>
             <w:r>
-              <w:t>2, 3</w:t>
+              <w:t>3, 4, 5</w:t>
             </w:r>
           </w:p>
         </w:tc>
@@ -25975,7 +27242,37 @@
               <w:jc w:val="left"/>
             </w:pPr>
             <w:r>
-              <w:t>Kesesuaian antara kebutuhan peserta didik dengan media pembelajaran</w:t>
+              <w:t>Keterpaduan materi</w:t>
+            </w:r>
+          </w:p>
+          <w:p>
+            <w:pPr>
+              <w:pStyle w:val="ListParagraph"/>
+              <w:ind w:left="0"/>
+              <w:jc w:val="left"/>
+            </w:pPr>
+            <w:r>
+              <w:t>dengan konsep</w:t>
+            </w:r>
+          </w:p>
+          <w:p>
+            <w:pPr>
+              <w:pStyle w:val="ListParagraph"/>
+              <w:ind w:left="0"/>
+              <w:jc w:val="left"/>
+            </w:pPr>
+            <w:r>
+              <w:t>keilmuan yang</w:t>
+            </w:r>
+          </w:p>
+          <w:p>
+            <w:pPr>
+              <w:pStyle w:val="ListParagraph"/>
+              <w:ind w:left="0"/>
+              <w:jc w:val="left"/>
+            </w:pPr>
+            <w:r>
+              <w:t>diajarkan</w:t>
             </w:r>
           </w:p>
         </w:tc>
@@ -25991,7 +27288,7 @@
               <w:jc w:val="center"/>
             </w:pPr>
             <w:r>
-              <w:t>4, 5</w:t>
+              <w:t>6, 7, 8, 9</w:t>
             </w:r>
           </w:p>
         </w:tc>
@@ -26000,6 +27297,152 @@
         <w:trPr>
           <w:trHeight w:val="338"/>
         </w:trPr>
+        <w:tc>
+          <w:tcPr>
+            <w:tcW w:w="1479" w:type="dxa"/>
+            <w:vMerge/>
+            <w:vAlign w:val="center"/>
+          </w:tcPr>
+          <w:p>
+            <w:pPr>
+              <w:pStyle w:val="ListParagraph"/>
+              <w:ind w:left="0"/>
+              <w:jc w:val="center"/>
+            </w:pPr>
+          </w:p>
+        </w:tc>
+        <w:tc>
+          <w:tcPr>
+            <w:tcW w:w="1813" w:type="dxa"/>
+            <w:vMerge/>
+            <w:vAlign w:val="center"/>
+          </w:tcPr>
+          <w:p>
+            <w:pPr>
+              <w:pStyle w:val="ListParagraph"/>
+              <w:ind w:left="0"/>
+              <w:jc w:val="left"/>
+            </w:pPr>
+          </w:p>
+        </w:tc>
+        <w:tc>
+          <w:tcPr>
+            <w:tcW w:w="1666" w:type="dxa"/>
+          </w:tcPr>
+          <w:p>
+            <w:pPr>
+              <w:pStyle w:val="ListParagraph"/>
+              <w:ind w:left="0"/>
+              <w:jc w:val="left"/>
+            </w:pPr>
+            <w:r>
+              <w:t>Kelengkapan dan</w:t>
+            </w:r>
+            <w:r>
+              <w:t xml:space="preserve"> </w:t>
+            </w:r>
+            <w:r>
+              <w:t>cakupan materi</w:t>
+            </w:r>
+          </w:p>
+        </w:tc>
+        <w:tc>
+          <w:tcPr>
+            <w:tcW w:w="1529" w:type="dxa"/>
+            <w:vAlign w:val="center"/>
+          </w:tcPr>
+          <w:p>
+            <w:pPr>
+              <w:pStyle w:val="ListParagraph"/>
+              <w:ind w:left="0"/>
+              <w:jc w:val="center"/>
+            </w:pPr>
+            <w:r>
+              <w:t>10, 11, 12</w:t>
+            </w:r>
+          </w:p>
+        </w:tc>
+      </w:tr>
+      <w:tr>
+        <w:tc>
+          <w:tcPr>
+            <w:tcW w:w="1479" w:type="dxa"/>
+            <w:vMerge w:val="restart"/>
+            <w:vAlign w:val="center"/>
+          </w:tcPr>
+          <w:p>
+            <w:pPr>
+              <w:pStyle w:val="ListParagraph"/>
+              <w:ind w:left="0"/>
+              <w:jc w:val="center"/>
+            </w:pPr>
+            <w:r>
+              <w:lastRenderedPageBreak/>
+              <w:t>2</w:t>
+            </w:r>
+          </w:p>
+        </w:tc>
+        <w:tc>
+          <w:tcPr>
+            <w:tcW w:w="1813" w:type="dxa"/>
+            <w:vMerge w:val="restart"/>
+            <w:vAlign w:val="center"/>
+          </w:tcPr>
+          <w:p>
+            <w:pPr>
+              <w:pStyle w:val="ListParagraph"/>
+              <w:ind w:left="0"/>
+              <w:jc w:val="left"/>
+            </w:pPr>
+            <w:r>
+              <w:t>Penyajian</w:t>
+            </w:r>
+          </w:p>
+        </w:tc>
+        <w:tc>
+          <w:tcPr>
+            <w:tcW w:w="1666" w:type="dxa"/>
+            <w:vAlign w:val="center"/>
+          </w:tcPr>
+          <w:p>
+            <w:pPr>
+              <w:pStyle w:val="ListParagraph"/>
+              <w:ind w:left="0"/>
+              <w:jc w:val="left"/>
+            </w:pPr>
+            <w:r>
+              <w:t>Kejelasan struktur</w:t>
+            </w:r>
+          </w:p>
+          <w:p>
+            <w:pPr>
+              <w:pStyle w:val="ListParagraph"/>
+              <w:ind w:left="0"/>
+              <w:jc w:val="left"/>
+            </w:pPr>
+            <w:r>
+              <w:t>penyajian materi</w:t>
+            </w:r>
+          </w:p>
+        </w:tc>
+        <w:tc>
+          <w:tcPr>
+            <w:tcW w:w="1529" w:type="dxa"/>
+            <w:vAlign w:val="center"/>
+          </w:tcPr>
+          <w:p>
+            <w:pPr>
+              <w:pStyle w:val="ListParagraph"/>
+              <w:ind w:left="0"/>
+              <w:jc w:val="center"/>
+            </w:pPr>
+            <w:r>
+              <w:t>13, 14, 15</w:t>
+            </w:r>
+          </w:p>
+        </w:tc>
+      </w:tr>
+      <w:tr>
         <w:tc>
           <w:tcPr>
             <w:tcW w:w="1479" w:type="dxa"/>
@@ -26040,7 +27483,37 @@
               <w:jc w:val="left"/>
             </w:pPr>
             <w:r>
-              <w:t xml:space="preserve">Pembelajaran </w:t>
+              <w:t>Keterpaduan antara</w:t>
+            </w:r>
+          </w:p>
+          <w:p>
+            <w:pPr>
+              <w:pStyle w:val="ListParagraph"/>
+              <w:ind w:left="0"/>
+              <w:jc w:val="left"/>
+            </w:pPr>
+            <w:r>
+              <w:t>teks, gambar, dan</w:t>
+            </w:r>
+          </w:p>
+          <w:p>
+            <w:pPr>
+              <w:pStyle w:val="ListParagraph"/>
+              <w:ind w:left="0"/>
+              <w:jc w:val="left"/>
+            </w:pPr>
+            <w:r>
+              <w:t>elemen pendukung</w:t>
+            </w:r>
+          </w:p>
+          <w:p>
+            <w:pPr>
+              <w:pStyle w:val="ListParagraph"/>
+              <w:ind w:left="0"/>
+              <w:jc w:val="left"/>
+            </w:pPr>
+            <w:r>
+              <w:t>lainnya</w:t>
             </w:r>
           </w:p>
         </w:tc>
@@ -26056,15 +27529,12 @@
               <w:jc w:val="center"/>
             </w:pPr>
             <w:r>
-              <w:t>6,7, 8</w:t>
+              <w:t>16, 17</w:t>
             </w:r>
           </w:p>
         </w:tc>
       </w:tr>
       <w:tr>
-        <w:trPr>
-          <w:trHeight w:val="325"/>
-        </w:trPr>
         <w:tc>
           <w:tcPr>
             <w:tcW w:w="1479" w:type="dxa"/>
@@ -26100,12 +27570,20 @@
           </w:tcPr>
           <w:p>
             <w:pPr>
+              <w:jc w:val="left"/>
+            </w:pPr>
+            <w:r>
+              <w:t>Konsistensi dan</w:t>
+            </w:r>
+          </w:p>
+          <w:p>
+            <w:pPr>
               <w:pStyle w:val="ListParagraph"/>
               <w:ind w:left="0"/>
               <w:jc w:val="left"/>
             </w:pPr>
             <w:r>
-              <w:t>Kelengkapan materi</w:t>
+              <w:t>sistematika penyajian</w:t>
             </w:r>
           </w:p>
         </w:tc>
@@ -26121,73 +27599,7 @@
               <w:jc w:val="center"/>
             </w:pPr>
             <w:r>
-              <w:t>9, 10</w:t>
-            </w:r>
-          </w:p>
-        </w:tc>
-      </w:tr>
-      <w:tr>
-        <w:tc>
-          <w:tcPr>
-            <w:tcW w:w="1479" w:type="dxa"/>
-            <w:vAlign w:val="center"/>
-          </w:tcPr>
-          <w:p>
-            <w:pPr>
-              <w:pStyle w:val="ListParagraph"/>
-              <w:ind w:left="0"/>
-              <w:jc w:val="center"/>
-            </w:pPr>
-            <w:r>
-              <w:t>2</w:t>
-            </w:r>
-          </w:p>
-        </w:tc>
-        <w:tc>
-          <w:tcPr>
-            <w:tcW w:w="1813" w:type="dxa"/>
-            <w:vAlign w:val="center"/>
-          </w:tcPr>
-          <w:p>
-            <w:pPr>
-              <w:pStyle w:val="ListParagraph"/>
-              <w:ind w:left="0"/>
-              <w:jc w:val="left"/>
-            </w:pPr>
-            <w:r>
-              <w:t>Penyajian</w:t>
-            </w:r>
-          </w:p>
-        </w:tc>
-        <w:tc>
-          <w:tcPr>
-            <w:tcW w:w="1666" w:type="dxa"/>
-            <w:vAlign w:val="center"/>
-          </w:tcPr>
-          <w:p>
-            <w:pPr>
-              <w:pStyle w:val="ListParagraph"/>
-              <w:ind w:left="0"/>
-              <w:jc w:val="left"/>
-            </w:pPr>
-            <w:r>
-              <w:t xml:space="preserve">Teknik penyajian materi pembelajaran </w:t>
-            </w:r>
-          </w:p>
-        </w:tc>
-        <w:tc>
-          <w:tcPr>
-            <w:tcW w:w="1529" w:type="dxa"/>
-            <w:vAlign w:val="center"/>
-          </w:tcPr>
-          <w:p>
-            <w:pPr>
-              <w:pStyle w:val="ListParagraph"/>
-              <w:ind w:left="0"/>
-              <w:jc w:val="center"/>
-            </w:pPr>
-            <w:r>
-              <w:t>11, 12, 13, 14</w:t>
+              <w:t>18, 19, 20</w:t>
             </w:r>
           </w:p>
         </w:tc>
@@ -26232,12 +27644,34 @@
           </w:tcPr>
           <w:p>
             <w:pPr>
-              <w:pStyle w:val="ListParagraph"/>
-              <w:ind w:left="0"/>
               <w:jc w:val="left"/>
             </w:pPr>
             <w:r>
-              <w:t>Kesesuaian dengan kaidah Bahasa Indonesia</w:t>
+              <w:t>Kesesuaian</w:t>
+            </w:r>
+            <w:r>
+              <w:t xml:space="preserve"> </w:t>
+            </w:r>
+            <w:r>
+              <w:t>dengan</w:t>
+            </w:r>
+            <w:r>
+              <w:t xml:space="preserve"> </w:t>
+            </w:r>
+            <w:r>
+              <w:t>kaidah</w:t>
+            </w:r>
+            <w:r>
+              <w:t xml:space="preserve"> </w:t>
+            </w:r>
+            <w:r>
+              <w:t>bahasa yang</w:t>
+            </w:r>
+            <w:r>
+              <w:t xml:space="preserve"> </w:t>
+            </w:r>
+            <w:r>
+              <w:t>baik dan benar</w:t>
             </w:r>
           </w:p>
         </w:tc>
@@ -26253,7 +27687,112 @@
               <w:jc w:val="center"/>
             </w:pPr>
             <w:r>
-              <w:t>15, 16</w:t>
+              <w:t>21, 22, 23</w:t>
+            </w:r>
+          </w:p>
+        </w:tc>
+      </w:tr>
+      <w:tr>
+        <w:tc>
+          <w:tcPr>
+            <w:tcW w:w="1479" w:type="dxa"/>
+            <w:vAlign w:val="center"/>
+          </w:tcPr>
+          <w:p>
+            <w:pPr>
+              <w:pStyle w:val="ListParagraph"/>
+              <w:ind w:left="0"/>
+              <w:jc w:val="center"/>
+            </w:pPr>
+          </w:p>
+        </w:tc>
+        <w:tc>
+          <w:tcPr>
+            <w:tcW w:w="1813" w:type="dxa"/>
+            <w:vAlign w:val="center"/>
+          </w:tcPr>
+          <w:p>
+            <w:pPr>
+              <w:pStyle w:val="ListParagraph"/>
+              <w:ind w:left="0"/>
+              <w:jc w:val="left"/>
+            </w:pPr>
+          </w:p>
+        </w:tc>
+        <w:tc>
+          <w:tcPr>
+            <w:tcW w:w="1666" w:type="dxa"/>
+            <w:vAlign w:val="center"/>
+          </w:tcPr>
+          <w:p>
+            <w:pPr>
+              <w:jc w:val="left"/>
+            </w:pPr>
+            <w:r>
+              <w:t>Kejelasan kalimat</w:t>
+            </w:r>
+            <w:r>
+              <w:t xml:space="preserve"> </w:t>
+            </w:r>
+            <w:r>
+              <w:t>dalam menjelaskan</w:t>
+            </w:r>
+            <w:r>
+              <w:t xml:space="preserve"> </w:t>
+            </w:r>
+            <w:r>
+              <w:t>konsep materi</w:t>
+            </w:r>
+          </w:p>
+        </w:tc>
+        <w:tc>
+          <w:tcPr>
+            <w:tcW w:w="1529" w:type="dxa"/>
+            <w:vAlign w:val="center"/>
+          </w:tcPr>
+          <w:p>
+            <w:pPr>
+              <w:pStyle w:val="ListParagraph"/>
+              <w:ind w:left="0"/>
+              <w:jc w:val="center"/>
+            </w:pPr>
+            <w:r>
+              <w:t>24, 25</w:t>
+            </w:r>
+          </w:p>
+        </w:tc>
+      </w:tr>
+      <w:tr>
+        <w:tc>
+          <w:tcPr>
+            <w:tcW w:w="4958" w:type="dxa"/>
+            <w:gridSpan w:val="3"/>
+            <w:vAlign w:val="center"/>
+          </w:tcPr>
+          <w:p>
+            <w:pPr>
+              <w:pStyle w:val="ListParagraph"/>
+              <w:ind w:left="0"/>
+              <w:jc w:val="center"/>
+            </w:pPr>
+            <w:r>
+              <w:t>Total</w:t>
+            </w:r>
+          </w:p>
+        </w:tc>
+        <w:tc>
+          <w:tcPr>
+            <w:tcW w:w="1529" w:type="dxa"/>
+            <w:vAlign w:val="center"/>
+          </w:tcPr>
+          <w:p>
+            <w:pPr>
+              <w:pStyle w:val="ListParagraph"/>
+              <w:ind w:left="0"/>
+              <w:jc w:val="center"/>
+            </w:pPr>
+            <w:r>
+              <w:t>25</w:t>
             </w:r>
           </w:p>
         </w:tc>
@@ -26286,7 +27825,13 @@
         <w:ind w:left="1440" w:firstLine="360"/>
       </w:pPr>
       <w:r>
-        <w:t>Instrumen ini digunakan untuk mengevaluasi kualitas media pembelajaran dari sisi tampilan, fungsionalitas, dn kemudahan penggunaannya. Penilaian dilakukan oleh ahli media dengan fokus pada tiga aspek utama, yaitu:</w:t>
+        <w:t>Instrumen ini digunakan untuk mengevaluasi kualitas media pembelajaran dari sisi tampilan, fungsionalitas, d</w:t>
+      </w:r>
+      <w:r>
+        <w:t>a</w:t>
+      </w:r>
+      <w:r>
+        <w:t>n kemudahan penggunaannya. Penilaian dilakukan oleh ahli media dengan fokus pada tiga aspek utama, yaitu:</w:t>
       </w:r>
     </w:p>
     <w:p>
@@ -26312,6 +27857,7 @@
         <w:spacing w:line="480" w:lineRule="auto"/>
       </w:pPr>
       <w:r>
+        <w:lastRenderedPageBreak/>
         <w:t>Kelengkapan komponen media, seperti keberadaan simulasi yang berfungsi, kejelasan navigasi pada antarmuka, serta dukungan dokumen pendamping berupa modul dan labsheet.</w:t>
       </w:r>
     </w:p>
@@ -26334,11 +27880,7 @@
         <w:ind w:left="1440" w:firstLine="360"/>
       </w:pPr>
       <w:r>
-        <w:t xml:space="preserve">Evaluasi dari ahli media bertujuan untuk memastikan bahwa simulator dan dokumen pendukungnya layak diterapkan dalam </w:t>
-      </w:r>
-      <w:r>
-        <w:lastRenderedPageBreak/>
-        <w:t>proses pembelajaran dan mampu meningkatkan keterlibatan serta pemahaman mahasiswa terhadap materi yang diajarkan.</w:t>
+        <w:t>Evaluasi dari ahli media bertujuan untuk memastikan bahwa simulator dan dokumen pendukungnya layak diterapkan dalam proses pembelajaran dan mampu meningkatkan keterlibatan serta pemahaman mahasiswa terhadap materi yang diajarkan.</w:t>
       </w:r>
     </w:p>
     <w:p>
@@ -26348,7 +27890,7 @@
         <w:ind w:left="1440"/>
         <w:jc w:val="left"/>
       </w:pPr>
-      <w:bookmarkStart w:id="68" w:name="_Toc202351625"/>
+      <w:bookmarkStart w:id="70" w:name="_Toc206025137"/>
       <w:r>
         <w:t xml:space="preserve">Tabel </w:t>
       </w:r>
@@ -26363,7 +27905,7 @@
       <w:r>
         <w:t>. Instrumen Media</w:t>
       </w:r>
-      <w:bookmarkEnd w:id="68"/>
+      <w:bookmarkEnd w:id="70"/>
     </w:p>
     <w:p>
       <w:r>
@@ -26513,12 +28055,13 @@
           </w:tcPr>
           <w:p>
             <w:pPr>
-              <w:pStyle w:val="ListParagraph"/>
-              <w:ind w:left="0"/>
               <w:jc w:val="left"/>
             </w:pPr>
             <w:r>
-              <w:t>Membantu proses belajar mengajar</w:t>
+              <w:rPr>
+                <w:rStyle w:val="fontstyle01"/>
+              </w:rPr>
+              <w:t>Mendukung pemahaman konsep dalam pembelajaran</w:t>
             </w:r>
           </w:p>
         </w:tc>
@@ -26535,6 +28078,9 @@
             </w:pPr>
             <w:r>
               <w:t>1</w:t>
+            </w:r>
+            <w:r>
+              <w:t>, 2</w:t>
             </w:r>
           </w:p>
         </w:tc>
@@ -26578,12 +28124,13 @@
           </w:tcPr>
           <w:p>
             <w:pPr>
-              <w:pStyle w:val="ListParagraph"/>
-              <w:ind w:left="0"/>
               <w:jc w:val="left"/>
             </w:pPr>
             <w:r>
-              <w:t>Mempermudah cara belajar peserta didik</w:t>
+              <w:rPr>
+                <w:rStyle w:val="fontstyle01"/>
+              </w:rPr>
+              <w:t>Mempermudah peserta didik dalam memahami materi</w:t>
             </w:r>
           </w:p>
         </w:tc>
@@ -26599,7 +28146,7 @@
               <w:jc w:val="center"/>
             </w:pPr>
             <w:r>
-              <w:t>2</w:t>
+              <w:t>3, 4, 5</w:t>
             </w:r>
           </w:p>
         </w:tc>
@@ -26643,12 +28190,13 @@
           </w:tcPr>
           <w:p>
             <w:pPr>
-              <w:pStyle w:val="ListParagraph"/>
-              <w:ind w:left="0"/>
               <w:jc w:val="left"/>
             </w:pPr>
             <w:r>
-              <w:t>Meningkatkan keaktifan peserta didik</w:t>
+              <w:rPr>
+                <w:rStyle w:val="fontstyle01"/>
+              </w:rPr>
+              <w:t>Meningkatkan interaktivitas dan keterlibatan peserta didik dalam pembelajaran</w:t>
             </w:r>
           </w:p>
         </w:tc>
@@ -26664,7 +28212,7 @@
               <w:jc w:val="center"/>
             </w:pPr>
             <w:r>
-              <w:t>3, 5, 6</w:t>
+              <w:t>6, 7, 8, 9</w:t>
             </w:r>
           </w:p>
         </w:tc>
@@ -26708,12 +28256,13 @@
           </w:tcPr>
           <w:p>
             <w:pPr>
-              <w:pStyle w:val="ListParagraph"/>
-              <w:ind w:left="0"/>
               <w:jc w:val="left"/>
             </w:pPr>
             <w:r>
-              <w:t>Mendukung keterkaitan media pembelajaran dengan mata kuliah lain</w:t>
+              <w:rPr>
+                <w:rStyle w:val="fontstyle01"/>
+              </w:rPr>
+              <w:t>Mendukung penerapan pembelajaran berbasis praktik</w:t>
             </w:r>
           </w:p>
         </w:tc>
@@ -26729,7 +28278,7 @@
               <w:jc w:val="center"/>
             </w:pPr>
             <w:r>
-              <w:t>4, 7, 8, 9, 10</w:t>
+              <w:t>10, 11, 12</w:t>
             </w:r>
           </w:p>
         </w:tc>
@@ -26787,12 +28336,13 @@
           </w:tcPr>
           <w:p>
             <w:pPr>
-              <w:pStyle w:val="ListParagraph"/>
-              <w:ind w:left="0"/>
               <w:jc w:val="left"/>
             </w:pPr>
             <w:r>
-              <w:t xml:space="preserve">Tampilan pada media pembelajaran </w:t>
+              <w:rPr>
+                <w:rStyle w:val="fontstyle01"/>
+              </w:rPr>
+              <w:t>Kesesuaian fungsi dengan tujuan pembelajaran</w:t>
             </w:r>
           </w:p>
         </w:tc>
@@ -26808,7 +28358,7 @@
               <w:jc w:val="center"/>
             </w:pPr>
             <w:r>
-              <w:t>11</w:t>
+              <w:t>13, 14</w:t>
             </w:r>
           </w:p>
         </w:tc>
@@ -26854,12 +28404,20 @@
           </w:tcPr>
           <w:p>
             <w:pPr>
-              <w:pStyle w:val="ListParagraph"/>
-              <w:ind w:left="0"/>
               <w:jc w:val="left"/>
             </w:pPr>
             <w:r>
-              <w:t>Kesesuaian fungsi dan perangkat pada media pembelajaran</w:t>
+              <w:rPr>
+                <w:rStyle w:val="fontstyle01"/>
+              </w:rPr>
+              <w:t xml:space="preserve">Kelengkapan bagian-bagian </w:t>
+            </w:r>
+            <w:r>
+              <w:rPr>
+                <w:rStyle w:val="fontstyle01"/>
+              </w:rPr>
+              <w:lastRenderedPageBreak/>
+              <w:t>media yang menunjang kegiatan pembelajaran</w:t>
             </w:r>
           </w:p>
         </w:tc>
@@ -26875,7 +28433,81 @@
               <w:jc w:val="center"/>
             </w:pPr>
             <w:r>
-              <w:t>12, 13, 14</w:t>
+              <w:lastRenderedPageBreak/>
+              <w:t>15, 16, 17</w:t>
+            </w:r>
+          </w:p>
+        </w:tc>
+      </w:tr>
+      <w:tr>
+        <w:trPr>
+          <w:trHeight w:val="125"/>
+        </w:trPr>
+        <w:tc>
+          <w:tcPr>
+            <w:tcW w:w="682" w:type="dxa"/>
+            <w:vMerge/>
+            <w:vAlign w:val="center"/>
+          </w:tcPr>
+          <w:p>
+            <w:pPr>
+              <w:pStyle w:val="ListParagraph"/>
+              <w:ind w:left="0"/>
+              <w:jc w:val="center"/>
+            </w:pPr>
+          </w:p>
+        </w:tc>
+        <w:tc>
+          <w:tcPr>
+            <w:tcW w:w="2126" w:type="dxa"/>
+            <w:vMerge/>
+            <w:vAlign w:val="center"/>
+          </w:tcPr>
+          <w:p>
+            <w:pPr>
+              <w:jc w:val="left"/>
+              <w:rPr>
+                <w:rStyle w:val="fontstyle01"/>
+                <w:rFonts w:hint="eastAsia"/>
+              </w:rPr>
+            </w:pPr>
+          </w:p>
+        </w:tc>
+        <w:tc>
+          <w:tcPr>
+            <w:tcW w:w="2158" w:type="dxa"/>
+            <w:vAlign w:val="center"/>
+          </w:tcPr>
+          <w:p>
+            <w:pPr>
+              <w:jc w:val="left"/>
+              <w:rPr>
+                <w:rStyle w:val="fontstyle01"/>
+                <w:rFonts w:ascii="Times New Roman" w:hAnsi="Times New Roman"/>
+                <w:color w:val="auto"/>
+              </w:rPr>
+            </w:pPr>
+            <w:r>
+              <w:rPr>
+                <w:rStyle w:val="fontstyle01"/>
+              </w:rPr>
+              <w:t>Ketahanan dan keandalan media saat digunakan</w:t>
+            </w:r>
+          </w:p>
+        </w:tc>
+        <w:tc>
+          <w:tcPr>
+            <w:tcW w:w="1521" w:type="dxa"/>
+            <w:vAlign w:val="center"/>
+          </w:tcPr>
+          <w:p>
+            <w:pPr>
+              <w:pStyle w:val="ListParagraph"/>
+              <w:ind w:left="0"/>
+              <w:jc w:val="center"/>
+            </w:pPr>
+            <w:r>
+              <w:t>18, 19, 20</w:t>
             </w:r>
           </w:p>
         </w:tc>
@@ -26884,6 +28516,7 @@
         <w:tc>
           <w:tcPr>
             <w:tcW w:w="682" w:type="dxa"/>
+            <w:vMerge w:val="restart"/>
             <w:vAlign w:val="center"/>
           </w:tcPr>
           <w:p>
@@ -26900,6 +28533,7 @@
         <w:tc>
           <w:tcPr>
             <w:tcW w:w="2126" w:type="dxa"/>
+            <w:vMerge w:val="restart"/>
             <w:vAlign w:val="center"/>
           </w:tcPr>
           <w:p>
@@ -26928,12 +28562,13 @@
           </w:tcPr>
           <w:p>
             <w:pPr>
-              <w:pStyle w:val="ListParagraph"/>
-              <w:ind w:left="0"/>
               <w:jc w:val="left"/>
             </w:pPr>
             <w:r>
-              <w:t>Kemudahan penggunaan dan kemenarikan media pembelajaran</w:t>
+              <w:rPr>
+                <w:rStyle w:val="fontstyle01"/>
+              </w:rPr>
+              <w:t>Media pembelajaran mudah dioperasikan oleh peserta didik</w:t>
             </w:r>
           </w:p>
         </w:tc>
@@ -26949,7 +28584,115 @@
               <w:jc w:val="center"/>
             </w:pPr>
             <w:r>
-              <w:t>15, 16, 17</w:t>
+              <w:t>21, 22, 23</w:t>
+            </w:r>
+          </w:p>
+        </w:tc>
+      </w:tr>
+      <w:tr>
+        <w:tc>
+          <w:tcPr>
+            <w:tcW w:w="682" w:type="dxa"/>
+            <w:vMerge/>
+            <w:vAlign w:val="center"/>
+          </w:tcPr>
+          <w:p>
+            <w:pPr>
+              <w:pStyle w:val="ListParagraph"/>
+              <w:ind w:left="0"/>
+              <w:jc w:val="center"/>
+            </w:pPr>
+          </w:p>
+        </w:tc>
+        <w:tc>
+          <w:tcPr>
+            <w:tcW w:w="2126" w:type="dxa"/>
+            <w:vMerge/>
+            <w:vAlign w:val="center"/>
+          </w:tcPr>
+          <w:p>
+            <w:pPr>
+              <w:jc w:val="left"/>
+              <w:rPr>
+                <w:rStyle w:val="fontstyle01"/>
+              </w:rPr>
+            </w:pPr>
+          </w:p>
+        </w:tc>
+        <w:tc>
+          <w:tcPr>
+            <w:tcW w:w="2158" w:type="dxa"/>
+            <w:vAlign w:val="center"/>
+          </w:tcPr>
+          <w:p>
+            <w:pPr>
+              <w:jc w:val="left"/>
+              <w:rPr>
+                <w:rStyle w:val="fontstyle01"/>
+                <w:rFonts w:ascii="Times New Roman" w:hAnsi="Times New Roman"/>
+                <w:color w:val="auto"/>
+              </w:rPr>
+            </w:pPr>
+            <w:r>
+              <w:rPr>
+                <w:rStyle w:val="fontstyle01"/>
+              </w:rPr>
+              <w:t>Media mendorong peserta didik untuk mencoba, mengeksplorasi, dan memahami fungsi secara mandiri</w:t>
+            </w:r>
+          </w:p>
+        </w:tc>
+        <w:tc>
+          <w:tcPr>
+            <w:tcW w:w="1521" w:type="dxa"/>
+            <w:vAlign w:val="center"/>
+          </w:tcPr>
+          <w:p>
+            <w:pPr>
+              <w:pStyle w:val="ListParagraph"/>
+              <w:ind w:left="0"/>
+              <w:jc w:val="center"/>
+            </w:pPr>
+            <w:r>
+              <w:t>24, 25, 26</w:t>
+            </w:r>
+          </w:p>
+        </w:tc>
+      </w:tr>
+      <w:tr>
+        <w:tc>
+          <w:tcPr>
+            <w:tcW w:w="4966" w:type="dxa"/>
+            <w:gridSpan w:val="3"/>
+            <w:vAlign w:val="center"/>
+          </w:tcPr>
+          <w:p>
+            <w:pPr>
+              <w:jc w:val="center"/>
+              <w:rPr>
+                <w:rStyle w:val="fontstyle01"/>
+              </w:rPr>
+            </w:pPr>
+            <w:r>
+              <w:rPr>
+                <w:rStyle w:val="fontstyle01"/>
+              </w:rPr>
+              <w:t>Total</w:t>
+            </w:r>
+          </w:p>
+        </w:tc>
+        <w:tc>
+          <w:tcPr>
+            <w:tcW w:w="1521" w:type="dxa"/>
+            <w:vAlign w:val="center"/>
+          </w:tcPr>
+          <w:p>
+            <w:pPr>
+              <w:pStyle w:val="ListParagraph"/>
+              <w:ind w:left="0"/>
+              <w:jc w:val="center"/>
+            </w:pPr>
+            <w:r>
+              <w:t>26</w:t>
             </w:r>
           </w:p>
         </w:tc>
@@ -26981,11 +28724,7 @@
         <w:ind w:left="1440" w:firstLine="720"/>
       </w:pPr>
       <w:r>
-        <w:t xml:space="preserve">Instrumen ini ditujukan untuk mengukur sejauh mana media pembelajaran yang dikembangkan memenuhi kriteria kelayakan dari perspektif pengguna, dalam hal ini mahasiswa yang mengikuti Mata Kuliah Praktik Robotika. Penilaian dilakukan menggunakan angket </w:t>
-      </w:r>
-      <w:r>
-        <w:lastRenderedPageBreak/>
-        <w:t>dengan skala Likert empat poin, yang disusun berdasarkan tiga aspek utama, yaitu:</w:t>
+        <w:t>Instrumen ini ditujukan untuk mengukur sejauh mana media pembelajaran yang dikembangkan memenuhi kriteria kelayakan dari perspektif pengguna, dalam hal ini mahasiswa yang mengikuti Mata Kuliah Praktik Robotika. Penilaian dilakukan menggunakan angket dengan skala Likert empat poin, yang disusun berdasarkan tiga aspek utama, yaitu:</w:t>
       </w:r>
     </w:p>
     <w:p>
@@ -27011,7 +28750,11 @@
         <w:spacing w:line="480" w:lineRule="auto"/>
       </w:pPr>
       <w:r>
-        <w:t>Kualitas dalam mendukung pembelajaran, yang menilai seberapa besar media mampu memberikan pengalaman belajar yang bervariasi, meningkatkan keaktifan peserta didik, serta memberikan pengaruh positif terhadap proses belajar-mengajar.</w:t>
+        <w:t xml:space="preserve">Kualitas dalam mendukung pembelajaran, yang menilai seberapa besar media mampu memberikan pengalaman belajar </w:t>
+      </w:r>
+      <w:r>
+        <w:lastRenderedPageBreak/>
+        <w:t>yang bervariasi, meningkatkan keaktifan peserta didik, serta memberikan pengaruh positif terhadap proses belajar-mengajar.</w:t>
       </w:r>
     </w:p>
     <w:p>
@@ -27042,7 +28785,7 @@
         <w:keepNext/>
         <w:ind w:left="1440"/>
       </w:pPr>
-      <w:bookmarkStart w:id="69" w:name="_Toc202351626"/>
+      <w:bookmarkStart w:id="71" w:name="_Toc206025138"/>
       <w:r>
         <w:t xml:space="preserve">Tabel </w:t>
       </w:r>
@@ -27057,7 +28800,7 @@
       <w:r>
         <w:t>. Instrumen Kelayakan Pengguna</w:t>
       </w:r>
-      <w:bookmarkEnd w:id="69"/>
+      <w:bookmarkEnd w:id="71"/>
     </w:p>
     <w:p>
       <w:r>
@@ -27077,8 +28820,8 @@
       </w:tblPr>
       <w:tblGrid>
         <w:gridCol w:w="682"/>
-        <w:gridCol w:w="2126"/>
-        <w:gridCol w:w="2158"/>
+        <w:gridCol w:w="1984"/>
+        <w:gridCol w:w="2300"/>
         <w:gridCol w:w="1521"/>
       </w:tblGrid>
       <w:tr>
@@ -27104,7 +28847,7 @@
         </w:tc>
         <w:tc>
           <w:tcPr>
-            <w:tcW w:w="2126" w:type="dxa"/>
+            <w:tcW w:w="1984" w:type="dxa"/>
             <w:shd w:val="clear" w:color="auto" w:fill="BFBFBF" w:themeFill="background1" w:themeFillShade="BF"/>
             <w:vAlign w:val="center"/>
           </w:tcPr>
@@ -27121,7 +28864,7 @@
         </w:tc>
         <w:tc>
           <w:tcPr>
-            <w:tcW w:w="2158" w:type="dxa"/>
+            <w:tcW w:w="2300" w:type="dxa"/>
             <w:shd w:val="clear" w:color="auto" w:fill="BFBFBF" w:themeFill="background1" w:themeFillShade="BF"/>
             <w:vAlign w:val="center"/>
           </w:tcPr>
@@ -27177,7 +28920,7 @@
         </w:tc>
         <w:tc>
           <w:tcPr>
-            <w:tcW w:w="2126" w:type="dxa"/>
+            <w:tcW w:w="1984" w:type="dxa"/>
             <w:vMerge w:val="restart"/>
             <w:vAlign w:val="center"/>
           </w:tcPr>
@@ -27209,17 +28952,30 @@
         </w:tc>
         <w:tc>
           <w:tcPr>
-            <w:tcW w:w="2158" w:type="dxa"/>
+            <w:tcW w:w="2300" w:type="dxa"/>
             <w:vAlign w:val="center"/>
           </w:tcPr>
           <w:p>
             <w:pPr>
-              <w:pStyle w:val="ListParagraph"/>
-              <w:ind w:left="0"/>
               <w:jc w:val="left"/>
             </w:pPr>
             <w:r>
-              <w:t xml:space="preserve">Kesesuaian materi dengan rencana pembelajaran </w:t>
+              <w:rPr>
+                <w:rStyle w:val="fontstyle01"/>
+              </w:rPr>
+              <w:t>Kesesuaian dengan capaian</w:t>
+            </w:r>
+            <w:r>
+              <w:rPr>
+                <w:rStyle w:val="fontstyle01"/>
+              </w:rPr>
+              <w:t xml:space="preserve"> </w:t>
+            </w:r>
+            <w:r>
+              <w:rPr>
+                <w:rStyle w:val="fontstyle01"/>
+              </w:rPr>
+              <w:t>pembelajaran</w:t>
             </w:r>
           </w:p>
         </w:tc>
@@ -27235,7 +28991,7 @@
               <w:jc w:val="center"/>
             </w:pPr>
             <w:r>
-              <w:t>3</w:t>
+              <w:t>1, 2</w:t>
             </w:r>
           </w:p>
         </w:tc>
@@ -27260,7 +29016,7 @@
         </w:tc>
         <w:tc>
           <w:tcPr>
-            <w:tcW w:w="2126" w:type="dxa"/>
+            <w:tcW w:w="1984" w:type="dxa"/>
             <w:vMerge/>
             <w:vAlign w:val="center"/>
           </w:tcPr>
@@ -27274,17 +29030,15 @@
         </w:tc>
         <w:tc>
           <w:tcPr>
-            <w:tcW w:w="2158" w:type="dxa"/>
+            <w:tcW w:w="2300" w:type="dxa"/>
             <w:vAlign w:val="center"/>
           </w:tcPr>
           <w:p>
             <w:pPr>
-              <w:pStyle w:val="ListParagraph"/>
-              <w:ind w:left="0"/>
               <w:jc w:val="left"/>
             </w:pPr>
             <w:r>
-              <w:t>Kemenarikan</w:t>
+              <w:t>Kejelasan konsep dan materi</w:t>
             </w:r>
           </w:p>
         </w:tc>
@@ -27300,7 +29054,7 @@
               <w:jc w:val="center"/>
             </w:pPr>
             <w:r>
-              <w:t>1</w:t>
+              <w:t>3, 4</w:t>
             </w:r>
           </w:p>
         </w:tc>
@@ -27325,7 +29079,7 @@
         </w:tc>
         <w:tc>
           <w:tcPr>
-            <w:tcW w:w="2126" w:type="dxa"/>
+            <w:tcW w:w="1984" w:type="dxa"/>
             <w:vMerge/>
             <w:vAlign w:val="center"/>
           </w:tcPr>
@@ -27339,17 +29093,18 @@
         </w:tc>
         <w:tc>
           <w:tcPr>
-            <w:tcW w:w="2158" w:type="dxa"/>
+            <w:tcW w:w="2300" w:type="dxa"/>
             <w:vAlign w:val="center"/>
           </w:tcPr>
           <w:p>
             <w:pPr>
-              <w:pStyle w:val="ListParagraph"/>
-              <w:ind w:left="0"/>
               <w:jc w:val="left"/>
             </w:pPr>
             <w:r>
-              <w:t>Kejelasan Materi</w:t>
+              <w:rPr>
+                <w:rStyle w:val="fontstyle01"/>
+              </w:rPr>
+              <w:t>Kontribusi dalam menambah wawasan dan pemahaman</w:t>
             </w:r>
           </w:p>
         </w:tc>
@@ -27365,79 +29120,14 @@
               <w:jc w:val="center"/>
             </w:pPr>
             <w:r>
-              <w:t>4, 5, 6</w:t>
+              <w:t>5, 6</w:t>
             </w:r>
           </w:p>
         </w:tc>
       </w:tr>
       <w:tr>
         <w:trPr>
-          <w:trHeight w:val="338"/>
-        </w:trPr>
-        <w:tc>
-          <w:tcPr>
-            <w:tcW w:w="682" w:type="dxa"/>
-            <w:vMerge/>
-            <w:vAlign w:val="center"/>
-          </w:tcPr>
-          <w:p>
-            <w:pPr>
-              <w:pStyle w:val="ListParagraph"/>
-              <w:ind w:left="0"/>
-              <w:jc w:val="center"/>
-            </w:pPr>
-          </w:p>
-        </w:tc>
-        <w:tc>
-          <w:tcPr>
-            <w:tcW w:w="2126" w:type="dxa"/>
-            <w:vMerge/>
-            <w:vAlign w:val="center"/>
-          </w:tcPr>
-          <w:p>
-            <w:pPr>
-              <w:pStyle w:val="ListParagraph"/>
-              <w:ind w:left="0"/>
-              <w:jc w:val="left"/>
-            </w:pPr>
-          </w:p>
-        </w:tc>
-        <w:tc>
-          <w:tcPr>
-            <w:tcW w:w="2158" w:type="dxa"/>
-            <w:vAlign w:val="center"/>
-          </w:tcPr>
-          <w:p>
-            <w:pPr>
-              <w:pStyle w:val="ListParagraph"/>
-              <w:ind w:left="0"/>
-              <w:jc w:val="left"/>
-            </w:pPr>
-            <w:r>
-              <w:t>Menambah Pengetahuan</w:t>
-            </w:r>
-          </w:p>
-        </w:tc>
-        <w:tc>
-          <w:tcPr>
-            <w:tcW w:w="1521" w:type="dxa"/>
-            <w:vAlign w:val="center"/>
-          </w:tcPr>
-          <w:p>
-            <w:pPr>
-              <w:pStyle w:val="ListParagraph"/>
-              <w:ind w:left="0"/>
-              <w:jc w:val="center"/>
-            </w:pPr>
-            <w:r>
-              <w:t>2</w:t>
-            </w:r>
-          </w:p>
-        </w:tc>
-      </w:tr>
-      <w:tr>
-        <w:trPr>
-          <w:trHeight w:val="977"/>
+          <w:trHeight w:val="567"/>
         </w:trPr>
         <w:tc>
           <w:tcPr>
@@ -27452,14 +29142,13 @@
               <w:jc w:val="center"/>
             </w:pPr>
             <w:r>
-              <w:lastRenderedPageBreak/>
               <w:t>2</w:t>
             </w:r>
           </w:p>
         </w:tc>
         <w:tc>
           <w:tcPr>
-            <w:tcW w:w="2126" w:type="dxa"/>
+            <w:tcW w:w="1984" w:type="dxa"/>
             <w:vMerge w:val="restart"/>
             <w:vAlign w:val="center"/>
           </w:tcPr>
@@ -27494,7 +29183,7 @@
         </w:tc>
         <w:tc>
           <w:tcPr>
-            <w:tcW w:w="2158" w:type="dxa"/>
+            <w:tcW w:w="2300" w:type="dxa"/>
             <w:vAlign w:val="center"/>
           </w:tcPr>
           <w:p>
@@ -27505,15 +29194,8 @@
               <w:rPr>
                 <w:rStyle w:val="fontstyle01"/>
               </w:rPr>
-              <w:t>Kejelasan Pada Modul</w:t>
+              <w:t>Kejelasan penyajian materi</w:t>
             </w:r>
-          </w:p>
-          <w:p>
-            <w:pPr>
-              <w:pStyle w:val="ListParagraph"/>
-              <w:ind w:left="0"/>
-              <w:jc w:val="left"/>
-            </w:pPr>
           </w:p>
         </w:tc>
         <w:tc>
@@ -27528,14 +29210,14 @@
               <w:jc w:val="center"/>
             </w:pPr>
             <w:r>
-              <w:t>7, 16, 17</w:t>
+              <w:t>9, 10</w:t>
             </w:r>
           </w:p>
         </w:tc>
       </w:tr>
       <w:tr>
         <w:trPr>
-          <w:trHeight w:val="601"/>
+          <w:trHeight w:val="567"/>
         </w:trPr>
         <w:tc>
           <w:tcPr>
@@ -27553,7 +29235,7 @@
         </w:tc>
         <w:tc>
           <w:tcPr>
-            <w:tcW w:w="2126" w:type="dxa"/>
+            <w:tcW w:w="1984" w:type="dxa"/>
             <w:vMerge/>
             <w:vAlign w:val="center"/>
           </w:tcPr>
@@ -27569,26 +29251,24 @@
         </w:tc>
         <w:tc>
           <w:tcPr>
-            <w:tcW w:w="2158" w:type="dxa"/>
+            <w:tcW w:w="2300" w:type="dxa"/>
             <w:vAlign w:val="center"/>
           </w:tcPr>
           <w:p>
             <w:pPr>
               <w:jc w:val="left"/>
+              <w:rPr>
+                <w:rStyle w:val="fontstyle01"/>
+                <w:rFonts w:ascii="Times New Roman" w:hAnsi="Times New Roman"/>
+                <w:color w:val="auto"/>
+              </w:rPr>
             </w:pPr>
             <w:r>
               <w:rPr>
                 <w:rStyle w:val="fontstyle01"/>
               </w:rPr>
-              <w:t>Memberikan dampak bagi pendidik dan pembelajarannya</w:t>
+              <w:t>Peningkatan partisipasi pengguna</w:t>
             </w:r>
-          </w:p>
-          <w:p>
-            <w:pPr>
-              <w:pStyle w:val="ListParagraph"/>
-              <w:ind w:left="0"/>
-              <w:jc w:val="left"/>
-            </w:pPr>
           </w:p>
         </w:tc>
         <w:tc>
@@ -27603,14 +29283,14 @@
               <w:jc w:val="center"/>
             </w:pPr>
             <w:r>
-              <w:t>12, 13</w:t>
+              <w:t>9, 10</w:t>
             </w:r>
           </w:p>
         </w:tc>
       </w:tr>
       <w:tr>
         <w:trPr>
-          <w:trHeight w:val="613"/>
+          <w:trHeight w:val="567"/>
         </w:trPr>
         <w:tc>
           <w:tcPr>
@@ -27628,7 +29308,7 @@
         </w:tc>
         <w:tc>
           <w:tcPr>
-            <w:tcW w:w="2126" w:type="dxa"/>
+            <w:tcW w:w="1984" w:type="dxa"/>
             <w:vMerge/>
             <w:vAlign w:val="center"/>
           </w:tcPr>
@@ -27644,31 +29324,23 @@
         </w:tc>
         <w:tc>
           <w:tcPr>
-            <w:tcW w:w="2158" w:type="dxa"/>
+            <w:tcW w:w="2300" w:type="dxa"/>
             <w:vAlign w:val="center"/>
           </w:tcPr>
           <w:p>
             <w:pPr>
-              <w:pStyle w:val="ListParagraph"/>
-              <w:ind w:left="0"/>
               <w:jc w:val="left"/>
               <w:rPr>
                 <w:rStyle w:val="fontstyle01"/>
-                <w:rFonts w:hint="eastAsia"/>
+                <w:rFonts w:ascii="Times New Roman" w:hAnsi="Times New Roman"/>
+                <w:color w:val="auto"/>
               </w:rPr>
             </w:pPr>
             <w:r>
               <w:rPr>
                 <w:rStyle w:val="fontstyle01"/>
-                <w:rFonts w:hint="eastAsia"/>
               </w:rPr>
-              <w:t>M</w:t>
-            </w:r>
-            <w:r>
-              <w:rPr>
-                <w:rStyle w:val="fontstyle01"/>
-              </w:rPr>
-              <w:t xml:space="preserve">enambah Keaktifan </w:t>
+              <w:t>Variasi penyampaian materi</w:t>
             </w:r>
           </w:p>
         </w:tc>
@@ -27684,14 +29356,14 @@
               <w:jc w:val="center"/>
             </w:pPr>
             <w:r>
-              <w:t>18</w:t>
+              <w:t>11, 12</w:t>
             </w:r>
           </w:p>
         </w:tc>
       </w:tr>
       <w:tr>
         <w:trPr>
-          <w:trHeight w:val="137"/>
+          <w:trHeight w:val="567"/>
         </w:trPr>
         <w:tc>
           <w:tcPr>
@@ -27709,7 +29381,7 @@
         </w:tc>
         <w:tc>
           <w:tcPr>
-            <w:tcW w:w="2126" w:type="dxa"/>
+            <w:tcW w:w="1984" w:type="dxa"/>
             <w:vMerge/>
             <w:vAlign w:val="center"/>
           </w:tcPr>
@@ -27725,31 +29397,23 @@
         </w:tc>
         <w:tc>
           <w:tcPr>
-            <w:tcW w:w="2158" w:type="dxa"/>
+            <w:tcW w:w="2300" w:type="dxa"/>
             <w:vAlign w:val="center"/>
           </w:tcPr>
           <w:p>
             <w:pPr>
-              <w:pStyle w:val="ListParagraph"/>
-              <w:ind w:left="0"/>
               <w:jc w:val="left"/>
               <w:rPr>
                 <w:rStyle w:val="fontstyle01"/>
-                <w:rFonts w:hint="eastAsia"/>
+                <w:rFonts w:ascii="Times New Roman" w:hAnsi="Times New Roman"/>
+                <w:color w:val="auto"/>
               </w:rPr>
             </w:pPr>
             <w:r>
               <w:rPr>
                 <w:rStyle w:val="fontstyle01"/>
-                <w:rFonts w:hint="eastAsia"/>
               </w:rPr>
-              <w:t>V</w:t>
-            </w:r>
-            <w:r>
-              <w:rPr>
-                <w:rStyle w:val="fontstyle01"/>
-              </w:rPr>
-              <w:t>ariasi Materi</w:t>
+              <w:t>Dampak terhadap pemahaman peserta didik</w:t>
             </w:r>
           </w:p>
         </w:tc>
@@ -27765,81 +29429,7 @@
               <w:jc w:val="center"/>
             </w:pPr>
             <w:r>
-              <w:t>14</w:t>
-            </w:r>
-          </w:p>
-        </w:tc>
-      </w:tr>
-      <w:tr>
-        <w:trPr>
-          <w:trHeight w:val="126"/>
-        </w:trPr>
-        <w:tc>
-          <w:tcPr>
-            <w:tcW w:w="682" w:type="dxa"/>
-            <w:vMerge/>
-            <w:vAlign w:val="center"/>
-          </w:tcPr>
-          <w:p>
-            <w:pPr>
-              <w:pStyle w:val="ListParagraph"/>
-              <w:ind w:left="0"/>
-              <w:jc w:val="center"/>
-            </w:pPr>
-          </w:p>
-        </w:tc>
-        <w:tc>
-          <w:tcPr>
-            <w:tcW w:w="2126" w:type="dxa"/>
-            <w:vMerge/>
-            <w:vAlign w:val="center"/>
-          </w:tcPr>
-          <w:p>
-            <w:pPr>
-              <w:jc w:val="left"/>
-              <w:rPr>
-                <w:rStyle w:val="fontstyle01"/>
-                <w:rFonts w:hint="eastAsia"/>
-              </w:rPr>
-            </w:pPr>
-          </w:p>
-        </w:tc>
-        <w:tc>
-          <w:tcPr>
-            <w:tcW w:w="2158" w:type="dxa"/>
-            <w:vAlign w:val="center"/>
-          </w:tcPr>
-          <w:p>
-            <w:pPr>
-              <w:pStyle w:val="ListParagraph"/>
-              <w:ind w:left="0"/>
-              <w:jc w:val="left"/>
-              <w:rPr>
-                <w:rStyle w:val="fontstyle01"/>
-                <w:rFonts w:hint="eastAsia"/>
-              </w:rPr>
-            </w:pPr>
-            <w:r>
-              <w:rPr>
-                <w:rStyle w:val="fontstyle01"/>
-              </w:rPr>
-              <w:t>Memberikan dampak bagi peserta didik</w:t>
-            </w:r>
-          </w:p>
-        </w:tc>
-        <w:tc>
-          <w:tcPr>
-            <w:tcW w:w="1521" w:type="dxa"/>
-            <w:vAlign w:val="center"/>
-          </w:tcPr>
-          <w:p>
-            <w:pPr>
-              <w:pStyle w:val="ListParagraph"/>
-              <w:ind w:left="0"/>
-              <w:jc w:val="center"/>
-            </w:pPr>
-            <w:r>
-              <w:t>15</w:t>
+              <w:t>13, 14</w:t>
             </w:r>
           </w:p>
         </w:tc>
@@ -27864,7 +29454,7 @@
         </w:tc>
         <w:tc>
           <w:tcPr>
-            <w:tcW w:w="2126" w:type="dxa"/>
+            <w:tcW w:w="1984" w:type="dxa"/>
             <w:vMerge w:val="restart"/>
             <w:vAlign w:val="center"/>
           </w:tcPr>
@@ -27882,17 +29472,18 @@
         </w:tc>
         <w:tc>
           <w:tcPr>
-            <w:tcW w:w="2158" w:type="dxa"/>
+            <w:tcW w:w="2300" w:type="dxa"/>
             <w:vAlign w:val="center"/>
           </w:tcPr>
           <w:p>
             <w:pPr>
-              <w:pStyle w:val="ListParagraph"/>
-              <w:ind w:left="0"/>
               <w:jc w:val="left"/>
             </w:pPr>
             <w:r>
-              <w:t>Kemudahan</w:t>
+              <w:rPr>
+                <w:rStyle w:val="fontstyle01"/>
+              </w:rPr>
+              <w:t>Kemudahan pengoperasian dan aksesibilitas</w:t>
             </w:r>
           </w:p>
         </w:tc>
@@ -27908,7 +29499,7 @@
               <w:jc w:val="center"/>
             </w:pPr>
             <w:r>
-              <w:t>8, 11</w:t>
+              <w:t>15, 16</w:t>
             </w:r>
           </w:p>
         </w:tc>
@@ -27930,7 +29521,7 @@
         </w:tc>
         <w:tc>
           <w:tcPr>
-            <w:tcW w:w="2126" w:type="dxa"/>
+            <w:tcW w:w="1984" w:type="dxa"/>
             <w:vMerge/>
             <w:vAlign w:val="center"/>
           </w:tcPr>
@@ -27946,7 +29537,10 @@
         </w:tc>
         <w:tc>
           <w:tcPr>
-            <w:tcW w:w="2158" w:type="dxa"/>
+            <w:tcW w:w="2300" w:type="dxa"/>
+            <w:tcBorders>
+              <w:bottom w:val="single" w:sz="4" w:space="0" w:color="auto"/>
+            </w:tcBorders>
             <w:vAlign w:val="center"/>
           </w:tcPr>
           <w:p>
@@ -27956,13 +29550,16 @@
               <w:jc w:val="left"/>
             </w:pPr>
             <w:r>
-              <w:t>Motivasi untuk belajar</w:t>
+              <w:t>Efisiensi</w:t>
             </w:r>
           </w:p>
         </w:tc>
         <w:tc>
           <w:tcPr>
             <w:tcW w:w="1521" w:type="dxa"/>
+            <w:tcBorders>
+              <w:bottom w:val="single" w:sz="4" w:space="0" w:color="auto"/>
+            </w:tcBorders>
             <w:vAlign w:val="center"/>
           </w:tcPr>
           <w:p>
@@ -27972,7 +29569,7 @@
               <w:jc w:val="center"/>
             </w:pPr>
             <w:r>
-              <w:t>9</w:t>
+              <w:t>17, 18</w:t>
             </w:r>
           </w:p>
         </w:tc>
@@ -27994,7 +29591,7 @@
         </w:tc>
         <w:tc>
           <w:tcPr>
-            <w:tcW w:w="2126" w:type="dxa"/>
+            <w:tcW w:w="1984" w:type="dxa"/>
             <w:vMerge/>
             <w:vAlign w:val="center"/>
           </w:tcPr>
@@ -28010,10 +29607,7 @@
         </w:tc>
         <w:tc>
           <w:tcPr>
-            <w:tcW w:w="2158" w:type="dxa"/>
-            <w:tcBorders>
-              <w:bottom w:val="single" w:sz="4" w:space="0" w:color="auto"/>
-            </w:tcBorders>
+            <w:tcW w:w="2300" w:type="dxa"/>
             <w:vAlign w:val="center"/>
           </w:tcPr>
           <w:p>
@@ -28023,7 +29617,42 @@
               <w:jc w:val="left"/>
             </w:pPr>
             <w:r>
-              <w:t>Menambah semangat</w:t>
+              <w:t>Motivasi belajar</w:t>
+            </w:r>
+          </w:p>
+        </w:tc>
+        <w:tc>
+          <w:tcPr>
+            <w:tcW w:w="1521" w:type="dxa"/>
+            <w:vAlign w:val="center"/>
+          </w:tcPr>
+          <w:p>
+            <w:pPr>
+              <w:pStyle w:val="ListParagraph"/>
+              <w:ind w:left="0"/>
+              <w:jc w:val="center"/>
+            </w:pPr>
+            <w:r>
+              <w:t>19, 20</w:t>
+            </w:r>
+          </w:p>
+        </w:tc>
+      </w:tr>
+      <w:tr>
+        <w:tc>
+          <w:tcPr>
+            <w:tcW w:w="4966" w:type="dxa"/>
+            <w:gridSpan w:val="3"/>
+            <w:vAlign w:val="center"/>
+          </w:tcPr>
+          <w:p>
+            <w:pPr>
+              <w:pStyle w:val="ListParagraph"/>
+              <w:ind w:left="0"/>
+              <w:jc w:val="center"/>
+            </w:pPr>
+            <w:r>
+              <w:t>Total</w:t>
             </w:r>
           </w:p>
         </w:tc>
@@ -28042,7 +29671,7 @@
               <w:jc w:val="center"/>
             </w:pPr>
             <w:r>
-              <w:t>10</w:t>
+              <w:t>20</w:t>
             </w:r>
           </w:p>
         </w:tc>
@@ -28050,13 +29679,6 @@
     </w:tbl>
     <w:p>
       <w:pPr>
-        <w:pStyle w:val="ListParagraph"/>
-        <w:spacing w:line="480" w:lineRule="auto"/>
-        <w:ind w:left="1440"/>
-      </w:pPr>
-    </w:p>
-    <w:p>
-      <w:pPr>
         <w:pStyle w:val="Heading3"/>
         <w:numPr>
           <w:ilvl w:val="0"/>
@@ -28064,11 +29686,12 @@
         </w:numPr>
         <w:spacing w:line="480" w:lineRule="auto"/>
       </w:pPr>
-      <w:bookmarkStart w:id="70" w:name="_Toc202351621"/>
-      <w:r>
+      <w:bookmarkStart w:id="72" w:name="_Toc206025133"/>
+      <w:r>
+        <w:lastRenderedPageBreak/>
         <w:t>Pengujian Instrumen</w:t>
       </w:r>
-      <w:bookmarkEnd w:id="70"/>
+      <w:bookmarkEnd w:id="72"/>
     </w:p>
     <w:p>
       <w:pPr>
@@ -28100,21 +29723,21 @@
         <w:ind w:left="1440" w:firstLine="720"/>
       </w:pPr>
       <w:r>
-        <w:t xml:space="preserve">Instrumen dalam penelitian ini berupa angket untuk ahli materi, ahli media, dan pengguna (mahasiswa), disusun berdasarkan kisi-kisi yang mengacu pada teori pembelajaran, prinsip </w:t>
+        <w:t>Instrumen dalam penelitian ini berupa angket untuk ahli materi, ahli media, dan pengguna (mahasiswa), disusun berdasarkan kisi-kisi yang mengacu pada teori pembelajaran, prinsip pengembangan media, serta capaian pembelajaran yang telah dirumuskan. Uji validitas dilakukan dengan pendekatan validitas isi (content validity), yaitu mengukur sejauh mana butir-butir dalam instrumen mencerminkan keseluruhan materi atau indikator yang akan diukur. Validitas isi ini diperoleh melalui proses penilaian ahli.</w:t>
+      </w:r>
+    </w:p>
+    <w:p>
+      <w:pPr>
+        <w:pStyle w:val="ListParagraph"/>
+        <w:spacing w:line="480" w:lineRule="auto"/>
+        <w:ind w:left="1440" w:firstLine="720"/>
+      </w:pPr>
+      <w:r>
+        <w:t xml:space="preserve">Proses validasi melibatkan dosen dari Departemen Pendidikan Teknik Elektro, Fakultas Teknik, Universitas Negeri Yogyakarta, yang memiliki kompetensi di bidang pengembangan media pembelajaran dan robotika. Para ahli diminta untuk menilai kesesuaian antara indikator, butir pertanyaan, dan aspek yang ingin </w:t>
       </w:r>
       <w:r>
         <w:lastRenderedPageBreak/>
-        <w:t>pengembangan media, serta capaian pembelajaran yang telah dirumuskan. Uji validitas dilakukan dengan pendekatan validitas isi (content validity), yaitu mengukur sejauh mana butir-butir dalam instrumen mencerminkan keseluruhan materi atau indikator yang akan diukur. Validitas isi ini diperoleh melalui proses penilaian ahli.</w:t>
-      </w:r>
-    </w:p>
-    <w:p>
-      <w:pPr>
-        <w:pStyle w:val="ListParagraph"/>
-        <w:spacing w:line="480" w:lineRule="auto"/>
-        <w:ind w:left="1440" w:firstLine="720"/>
-      </w:pPr>
-      <w:r>
-        <w:t>Proses validasi melibatkan dosen dari Departemen Pendidikan Teknik Elektro, Fakultas Teknik, Universitas Negeri Yogyakarta, yang memiliki kompetensi di bidang pengembangan media pembelajaran dan robotika. Para ahli diminta untuk menilai kesesuaian antara indikator, butir pertanyaan, dan aspek yang ingin diukur. Penilaian ini mencakup aspek relevansi isi, kejelasan redaksi, serta keterukuran tiap butir instrumen.</w:t>
+        <w:t>diukur. Penilaian ini mencakup aspek relevansi isi, kejelasan redaksi, serta keterukuran tiap butir instrumen.</w:t>
       </w:r>
     </w:p>
     <w:p>
@@ -28201,21 +29824,24 @@
         <w:ind w:left="1440" w:firstLine="720"/>
       </w:pPr>
       <w:r>
+        <w:t xml:space="preserve">Reliabilitas merupakan ukuran yang menunjukkan sejauh mana suatu instrumen dapat memberikan hasil yang konsisten apabila digunakan dalam kondisi yang sama. Reliabilitas berperan penting dalam menjamin </w:t>
+      </w:r>
+      <w:r>
+        <w:t>kestabilan hasil pengukuran dari instrumen, terutama pada penelitian yang melibatkan penilaian kualitatif melalui kuesioner atau angket.</w:t>
+      </w:r>
+    </w:p>
+    <w:p>
+      <w:pPr>
+        <w:pStyle w:val="ListParagraph"/>
+        <w:spacing w:line="480" w:lineRule="auto"/>
+        <w:ind w:left="1440" w:firstLine="720"/>
+      </w:pPr>
+      <w:r>
+        <w:t xml:space="preserve">Menurut Herawati (2021), instrumen yang reliabel mampu menghasilkan data yang stabil dan tidak berubah secara signifikan apabila digunakan kembali untuk mengukur hal yang sama. Salah satu teknik yang umum digunakan untuk menguji reliabilitas adalah </w:t>
+      </w:r>
+      <w:r>
         <w:lastRenderedPageBreak/>
-        <w:t xml:space="preserve">Reliabilitas merupakan ukuran yang menunjukkan sejauh mana suatu instrumen dapat memberikan hasil yang konsisten apabila digunakan dalam kondisi yang sama. Reliabilitas berperan penting dalam menjamin </w:t>
-      </w:r>
-      <w:r>
-        <w:t>kestabilan hasil pengukuran dari instrumen, terutama pada penelitian yang melibatkan penilaian kualitatif melalui kuesioner atau angket.</w:t>
-      </w:r>
-    </w:p>
-    <w:p>
-      <w:pPr>
-        <w:pStyle w:val="ListParagraph"/>
-        <w:spacing w:line="480" w:lineRule="auto"/>
-        <w:ind w:left="1440" w:firstLine="720"/>
-      </w:pPr>
-      <w:r>
-        <w:t>Menurut Herawati (2021), instrumen yang reliabel mampu menghasilkan data yang stabil dan tidak berubah secara signifikan apabila digunakan kembali untuk mengukur hal yang sama. Salah satu teknik yang umum digunakan untuk menguji reliabilitas adalah uji koefisien Alpha Cronbach. Teknik ini mengukur konsistensi internal antar butir pertanyaan dalam skala atau kuesioner.</w:t>
+        <w:t>uji koefisien Alpha Cronbach. Teknik ini mengukur konsistensi internal antar butir pertanyaan dalam skala atau kuesioner.</w:t>
       </w:r>
     </w:p>
     <w:p>
@@ -28432,7 +30058,6 @@
         <w:spacing w:line="480" w:lineRule="auto"/>
       </w:pPr>
       <w:r>
-        <w:lastRenderedPageBreak/>
         <w:tab/>
       </w:r>
       <w:r>
@@ -28598,7 +30223,11 @@
         <w:ind w:left="1440" w:firstLine="720"/>
       </w:pPr>
       <w:r>
-        <w:t>Dalam konteks penelitian ini, teori mengenai reliabilitas digunakan sebagai landasan untuk pengembangan dan penyusunan instrumen. Meskipun pengujian reliabilitas belum dilaksanakan, prinsip-prinsip konsistensi dan kesesuaian antarbutir tetap dijadikan acuan dalam penyusunan kuesioner untuk menjamin keandalan data yang akan dikumpulkan pada tahap implementasi dan evaluasi.</w:t>
+        <w:t xml:space="preserve">Dalam konteks penelitian ini, teori mengenai reliabilitas digunakan sebagai landasan untuk pengembangan dan penyusunan instrumen. Meskipun pengujian reliabilitas belum dilaksanakan, prinsip-prinsip konsistensi dan kesesuaian antarbutir tetap dijadikan </w:t>
+      </w:r>
+      <w:r>
+        <w:lastRenderedPageBreak/>
+        <w:t>acuan dalam penyusunan kuesioner untuk menjamin keandalan data yang akan dikumpulkan pada tahap implementasi dan evaluasi.</w:t>
       </w:r>
     </w:p>
     <w:p>
@@ -28610,11 +30239,11 @@
         </w:numPr>
         <w:spacing w:line="480" w:lineRule="auto"/>
       </w:pPr>
-      <w:bookmarkStart w:id="71" w:name="_Toc202351622"/>
+      <w:bookmarkStart w:id="73" w:name="_Toc206025134"/>
       <w:r>
         <w:t>Teknik Analisa Data</w:t>
       </w:r>
-      <w:bookmarkEnd w:id="71"/>
+      <w:bookmarkEnd w:id="73"/>
     </w:p>
     <w:p>
       <w:pPr>
@@ -28644,11 +30273,7 @@
         <w:ind w:left="1080" w:firstLine="360"/>
       </w:pPr>
       <w:r>
-        <w:t xml:space="preserve">Instrumen yang digunakan dalam pengumpulan data berupa angket dengan skala Likert empat poin. Skala ini dipilih karena dinilai lebih </w:t>
-      </w:r>
-      <w:r>
-        <w:lastRenderedPageBreak/>
-        <w:t>efektif dalam mendorong responden memberikan pilihan yang tegas dan jelas tanpa adanya opsi netral, sehingga hasil yang diperoleh lebih mencerminkan persepsi yang nyata terhadap kualitas dan efektivitas media pembelajaran. Skala ini memiliki nilai sebagai berikut:</w:t>
+        <w:t>Instrumen yang digunakan dalam pengumpulan data berupa angket dengan skala Likert empat poin. Skala ini dipilih karena dinilai lebih efektif dalam mendorong responden memberikan pilihan yang tegas dan jelas tanpa adanya opsi netral, sehingga hasil yang diperoleh lebih mencerminkan persepsi yang nyata terhadap kualitas dan efektivitas media pembelajaran. Skala ini memiliki nilai sebagai berikut:</w:t>
       </w:r>
     </w:p>
     <w:p>
@@ -28667,7 +30292,7 @@
         <w:ind w:left="1080"/>
         <w:jc w:val="left"/>
       </w:pPr>
-      <w:bookmarkStart w:id="72" w:name="_Toc202351627"/>
+      <w:bookmarkStart w:id="74" w:name="_Toc206025139"/>
       <w:r>
         <w:t xml:space="preserve">Tabel </w:t>
       </w:r>
@@ -28682,7 +30307,7 @@
       <w:r>
         <w:t>. Kategori Skala Likert</w:t>
       </w:r>
-      <w:bookmarkEnd w:id="72"/>
+      <w:bookmarkEnd w:id="74"/>
     </w:p>
     <w:p>
       <w:pPr>
@@ -28897,6 +30522,7 @@
               <w:jc w:val="center"/>
             </w:pPr>
             <w:r>
+              <w:lastRenderedPageBreak/>
               <w:t>Sangat Setuju</w:t>
             </w:r>
           </w:p>
@@ -28955,11 +30581,7 @@
         <w:t>Data yang diperoleh melalui angket tersebut kemudian dianalisis menggunakan rumus statistik deksriptif untuk mengetahui nilai rata-rata dan persentase yang merepresentasikan tingk</w:t>
       </w:r>
       <w:r>
-        <w:t xml:space="preserve">at kelayakan media </w:t>
-      </w:r>
-      <w:r>
-        <w:lastRenderedPageBreak/>
-        <w:t>pembelajaran. Prosedur analisis dilakukan melalui langkah-langkah sebagai berikut:</w:t>
+        <w:t>at kelayakan media pembelajaran. Prosedur analisis dilakukan melalui langkah-langkah sebagai berikut:</w:t>
       </w:r>
     </w:p>
     <w:p>
@@ -29445,7 +31067,7 @@
         <w:keepNext/>
         <w:ind w:left="1435"/>
       </w:pPr>
-      <w:bookmarkStart w:id="73" w:name="_Toc202351628"/>
+      <w:bookmarkStart w:id="75" w:name="_Toc206025140"/>
       <w:r>
         <w:t xml:space="preserve">Tabel </w:t>
       </w:r>
@@ -29460,7 +31082,7 @@
       <w:r>
         <w:t>. Klasifikasi Penilaian</w:t>
       </w:r>
-      <w:bookmarkEnd w:id="73"/>
+      <w:bookmarkEnd w:id="75"/>
     </w:p>
     <w:p>
       <w:r>
@@ -30192,17 +31814,20 @@
         <w:ind w:left="1435"/>
       </w:pPr>
       <w:r>
+        <w:t>Kategori-kategori tersebut digunakan untuk menyimpulkan tingkat kelayakan media pembelajaran berdasarkan hasil evaluasi. Selain analisis kuantitatif menggunakan perhitungan skor, disertakan pula analisis kualitatif terbatas berupa tanggapan, kritik, dan saran dari para responden yang ditulis dalam kolom komentar pada angket.</w:t>
+      </w:r>
+    </w:p>
+    <w:p>
+      <w:pPr>
+        <w:spacing w:line="480" w:lineRule="auto"/>
+        <w:ind w:left="1435"/>
+      </w:pPr>
+      <w:r>
+        <w:t xml:space="preserve">Dengan pendekatan ini, peneliti dapat menyimpulkan secara objektif mengenai kelayakan produk yang dikembangkan baik dari segi isi, tampilan, maupun fungsionalitas. Hasil analisis ini akan menjadi dasar untuk melakukan perbaikan dan penyempurnaan produk </w:t>
+      </w:r>
+      <w:r>
         <w:lastRenderedPageBreak/>
-        <w:t>Kategori-kategori tersebut digunakan untuk menyimpulkan tingkat kelayakan media pembelajaran berdasarkan hasil evaluasi. Selain analisis kuantitatif menggunakan perhitungan skor, disertakan pula analisis kualitatif terbatas berupa tanggapan, kritik, dan saran dari para responden yang ditulis dalam kolom komentar pada angket.</w:t>
-      </w:r>
-    </w:p>
-    <w:p>
-      <w:pPr>
-        <w:spacing w:line="480" w:lineRule="auto"/>
-        <w:ind w:left="1435"/>
-      </w:pPr>
-      <w:r>
-        <w:t>Dengan pendekatan ini, peneliti dapat menyimpulkan secara objektif mengenai kelayakan produk yang dikembangkan baik dari segi isi, tampilan, maupun fungsionalitas. Hasil analisis ini akan menjadi dasar untuk melakukan perbaikan dan penyempurnaan produk sebelum diimplementasikan secara lebih luas dalam proses pembelajaran Mata Kuliah Praktik Robotika.</w:t>
+        <w:t>sebelum diimplementasikan secara lebih luas dalam proses pembelajaran Mata Kuliah Praktik Robotika.</w:t>
       </w:r>
     </w:p>
     <w:p>
@@ -30282,15 +31907,57 @@
     </w:p>
     <w:p>
       <w:pPr>
+        <w:spacing w:line="360" w:lineRule="auto"/>
+        <w:ind w:left="1080" w:firstLine="360"/>
+      </w:pPr>
+    </w:p>
+    <w:p>
+      <w:pPr>
+        <w:spacing w:line="360" w:lineRule="auto"/>
+        <w:ind w:left="1080" w:firstLine="360"/>
+      </w:pPr>
+    </w:p>
+    <w:p>
+      <w:pPr>
+        <w:spacing w:line="360" w:lineRule="auto"/>
+        <w:ind w:left="1080" w:firstLine="360"/>
+      </w:pPr>
+    </w:p>
+    <w:p>
+      <w:pPr>
+        <w:spacing w:line="360" w:lineRule="auto"/>
+        <w:ind w:left="1080" w:firstLine="360"/>
+      </w:pPr>
+    </w:p>
+    <w:p>
+      <w:pPr>
+        <w:spacing w:line="360" w:lineRule="auto"/>
+        <w:ind w:left="1080" w:firstLine="360"/>
+      </w:pPr>
+    </w:p>
+    <w:p>
+      <w:pPr>
+        <w:spacing w:line="360" w:lineRule="auto"/>
+        <w:ind w:left="1080" w:firstLine="360"/>
+      </w:pPr>
+    </w:p>
+    <w:p>
+      <w:pPr>
+        <w:spacing w:line="360" w:lineRule="auto"/>
+        <w:ind w:left="1080" w:firstLine="360"/>
+      </w:pPr>
+    </w:p>
+    <w:p>
+      <w:pPr>
         <w:pStyle w:val="Heading1"/>
         <w:spacing w:line="480" w:lineRule="auto"/>
       </w:pPr>
-      <w:bookmarkStart w:id="74" w:name="_Toc202351623"/>
+      <w:bookmarkStart w:id="76" w:name="_Toc206025135"/>
       <w:r>
         <w:lastRenderedPageBreak/>
         <w:t>DAFTAR PUSTAKA</w:t>
       </w:r>
-      <w:bookmarkEnd w:id="74"/>
+      <w:bookmarkEnd w:id="76"/>
     </w:p>
     <w:p>
       <w:pPr>
@@ -31204,7 +32871,7 @@
     <w:p/>
     <w:p/>
     <w:sectPr>
-      <w:footerReference w:type="first" r:id="rId41"/>
+      <w:footerReference w:type="first" r:id="rId37"/>
       <w:pgSz w:w="11906" w:h="16838" w:code="9"/>
       <w:pgMar w:top="2268" w:right="1701" w:bottom="1701" w:left="2268" w:header="709" w:footer="709" w:gutter="0"/>
       <w:pgNumType w:start="1"/>
@@ -31246,6 +32913,68 @@
   <w:p>
     <w:pPr>
       <w:pStyle w:val="Footer"/>
+      <w:tabs>
+        <w:tab w:val="center" w:pos="3968"/>
+        <w:tab w:val="left" w:pos="4560"/>
+      </w:tabs>
+      <w:jc w:val="left"/>
+    </w:pPr>
+    <w:r>
+      <w:tab/>
+    </w:r>
+    <w:sdt>
+      <w:sdtPr>
+        <w:id w:val="573471599"/>
+        <w:docPartObj>
+          <w:docPartGallery w:val="Page Numbers (Bottom of Page)"/>
+          <w:docPartUnique/>
+        </w:docPartObj>
+      </w:sdtPr>
+      <w:sdtEndPr>
+        <w:rPr>
+          <w:noProof/>
+        </w:rPr>
+      </w:sdtEndPr>
+      <w:sdtContent>
+        <w:r>
+          <w:fldChar w:fldCharType="begin"/>
+        </w:r>
+        <w:r>
+          <w:instrText xml:space="preserve"> PAGE   \* MERGEFORMAT </w:instrText>
+        </w:r>
+        <w:r>
+          <w:fldChar w:fldCharType="separate"/>
+        </w:r>
+        <w:r>
+          <w:rPr>
+            <w:noProof/>
+          </w:rPr>
+          <w:t>2</w:t>
+        </w:r>
+        <w:r>
+          <w:rPr>
+            <w:noProof/>
+          </w:rPr>
+          <w:fldChar w:fldCharType="end"/>
+        </w:r>
+      </w:sdtContent>
+    </w:sdt>
+    <w:r>
+      <w:rPr>
+        <w:noProof/>
+      </w:rPr>
+      <w:tab/>
+    </w:r>
+    <w:r>
+      <w:rPr>
+        <w:noProof/>
+      </w:rPr>
+      <w:tab/>
+    </w:r>
+  </w:p>
+  <w:p>
+    <w:pPr>
+      <w:pStyle w:val="Footer"/>
     </w:pPr>
   </w:p>
 </w:ftr>
@@ -31253,49 +32982,12 @@
 
 <file path=word/footer2.xml><?xml version="1.0" encoding="utf-8"?>
 <w:ftr xmlns:wpc="http://schemas.microsoft.com/office/word/2010/wordprocessingCanvas" xmlns:cx="http://schemas.microsoft.com/office/drawing/2014/chartex" xmlns:cx1="http://schemas.microsoft.com/office/drawing/2015/9/8/chartex" xmlns:cx2="http://schemas.microsoft.com/office/drawing/2015/10/21/chartex" xmlns:cx3="http://schemas.microsoft.com/office/drawing/2016/5/9/chartex" xmlns:cx4="http://schemas.microsoft.com/office/drawing/2016/5/10/chartex" xmlns:cx5="http://schemas.microsoft.com/office/drawing/2016/5/11/chartex" xmlns:cx6="http://schemas.microsoft.com/office/drawing/2016/5/12/chartex" xmlns:cx7="http://schemas.microsoft.com/office/drawing/2016/5/13/chartex" xmlns:cx8="http://schemas.microsoft.com/office/drawing/2016/5/14/chartex" xmlns:mc="http://schemas.openxmlformats.org/markup-compatibility/2006" xmlns:aink="http://schemas.microsoft.com/office/drawing/2016/ink" xmlns:am3d="http://schemas.microsoft.com/office/drawing/2017/model3d" xmlns:o="urn:schemas-microsoft-com:office:office" xmlns:oel="http://schemas.microsoft.com/office/2019/extlst" xmlns:r="http://schemas.openxmlformats.org/officeDocument/2006/relationships" xmlns:m="http://schemas.openxmlformats.org/officeDocument/2006/math" xmlns:v="urn:schemas-microsoft-com:vml" xmlns:wp14="http://schemas.microsoft.com/office/word/2010/wordprocessingDrawing" xmlns:wp="http://schemas.openxmlformats.org/drawingml/2006/wordprocessingDrawing" xmlns:w10="urn:schemas-microsoft-com:office:word" xmlns:w="http://schemas.openxmlformats.org/wordprocessingml/2006/main" xmlns:w14="http://schemas.microsoft.com/office/word/2010/wordml" xmlns:w15="http://schemas.microsoft.com/office/word/2012/wordml" xmlns:w16cex="http://schemas.microsoft.com/office/word/2018/wordml/cex" xmlns:w16cid="http://schemas.microsoft.com/office/word/2016/wordml/cid" xmlns:w16="http://schemas.microsoft.com/office/word/2018/wordml" xmlns:w16du="http://schemas.microsoft.com/office/word/2023/wordml/word16du" xmlns:w16sdtdh="http://schemas.microsoft.com/office/word/2020/wordml/sdtdatahash" xmlns:w16sdtfl="http://schemas.microsoft.com/office/word/2024/wordml/sdtformatlock" xmlns:w16se="http://schemas.microsoft.com/office/word/2015/wordml/symex" xmlns:wpg="http://schemas.microsoft.com/office/word/2010/wordprocessingGroup" xmlns:wpi="http://schemas.microsoft.com/office/word/2010/wordprocessingInk" xmlns:wne="http://schemas.microsoft.com/office/word/2006/wordml" xmlns:wps="http://schemas.microsoft.com/office/word/2010/wordprocessingShape" mc:Ignorable="w14 w15 w16se w16cid w16 w16cex w16sdtdh w16sdtfl w16du wp14">
-  <w:sdt>
-    <w:sdtPr>
-      <w:id w:val="573471599"/>
-      <w:docPartObj>
-        <w:docPartGallery w:val="Page Numbers (Bottom of Page)"/>
-        <w:docPartUnique/>
-      </w:docPartObj>
-    </w:sdtPr>
-    <w:sdtEndPr>
-      <w:rPr>
-        <w:noProof/>
-      </w:rPr>
-    </w:sdtEndPr>
-    <w:sdtContent>
-      <w:p>
-        <w:pPr>
-          <w:pStyle w:val="Footer"/>
-          <w:jc w:val="center"/>
-        </w:pPr>
-        <w:r>
-          <w:fldChar w:fldCharType="begin"/>
-        </w:r>
-        <w:r>
-          <w:instrText xml:space="preserve"> PAGE   \* MERGEFORMAT </w:instrText>
-        </w:r>
-        <w:r>
-          <w:fldChar w:fldCharType="separate"/>
-        </w:r>
-        <w:r>
-          <w:rPr>
-            <w:noProof/>
-          </w:rPr>
-          <w:t>2</w:t>
-        </w:r>
-        <w:r>
-          <w:rPr>
-            <w:noProof/>
-          </w:rPr>
-          <w:fldChar w:fldCharType="end"/>
-        </w:r>
-      </w:p>
-    </w:sdtContent>
-  </w:sdt>
+  <w:p>
+    <w:pPr>
+      <w:pStyle w:val="Footer"/>
+      <w:jc w:val="center"/>
+    </w:pPr>
+  </w:p>
   <w:p>
     <w:pPr>
       <w:pStyle w:val="Footer"/>
@@ -31305,59 +32997,6 @@
 </file>
 
 <file path=word/footer3.xml><?xml version="1.0" encoding="utf-8"?>
-<w:ftr xmlns:wpc="http://schemas.microsoft.com/office/word/2010/wordprocessingCanvas" xmlns:cx="http://schemas.microsoft.com/office/drawing/2014/chartex" xmlns:cx1="http://schemas.microsoft.com/office/drawing/2015/9/8/chartex" xmlns:cx2="http://schemas.microsoft.com/office/drawing/2015/10/21/chartex" xmlns:cx3="http://schemas.microsoft.com/office/drawing/2016/5/9/chartex" xmlns:cx4="http://schemas.microsoft.com/office/drawing/2016/5/10/chartex" xmlns:cx5="http://schemas.microsoft.com/office/drawing/2016/5/11/chartex" xmlns:cx6="http://schemas.microsoft.com/office/drawing/2016/5/12/chartex" xmlns:cx7="http://schemas.microsoft.com/office/drawing/2016/5/13/chartex" xmlns:cx8="http://schemas.microsoft.com/office/drawing/2016/5/14/chartex" xmlns:mc="http://schemas.openxmlformats.org/markup-compatibility/2006" xmlns:aink="http://schemas.microsoft.com/office/drawing/2016/ink" xmlns:am3d="http://schemas.microsoft.com/office/drawing/2017/model3d" xmlns:o="urn:schemas-microsoft-com:office:office" xmlns:oel="http://schemas.microsoft.com/office/2019/extlst" xmlns:r="http://schemas.openxmlformats.org/officeDocument/2006/relationships" xmlns:m="http://schemas.openxmlformats.org/officeDocument/2006/math" xmlns:v="urn:schemas-microsoft-com:vml" xmlns:wp14="http://schemas.microsoft.com/office/word/2010/wordprocessingDrawing" xmlns:wp="http://schemas.openxmlformats.org/drawingml/2006/wordprocessingDrawing" xmlns:w10="urn:schemas-microsoft-com:office:word" xmlns:w="http://schemas.openxmlformats.org/wordprocessingml/2006/main" xmlns:w14="http://schemas.microsoft.com/office/word/2010/wordml" xmlns:w15="http://schemas.microsoft.com/office/word/2012/wordml" xmlns:w16cex="http://schemas.microsoft.com/office/word/2018/wordml/cex" xmlns:w16cid="http://schemas.microsoft.com/office/word/2016/wordml/cid" xmlns:w16="http://schemas.microsoft.com/office/word/2018/wordml" xmlns:w16du="http://schemas.microsoft.com/office/word/2023/wordml/word16du" xmlns:w16sdtdh="http://schemas.microsoft.com/office/word/2020/wordml/sdtdatahash" xmlns:w16sdtfl="http://schemas.microsoft.com/office/word/2024/wordml/sdtformatlock" xmlns:w16se="http://schemas.microsoft.com/office/word/2015/wordml/symex" xmlns:wpg="http://schemas.microsoft.com/office/word/2010/wordprocessingGroup" xmlns:wpi="http://schemas.microsoft.com/office/word/2010/wordprocessingInk" xmlns:wne="http://schemas.microsoft.com/office/word/2006/wordml" xmlns:wps="http://schemas.microsoft.com/office/word/2010/wordprocessingShape" mc:Ignorable="w14 w15 w16se w16cid w16 w16cex w16sdtdh w16sdtfl w16du wp14">
-  <w:sdt>
-    <w:sdtPr>
-      <w:id w:val="1977182988"/>
-      <w:docPartObj>
-        <w:docPartGallery w:val="Page Numbers (Bottom of Page)"/>
-        <w:docPartUnique/>
-      </w:docPartObj>
-    </w:sdtPr>
-    <w:sdtEndPr>
-      <w:rPr>
-        <w:noProof/>
-      </w:rPr>
-    </w:sdtEndPr>
-    <w:sdtContent>
-      <w:p>
-        <w:pPr>
-          <w:pStyle w:val="Footer"/>
-          <w:jc w:val="center"/>
-        </w:pPr>
-        <w:r>
-          <w:fldChar w:fldCharType="begin"/>
-        </w:r>
-        <w:r>
-          <w:instrText xml:space="preserve"> PAGE   \* MERGEFORMAT </w:instrText>
-        </w:r>
-        <w:r>
-          <w:fldChar w:fldCharType="separate"/>
-        </w:r>
-        <w:r>
-          <w:rPr>
-            <w:noProof/>
-          </w:rPr>
-          <w:t>2</w:t>
-        </w:r>
-        <w:r>
-          <w:rPr>
-            <w:noProof/>
-          </w:rPr>
-          <w:fldChar w:fldCharType="end"/>
-        </w:r>
-      </w:p>
-    </w:sdtContent>
-  </w:sdt>
-  <w:p>
-    <w:pPr>
-      <w:pStyle w:val="Footer"/>
-    </w:pPr>
-  </w:p>
-</w:ftr>
-</file>
-
-<file path=word/footer4.xml><?xml version="1.0" encoding="utf-8"?>
 <w:ftr xmlns:wpc="http://schemas.microsoft.com/office/word/2010/wordprocessingCanvas" xmlns:cx="http://schemas.microsoft.com/office/drawing/2014/chartex" xmlns:cx1="http://schemas.microsoft.com/office/drawing/2015/9/8/chartex" xmlns:cx2="http://schemas.microsoft.com/office/drawing/2015/10/21/chartex" xmlns:cx3="http://schemas.microsoft.com/office/drawing/2016/5/9/chartex" xmlns:cx4="http://schemas.microsoft.com/office/drawing/2016/5/10/chartex" xmlns:cx5="http://schemas.microsoft.com/office/drawing/2016/5/11/chartex" xmlns:cx6="http://schemas.microsoft.com/office/drawing/2016/5/12/chartex" xmlns:cx7="http://schemas.microsoft.com/office/drawing/2016/5/13/chartex" xmlns:cx8="http://schemas.microsoft.com/office/drawing/2016/5/14/chartex" xmlns:mc="http://schemas.openxmlformats.org/markup-compatibility/2006" xmlns:aink="http://schemas.microsoft.com/office/drawing/2016/ink" xmlns:am3d="http://schemas.microsoft.com/office/drawing/2017/model3d" xmlns:o="urn:schemas-microsoft-com:office:office" xmlns:oel="http://schemas.microsoft.com/office/2019/extlst" xmlns:r="http://schemas.openxmlformats.org/officeDocument/2006/relationships" xmlns:m="http://schemas.openxmlformats.org/officeDocument/2006/math" xmlns:v="urn:schemas-microsoft-com:vml" xmlns:wp14="http://schemas.microsoft.com/office/word/2010/wordprocessingDrawing" xmlns:wp="http://schemas.openxmlformats.org/drawingml/2006/wordprocessingDrawing" xmlns:w10="urn:schemas-microsoft-com:office:word" xmlns:w="http://schemas.openxmlformats.org/wordprocessingml/2006/main" xmlns:w14="http://schemas.microsoft.com/office/word/2010/wordml" xmlns:w15="http://schemas.microsoft.com/office/word/2012/wordml" xmlns:w16cex="http://schemas.microsoft.com/office/word/2018/wordml/cex" xmlns:w16cid="http://schemas.microsoft.com/office/word/2016/wordml/cid" xmlns:w16="http://schemas.microsoft.com/office/word/2018/wordml" xmlns:w16du="http://schemas.microsoft.com/office/word/2023/wordml/word16du" xmlns:w16sdtdh="http://schemas.microsoft.com/office/word/2020/wordml/sdtdatahash" xmlns:w16sdtfl="http://schemas.microsoft.com/office/word/2024/wordml/sdtformatlock" xmlns:w16se="http://schemas.microsoft.com/office/word/2015/wordml/symex" xmlns:wpg="http://schemas.microsoft.com/office/word/2010/wordprocessingGroup" xmlns:wpi="http://schemas.microsoft.com/office/word/2010/wordprocessingInk" xmlns:wne="http://schemas.microsoft.com/office/word/2006/wordml" xmlns:wps="http://schemas.microsoft.com/office/word/2010/wordprocessingShape" mc:Ignorable="w14 w15 w16se w16cid w16 w16cex w16sdtdh w16sdtfl w16du wp14">
   <w:sdt>
     <w:sdtPr>
@@ -31435,36 +33074,6 @@
 </w:footnotes>
 </file>
 
-<file path=word/header1.xml><?xml version="1.0" encoding="utf-8"?>
-<w:hdr xmlns:wpc="http://schemas.microsoft.com/office/word/2010/wordprocessingCanvas" xmlns:cx="http://schemas.microsoft.com/office/drawing/2014/chartex" xmlns:cx1="http://schemas.microsoft.com/office/drawing/2015/9/8/chartex" xmlns:cx2="http://schemas.microsoft.com/office/drawing/2015/10/21/chartex" xmlns:cx3="http://schemas.microsoft.com/office/drawing/2016/5/9/chartex" xmlns:cx4="http://schemas.microsoft.com/office/drawing/2016/5/10/chartex" xmlns:cx5="http://schemas.microsoft.com/office/drawing/2016/5/11/chartex" xmlns:cx6="http://schemas.microsoft.com/office/drawing/2016/5/12/chartex" xmlns:cx7="http://schemas.microsoft.com/office/drawing/2016/5/13/chartex" xmlns:cx8="http://schemas.microsoft.com/office/drawing/2016/5/14/chartex" xmlns:mc="http://schemas.openxmlformats.org/markup-compatibility/2006" xmlns:aink="http://schemas.microsoft.com/office/drawing/2016/ink" xmlns:am3d="http://schemas.microsoft.com/office/drawing/2017/model3d" xmlns:o="urn:schemas-microsoft-com:office:office" xmlns:oel="http://schemas.microsoft.com/office/2019/extlst" xmlns:r="http://schemas.openxmlformats.org/officeDocument/2006/relationships" xmlns:m="http://schemas.openxmlformats.org/officeDocument/2006/math" xmlns:v="urn:schemas-microsoft-com:vml" xmlns:wp14="http://schemas.microsoft.com/office/word/2010/wordprocessingDrawing" xmlns:wp="http://schemas.openxmlformats.org/drawingml/2006/wordprocessingDrawing" xmlns:w10="urn:schemas-microsoft-com:office:word" xmlns:w="http://schemas.openxmlformats.org/wordprocessingml/2006/main" xmlns:w14="http://schemas.microsoft.com/office/word/2010/wordml" xmlns:w15="http://schemas.microsoft.com/office/word/2012/wordml" xmlns:w16cex="http://schemas.microsoft.com/office/word/2018/wordml/cex" xmlns:w16cid="http://schemas.microsoft.com/office/word/2016/wordml/cid" xmlns:w16="http://schemas.microsoft.com/office/word/2018/wordml" xmlns:w16du="http://schemas.microsoft.com/office/word/2023/wordml/word16du" xmlns:w16sdtdh="http://schemas.microsoft.com/office/word/2020/wordml/sdtdatahash" xmlns:w16sdtfl="http://schemas.microsoft.com/office/word/2024/wordml/sdtformatlock" xmlns:w16se="http://schemas.microsoft.com/office/word/2015/wordml/symex" xmlns:wpg="http://schemas.microsoft.com/office/word/2010/wordprocessingGroup" xmlns:wpi="http://schemas.microsoft.com/office/word/2010/wordprocessingInk" xmlns:wne="http://schemas.microsoft.com/office/word/2006/wordml" xmlns:wps="http://schemas.microsoft.com/office/word/2010/wordprocessingShape" mc:Ignorable="w14 w15 w16se w16cid w16 w16cex w16sdtdh w16sdtfl w16du wp14">
-  <w:p>
-    <w:pPr>
-      <w:pStyle w:val="Header"/>
-    </w:pPr>
-  </w:p>
-</w:hdr>
-</file>
-
-<file path=word/header2.xml><?xml version="1.0" encoding="utf-8"?>
-<w:hdr xmlns:wpc="http://schemas.microsoft.com/office/word/2010/wordprocessingCanvas" xmlns:cx="http://schemas.microsoft.com/office/drawing/2014/chartex" xmlns:cx1="http://schemas.microsoft.com/office/drawing/2015/9/8/chartex" xmlns:cx2="http://schemas.microsoft.com/office/drawing/2015/10/21/chartex" xmlns:cx3="http://schemas.microsoft.com/office/drawing/2016/5/9/chartex" xmlns:cx4="http://schemas.microsoft.com/office/drawing/2016/5/10/chartex" xmlns:cx5="http://schemas.microsoft.com/office/drawing/2016/5/11/chartex" xmlns:cx6="http://schemas.microsoft.com/office/drawing/2016/5/12/chartex" xmlns:cx7="http://schemas.microsoft.com/office/drawing/2016/5/13/chartex" xmlns:cx8="http://schemas.microsoft.com/office/drawing/2016/5/14/chartex" xmlns:mc="http://schemas.openxmlformats.org/markup-compatibility/2006" xmlns:aink="http://schemas.microsoft.com/office/drawing/2016/ink" xmlns:am3d="http://schemas.microsoft.com/office/drawing/2017/model3d" xmlns:o="urn:schemas-microsoft-com:office:office" xmlns:oel="http://schemas.microsoft.com/office/2019/extlst" xmlns:r="http://schemas.openxmlformats.org/officeDocument/2006/relationships" xmlns:m="http://schemas.openxmlformats.org/officeDocument/2006/math" xmlns:v="urn:schemas-microsoft-com:vml" xmlns:wp14="http://schemas.microsoft.com/office/word/2010/wordprocessingDrawing" xmlns:wp="http://schemas.openxmlformats.org/drawingml/2006/wordprocessingDrawing" xmlns:w10="urn:schemas-microsoft-com:office:word" xmlns:w="http://schemas.openxmlformats.org/wordprocessingml/2006/main" xmlns:w14="http://schemas.microsoft.com/office/word/2010/wordml" xmlns:w15="http://schemas.microsoft.com/office/word/2012/wordml" xmlns:w16cex="http://schemas.microsoft.com/office/word/2018/wordml/cex" xmlns:w16cid="http://schemas.microsoft.com/office/word/2016/wordml/cid" xmlns:w16="http://schemas.microsoft.com/office/word/2018/wordml" xmlns:w16du="http://schemas.microsoft.com/office/word/2023/wordml/word16du" xmlns:w16sdtdh="http://schemas.microsoft.com/office/word/2020/wordml/sdtdatahash" xmlns:w16sdtfl="http://schemas.microsoft.com/office/word/2024/wordml/sdtformatlock" xmlns:w16se="http://schemas.microsoft.com/office/word/2015/wordml/symex" xmlns:wpg="http://schemas.microsoft.com/office/word/2010/wordprocessingGroup" xmlns:wpi="http://schemas.microsoft.com/office/word/2010/wordprocessingInk" xmlns:wne="http://schemas.microsoft.com/office/word/2006/wordml" xmlns:wps="http://schemas.microsoft.com/office/word/2010/wordprocessingShape" mc:Ignorable="w14 w15 w16se w16cid w16 w16cex w16sdtdh w16sdtfl w16du wp14">
-  <w:p>
-    <w:pPr>
-      <w:pStyle w:val="Header"/>
-    </w:pPr>
-  </w:p>
-</w:hdr>
-</file>
-
-<file path=word/header3.xml><?xml version="1.0" encoding="utf-8"?>
-<w:hdr xmlns:wpc="http://schemas.microsoft.com/office/word/2010/wordprocessingCanvas" xmlns:cx="http://schemas.microsoft.com/office/drawing/2014/chartex" xmlns:cx1="http://schemas.microsoft.com/office/drawing/2015/9/8/chartex" xmlns:cx2="http://schemas.microsoft.com/office/drawing/2015/10/21/chartex" xmlns:cx3="http://schemas.microsoft.com/office/drawing/2016/5/9/chartex" xmlns:cx4="http://schemas.microsoft.com/office/drawing/2016/5/10/chartex" xmlns:cx5="http://schemas.microsoft.com/office/drawing/2016/5/11/chartex" xmlns:cx6="http://schemas.microsoft.com/office/drawing/2016/5/12/chartex" xmlns:cx7="http://schemas.microsoft.com/office/drawing/2016/5/13/chartex" xmlns:cx8="http://schemas.microsoft.com/office/drawing/2016/5/14/chartex" xmlns:mc="http://schemas.openxmlformats.org/markup-compatibility/2006" xmlns:aink="http://schemas.microsoft.com/office/drawing/2016/ink" xmlns:am3d="http://schemas.microsoft.com/office/drawing/2017/model3d" xmlns:o="urn:schemas-microsoft-com:office:office" xmlns:oel="http://schemas.microsoft.com/office/2019/extlst" xmlns:r="http://schemas.openxmlformats.org/officeDocument/2006/relationships" xmlns:m="http://schemas.openxmlformats.org/officeDocument/2006/math" xmlns:v="urn:schemas-microsoft-com:vml" xmlns:wp14="http://schemas.microsoft.com/office/word/2010/wordprocessingDrawing" xmlns:wp="http://schemas.openxmlformats.org/drawingml/2006/wordprocessingDrawing" xmlns:w10="urn:schemas-microsoft-com:office:word" xmlns:w="http://schemas.openxmlformats.org/wordprocessingml/2006/main" xmlns:w14="http://schemas.microsoft.com/office/word/2010/wordml" xmlns:w15="http://schemas.microsoft.com/office/word/2012/wordml" xmlns:w16cex="http://schemas.microsoft.com/office/word/2018/wordml/cex" xmlns:w16cid="http://schemas.microsoft.com/office/word/2016/wordml/cid" xmlns:w16="http://schemas.microsoft.com/office/word/2018/wordml" xmlns:w16du="http://schemas.microsoft.com/office/word/2023/wordml/word16du" xmlns:w16sdtdh="http://schemas.microsoft.com/office/word/2020/wordml/sdtdatahash" xmlns:w16sdtfl="http://schemas.microsoft.com/office/word/2024/wordml/sdtformatlock" xmlns:w16se="http://schemas.microsoft.com/office/word/2015/wordml/symex" xmlns:wpg="http://schemas.microsoft.com/office/word/2010/wordprocessingGroup" xmlns:wpi="http://schemas.microsoft.com/office/word/2010/wordprocessingInk" xmlns:wne="http://schemas.microsoft.com/office/word/2006/wordml" xmlns:wps="http://schemas.microsoft.com/office/word/2010/wordprocessingShape" mc:Ignorable="w14 w15 w16se w16cid w16 w16cex w16sdtdh w16sdtfl w16du wp14">
-  <w:p>
-    <w:pPr>
-      <w:pStyle w:val="Header"/>
-    </w:pPr>
-  </w:p>
-</w:hdr>
-</file>
-
 <file path=word/numbering.xml><?xml version="1.0" encoding="utf-8"?>
 <w:numbering xmlns:wpc="http://schemas.microsoft.com/office/word/2010/wordprocessingCanvas" xmlns:cx="http://schemas.microsoft.com/office/drawing/2014/chartex" xmlns:cx1="http://schemas.microsoft.com/office/drawing/2015/9/8/chartex" xmlns:cx2="http://schemas.microsoft.com/office/drawing/2015/10/21/chartex" xmlns:cx3="http://schemas.microsoft.com/office/drawing/2016/5/9/chartex" xmlns:cx4="http://schemas.microsoft.com/office/drawing/2016/5/10/chartex" xmlns:cx5="http://schemas.microsoft.com/office/drawing/2016/5/11/chartex" xmlns:cx6="http://schemas.microsoft.com/office/drawing/2016/5/12/chartex" xmlns:cx7="http://schemas.microsoft.com/office/drawing/2016/5/13/chartex" xmlns:cx8="http://schemas.microsoft.com/office/drawing/2016/5/14/chartex" xmlns:mc="http://schemas.openxmlformats.org/markup-compatibility/2006" xmlns:aink="http://schemas.microsoft.com/office/drawing/2016/ink" xmlns:am3d="http://schemas.microsoft.com/office/drawing/2017/model3d" xmlns:o="urn:schemas-microsoft-com:office:office" xmlns:oel="http://schemas.microsoft.com/office/2019/extlst" xmlns:r="http://schemas.openxmlformats.org/officeDocument/2006/relationships" xmlns:m="http://schemas.openxmlformats.org/officeDocument/2006/math" xmlns:v="urn:schemas-microsoft-com:vml" xmlns:wp14="http://schemas.microsoft.com/office/word/2010/wordprocessingDrawing" xmlns:wp="http://schemas.openxmlformats.org/drawingml/2006/wordprocessingDrawing" xmlns:w10="urn:schemas-microsoft-com:office:word" xmlns:w="http://schemas.openxmlformats.org/wordprocessingml/2006/main" xmlns:w14="http://schemas.microsoft.com/office/word/2010/wordml" xmlns:w15="http://schemas.microsoft.com/office/word/2012/wordml" xmlns:w16cex="http://schemas.microsoft.com/office/word/2018/wordml/cex" xmlns:w16cid="http://schemas.microsoft.com/office/word/2016/wordml/cid" xmlns:w16="http://schemas.microsoft.com/office/word/2018/wordml" xmlns:w16du="http://schemas.microsoft.com/office/word/2023/wordml/word16du" xmlns:w16sdtdh="http://schemas.microsoft.com/office/word/2020/wordml/sdtdatahash" xmlns:w16sdtfl="http://schemas.microsoft.com/office/word/2024/wordml/sdtformatlock" xmlns:w16se="http://schemas.microsoft.com/office/word/2015/wordml/symex" xmlns:wpg="http://schemas.microsoft.com/office/word/2010/wordprocessingGroup" xmlns:wpi="http://schemas.microsoft.com/office/word/2010/wordprocessingInk" xmlns:wne="http://schemas.microsoft.com/office/word/2006/wordml" xmlns:wps="http://schemas.microsoft.com/office/word/2010/wordprocessingShape" mc:Ignorable="w14 w15 w16se w16cid w16 w16cex w16sdtdh w16sdtfl w16du wp14">
   <w:abstractNum w:abstractNumId="0" w15:restartNumberingAfterBreak="0">
@@ -32106,7 +33715,7 @@
         <w:rFonts w:hint="default"/>
       </w:rPr>
     </w:lvl>
-    <w:lvl w:ilvl="1" w:tplc="38090019" w:tentative="1">
+    <w:lvl w:ilvl="1" w:tplc="38090019">
       <w:start w:val="1"/>
       <w:numFmt w:val="lowerLetter"/>
       <w:lvlText w:val="%2."/>
@@ -34230,7 +35839,7 @@
       <w:lvlText w:val="%1."/>
       <w:lvlJc w:val="left"/>
       <w:pPr>
-        <w:ind w:left="1440" w:hanging="360"/>
+        <w:ind w:left="1080" w:hanging="360"/>
       </w:pPr>
       <w:rPr>
         <w:rFonts w:hint="default"/>
@@ -34242,7 +35851,7 @@
       <w:lvlText w:val="%2."/>
       <w:lvlJc w:val="left"/>
       <w:pPr>
-        <w:ind w:left="2160" w:hanging="360"/>
+        <w:ind w:left="1800" w:hanging="360"/>
       </w:pPr>
     </w:lvl>
     <w:lvl w:ilvl="2" w:tplc="3809001B" w:tentative="1">
@@ -34251,7 +35860,7 @@
       <w:lvlText w:val="%3."/>
       <w:lvlJc w:val="right"/>
       <w:pPr>
-        <w:ind w:left="2880" w:hanging="180"/>
+        <w:ind w:left="2520" w:hanging="180"/>
       </w:pPr>
     </w:lvl>
     <w:lvl w:ilvl="3" w:tplc="3809000F" w:tentative="1">
@@ -34260,7 +35869,7 @@
       <w:lvlText w:val="%4."/>
       <w:lvlJc w:val="left"/>
       <w:pPr>
-        <w:ind w:left="3600" w:hanging="360"/>
+        <w:ind w:left="3240" w:hanging="360"/>
       </w:pPr>
     </w:lvl>
     <w:lvl w:ilvl="4" w:tplc="38090019" w:tentative="1">
@@ -34269,7 +35878,7 @@
       <w:lvlText w:val="%5."/>
       <w:lvlJc w:val="left"/>
       <w:pPr>
-        <w:ind w:left="4320" w:hanging="360"/>
+        <w:ind w:left="3960" w:hanging="360"/>
       </w:pPr>
     </w:lvl>
     <w:lvl w:ilvl="5" w:tplc="3809001B" w:tentative="1">
@@ -34278,7 +35887,7 @@
       <w:lvlText w:val="%6."/>
       <w:lvlJc w:val="right"/>
       <w:pPr>
-        <w:ind w:left="5040" w:hanging="180"/>
+        <w:ind w:left="4680" w:hanging="180"/>
       </w:pPr>
     </w:lvl>
     <w:lvl w:ilvl="6" w:tplc="3809000F" w:tentative="1">
@@ -34287,7 +35896,7 @@
       <w:lvlText w:val="%7."/>
       <w:lvlJc w:val="left"/>
       <w:pPr>
-        <w:ind w:left="5760" w:hanging="360"/>
+        <w:ind w:left="5400" w:hanging="360"/>
       </w:pPr>
     </w:lvl>
     <w:lvl w:ilvl="7" w:tplc="38090019" w:tentative="1">
@@ -34296,7 +35905,7 @@
       <w:lvlText w:val="%8."/>
       <w:lvlJc w:val="left"/>
       <w:pPr>
-        <w:ind w:left="6480" w:hanging="360"/>
+        <w:ind w:left="6120" w:hanging="360"/>
       </w:pPr>
     </w:lvl>
     <w:lvl w:ilvl="8" w:tplc="3809001B" w:tentative="1">
@@ -34305,7 +35914,7 @@
       <w:lvlText w:val="%9."/>
       <w:lvlJc w:val="right"/>
       <w:pPr>
-        <w:ind w:left="7200" w:hanging="180"/>
+        <w:ind w:left="6840" w:hanging="180"/>
       </w:pPr>
     </w:lvl>
   </w:abstractNum>
